--- a/Projet sécurisation des données sur une API vulnérable.docx
+++ b/Projet sécurisation des données sur une API vulnérable.docx
@@ -763,8 +763,6 @@
           <w:b/>
           <w:bCs/>
           <w:color w:val="auto"/>
-          <w:sz w:val="26"/>
-          <w:szCs w:val="26"/>
         </w:rPr>
       </w:pPr>
       <w:r>
@@ -773,8 +771,6 @@
           <w:b/>
           <w:bCs/>
           <w:color w:val="auto"/>
-          <w:sz w:val="26"/>
-          <w:szCs w:val="26"/>
         </w:rPr>
         <w:t xml:space="preserve"> </w:t>
       </w:r>
@@ -784,8 +780,6 @@
           <w:b/>
           <w:bCs/>
           <w:color w:val="auto"/>
-          <w:sz w:val="26"/>
-          <w:szCs w:val="26"/>
         </w:rPr>
         <w:t>Contexte</w:t>
       </w:r>
@@ -795,8 +789,6 @@
           <w:b/>
           <w:bCs/>
           <w:color w:val="auto"/>
-          <w:sz w:val="26"/>
-          <w:szCs w:val="26"/>
         </w:rPr>
         <w:tab/>
       </w:r>
@@ -806,8 +798,6 @@
           <w:b/>
           <w:bCs/>
           <w:color w:val="auto"/>
-          <w:sz w:val="26"/>
-          <w:szCs w:val="26"/>
         </w:rPr>
         <w:tab/>
       </w:r>
@@ -1274,7 +1264,7 @@
           <w:bCs/>
           <w:color w:val="auto"/>
         </w:rPr>
-        <w:t xml:space="preserve">2.1 </w:t>
+        <w:t xml:space="preserve">2.1 Schéma de </w:t>
       </w:r>
       <w:r>
         <w:rPr>
@@ -1283,7 +1273,7 @@
           <w:bCs/>
           <w:color w:val="auto"/>
         </w:rPr>
-        <w:t xml:space="preserve">Schéma de </w:t>
+        <w:t xml:space="preserve">la </w:t>
       </w:r>
       <w:r>
         <w:rPr>
@@ -1292,161 +1282,161 @@
           <w:bCs/>
           <w:color w:val="auto"/>
         </w:rPr>
-        <w:t xml:space="preserve">la </w:t>
-      </w:r>
-      <w:r>
+        <w:t>base de données</w:t>
+      </w:r>
+    </w:p>
+    <w:p/>
+    <w:p>
+      <w:pPr>
+        <w:pStyle w:val="Corpsdetexte"/>
+        <w:rPr>
+          <w:rFonts w:ascii="Aptos" w:hAnsi="Aptos"/>
+        </w:rPr>
+      </w:pPr>
+      <w:r>
+        <w:rPr>
+          <w:rFonts w:ascii="Aptos" w:hAnsi="Aptos"/>
+        </w:rPr>
+        <w:t>La base de données nommée ‘</w:t>
+      </w:r>
+      <w:proofErr w:type="spellStart"/>
+      <w:r>
+        <w:rPr>
+          <w:rFonts w:ascii="Aptos" w:hAnsi="Aptos"/>
+        </w:rPr>
+        <w:t>bankingtraining</w:t>
+      </w:r>
+      <w:proofErr w:type="spellEnd"/>
+      <w:r>
+        <w:rPr>
+          <w:rFonts w:ascii="Aptos" w:hAnsi="Aptos"/>
+        </w:rPr>
+        <w:t>’ contient 3 tables et suit le schéma étoile avec 2 tables de tables de dimensions et 1 table de faits, ‘</w:t>
+      </w:r>
+      <w:proofErr w:type="spellStart"/>
+      <w:r>
+        <w:rPr>
+          <w:rFonts w:ascii="Aptos" w:hAnsi="Aptos"/>
+        </w:rPr>
+        <w:t>dim_user</w:t>
+      </w:r>
+      <w:proofErr w:type="spellEnd"/>
+      <w:r>
+        <w:rPr>
+          <w:rFonts w:ascii="Aptos" w:hAnsi="Aptos"/>
+        </w:rPr>
+        <w:t>’ pour gérer les différents comptes utilisateurs</w:t>
+      </w:r>
+      <w:r>
+        <w:rPr>
+          <w:rFonts w:ascii="Aptos" w:hAnsi="Aptos"/>
+        </w:rPr>
+        <w:t xml:space="preserve"> (des rôles ont été définis, tel que utilisateur, </w:t>
+      </w:r>
+      <w:proofErr w:type="spellStart"/>
+      <w:r>
+        <w:rPr>
+          <w:rFonts w:ascii="Aptos" w:hAnsi="Aptos"/>
+        </w:rPr>
+        <w:t>analyst</w:t>
+      </w:r>
+      <w:proofErr w:type="spellEnd"/>
+      <w:r>
+        <w:rPr>
+          <w:rFonts w:ascii="Aptos" w:hAnsi="Aptos"/>
+        </w:rPr>
+        <w:t xml:space="preserve"> ou encore admin)</w:t>
+      </w:r>
+      <w:r>
+        <w:rPr>
+          <w:rFonts w:ascii="Aptos" w:hAnsi="Aptos"/>
+        </w:rPr>
+        <w:t>, ‘</w:t>
+      </w:r>
+      <w:proofErr w:type="spellStart"/>
+      <w:r>
+        <w:rPr>
+          <w:rFonts w:ascii="Aptos" w:hAnsi="Aptos"/>
+        </w:rPr>
+        <w:t>dim_account</w:t>
+      </w:r>
+      <w:proofErr w:type="spellEnd"/>
+      <w:r>
+        <w:rPr>
+          <w:rFonts w:ascii="Aptos" w:hAnsi="Aptos"/>
+        </w:rPr>
+        <w:t>’ pour gérer les différents comptes bancaire (épargne, business etc.) et la table ‘</w:t>
+      </w:r>
+      <w:proofErr w:type="spellStart"/>
+      <w:r>
+        <w:rPr>
+          <w:rFonts w:ascii="Aptos" w:hAnsi="Aptos"/>
+        </w:rPr>
+        <w:t>fact_transactions</w:t>
+      </w:r>
+      <w:proofErr w:type="spellEnd"/>
+      <w:r>
+        <w:rPr>
+          <w:rFonts w:ascii="Aptos" w:hAnsi="Aptos"/>
+        </w:rPr>
+        <w:t xml:space="preserve">’ qui </w:t>
+      </w:r>
+      <w:r>
+        <w:rPr>
+          <w:rFonts w:ascii="Aptos" w:hAnsi="Aptos"/>
+        </w:rPr>
+        <w:t>a pour clé étrangère les clés primaires des tables précédentes et qui regroupe les différentes transactions bancaires.</w:t>
+      </w:r>
+    </w:p>
+    <w:p>
+      <w:pPr>
+        <w:pStyle w:val="Corpsdetexte"/>
+        <w:ind w:left="0"/>
+      </w:pPr>
+    </w:p>
+    <w:p>
+      <w:pPr>
+        <w:pStyle w:val="Corpsdetexte"/>
+        <w:ind w:left="0"/>
+      </w:pPr>
+    </w:p>
+    <w:p>
+      <w:pPr>
+        <w:pStyle w:val="Corpsdetexte"/>
+        <w:ind w:left="0"/>
+      </w:pPr>
+    </w:p>
+    <w:p>
+      <w:pPr>
+        <w:pStyle w:val="Corpsdetexte"/>
+        <w:ind w:left="0"/>
+      </w:pPr>
+    </w:p>
+    <w:p>
+      <w:pPr>
+        <w:pStyle w:val="Corpsdetexte"/>
+        <w:ind w:left="0"/>
+      </w:pPr>
+    </w:p>
+    <w:p>
+      <w:pPr>
+        <w:pStyle w:val="Titre3"/>
         <w:rPr>
           <w:rFonts w:ascii="Aptos Display" w:hAnsi="Aptos Display"/>
           <w:b/>
           <w:bCs/>
           <w:color w:val="auto"/>
         </w:rPr>
-        <w:t>base de données</w:t>
-      </w:r>
-    </w:p>
-    <w:p/>
-    <w:p>
-      <w:pPr>
-        <w:pStyle w:val="Corpsdetexte"/>
-        <w:rPr>
-          <w:rFonts w:ascii="Aptos" w:hAnsi="Aptos"/>
-        </w:rPr>
-      </w:pPr>
-      <w:r>
-        <w:rPr>
-          <w:rFonts w:ascii="Aptos" w:hAnsi="Aptos"/>
-        </w:rPr>
-        <w:t>La base de données nommée ‘</w:t>
-      </w:r>
-      <w:proofErr w:type="spellStart"/>
-      <w:r>
-        <w:rPr>
-          <w:rFonts w:ascii="Aptos" w:hAnsi="Aptos"/>
-        </w:rPr>
-        <w:t>bankingtraining</w:t>
-      </w:r>
-      <w:proofErr w:type="spellEnd"/>
-      <w:r>
-        <w:rPr>
-          <w:rFonts w:ascii="Aptos" w:hAnsi="Aptos"/>
-        </w:rPr>
-        <w:t>’ contient 3 tables et suit le schéma étoile avec 2 tables de tables de dimensions et 1 table de faits, ‘</w:t>
-      </w:r>
-      <w:proofErr w:type="spellStart"/>
-      <w:r>
-        <w:rPr>
-          <w:rFonts w:ascii="Aptos" w:hAnsi="Aptos"/>
-        </w:rPr>
-        <w:t>dim_user</w:t>
-      </w:r>
-      <w:proofErr w:type="spellEnd"/>
-      <w:r>
-        <w:rPr>
-          <w:rFonts w:ascii="Aptos" w:hAnsi="Aptos"/>
-        </w:rPr>
-        <w:t>’ pour gérer les différents comptes utilisateurs</w:t>
-      </w:r>
-      <w:r>
-        <w:rPr>
-          <w:rFonts w:ascii="Aptos" w:hAnsi="Aptos"/>
-        </w:rPr>
-        <w:t xml:space="preserve"> (des rôles ont été définis, tel que utilisateur, </w:t>
-      </w:r>
-      <w:proofErr w:type="spellStart"/>
-      <w:r>
-        <w:rPr>
-          <w:rFonts w:ascii="Aptos" w:hAnsi="Aptos"/>
-        </w:rPr>
-        <w:t>analyst</w:t>
-      </w:r>
-      <w:proofErr w:type="spellEnd"/>
-      <w:r>
-        <w:rPr>
-          <w:rFonts w:ascii="Aptos" w:hAnsi="Aptos"/>
-        </w:rPr>
-        <w:t xml:space="preserve"> ou encore admin)</w:t>
-      </w:r>
-      <w:r>
-        <w:rPr>
-          <w:rFonts w:ascii="Aptos" w:hAnsi="Aptos"/>
-        </w:rPr>
-        <w:t>, ‘</w:t>
-      </w:r>
-      <w:proofErr w:type="spellStart"/>
-      <w:r>
-        <w:rPr>
-          <w:rFonts w:ascii="Aptos" w:hAnsi="Aptos"/>
-        </w:rPr>
-        <w:t>dim_account</w:t>
-      </w:r>
-      <w:proofErr w:type="spellEnd"/>
-      <w:r>
-        <w:rPr>
-          <w:rFonts w:ascii="Aptos" w:hAnsi="Aptos"/>
-        </w:rPr>
-        <w:t>’ pour gérer les différents comptes bancaire (épargne, business etc.) et la table ‘</w:t>
-      </w:r>
-      <w:proofErr w:type="spellStart"/>
-      <w:r>
-        <w:rPr>
-          <w:rFonts w:ascii="Aptos" w:hAnsi="Aptos"/>
-        </w:rPr>
-        <w:t>fact_transactions</w:t>
-      </w:r>
-      <w:proofErr w:type="spellEnd"/>
-      <w:r>
-        <w:rPr>
-          <w:rFonts w:ascii="Aptos" w:hAnsi="Aptos"/>
-        </w:rPr>
-        <w:t xml:space="preserve">’ qui </w:t>
-      </w:r>
-      <w:r>
-        <w:rPr>
-          <w:rFonts w:ascii="Aptos" w:hAnsi="Aptos"/>
-        </w:rPr>
-        <w:t>a pour clé étrangère les clés primaires des tables précédentes et qui regroupe les différentes transactions bancaires.</w:t>
-      </w:r>
-    </w:p>
-    <w:p>
-      <w:pPr>
-        <w:pStyle w:val="Corpsdetexte"/>
-        <w:ind w:left="0"/>
-      </w:pPr>
-    </w:p>
-    <w:p>
-      <w:pPr>
-        <w:pStyle w:val="Corpsdetexte"/>
-        <w:ind w:left="0"/>
-      </w:pPr>
-    </w:p>
-    <w:p>
-      <w:pPr>
-        <w:pStyle w:val="Corpsdetexte"/>
-        <w:ind w:left="0"/>
-      </w:pPr>
-    </w:p>
-    <w:p>
-      <w:pPr>
-        <w:pStyle w:val="Corpsdetexte"/>
-        <w:ind w:left="0"/>
-      </w:pPr>
-    </w:p>
-    <w:p>
-      <w:pPr>
-        <w:pStyle w:val="Corpsdetexte"/>
-        <w:ind w:left="0"/>
-      </w:pPr>
-    </w:p>
-    <w:p>
-      <w:pPr>
-        <w:pStyle w:val="Titre3"/>
+      </w:pPr>
+      <w:r>
         <w:rPr>
           <w:rFonts w:ascii="Aptos Display" w:hAnsi="Aptos Display"/>
           <w:b/>
           <w:bCs/>
           <w:color w:val="auto"/>
         </w:rPr>
-      </w:pPr>
+        <w:t>2.</w:t>
+      </w:r>
       <w:r>
         <w:rPr>
           <w:rFonts w:ascii="Aptos Display" w:hAnsi="Aptos Display"/>
@@ -1454,7 +1444,7 @@
           <w:bCs/>
           <w:color w:val="auto"/>
         </w:rPr>
-        <w:t>2.</w:t>
+        <w:t>2</w:t>
       </w:r>
       <w:r>
         <w:rPr>
@@ -1463,7 +1453,7 @@
           <w:bCs/>
           <w:color w:val="auto"/>
         </w:rPr>
-        <w:t>2</w:t>
+        <w:t xml:space="preserve"> </w:t>
       </w:r>
       <w:r>
         <w:rPr>
@@ -1472,15 +1462,6 @@
           <w:bCs/>
           <w:color w:val="auto"/>
         </w:rPr>
-        <w:t xml:space="preserve"> </w:t>
-      </w:r>
-      <w:r>
-        <w:rPr>
-          <w:rFonts w:ascii="Aptos Display" w:hAnsi="Aptos Display"/>
-          <w:b/>
-          <w:bCs/>
-          <w:color w:val="auto"/>
-        </w:rPr>
         <w:t>Contraintes de la base de données</w:t>
       </w:r>
     </w:p>
@@ -1497,6 +1478,13 @@
         </w:rPr>
         <w:t xml:space="preserve">Les différentes clés primaires et étrangères ont pour contraintes d’être des champs non nuls et des identifiants uniques. </w:t>
       </w:r>
+    </w:p>
+    <w:p>
+      <w:pPr>
+        <w:rPr>
+          <w:rFonts w:ascii="Aptos" w:hAnsi="Aptos"/>
+        </w:rPr>
+      </w:pPr>
     </w:p>
     <w:p>
       <w:pPr>
@@ -1568,17 +1556,17 @@
     <w:p>
       <w:pPr>
         <w:rPr>
+          <w:rFonts w:ascii="Aptos" w:hAnsi="Aptos"/>
+        </w:rPr>
+      </w:pPr>
+    </w:p>
+    <w:p>
+      <w:r>
+        <w:rPr>
           <w:noProof/>
         </w:rPr>
-      </w:pPr>
-    </w:p>
-    <w:p>
-      <w:r>
-        <w:rPr>
-          <w:noProof/>
-        </w:rPr>
         <w:drawing>
-          <wp:inline distT="0" distB="0" distL="0" distR="0" wp14:anchorId="59740DCD" wp14:editId="13E64159">
+          <wp:inline distT="0" distB="0" distL="0" distR="0" wp14:anchorId="59740DCD" wp14:editId="090E9367">
             <wp:extent cx="6213475" cy="2757805"/>
             <wp:effectExtent l="0" t="0" r="0" b="4445"/>
             <wp:docPr id="1420811041" name="Image 1"/>
@@ -1624,12 +1612,6 @@
       <w:pPr>
         <w:pStyle w:val="Corpsdetexte"/>
         <w:ind w:left="0"/>
-      </w:pPr>
-    </w:p>
-    <w:p>
-      <w:pPr>
-        <w:pStyle w:val="Corpsdetexte"/>
-        <w:ind w:left="0"/>
         <w:sectPr>
           <w:footerReference w:type="default" r:id="rId9"/>
           <w:type w:val="continuous"/>
@@ -1644,7 +1626,7 @@
           <w:noProof/>
         </w:rPr>
         <w:drawing>
-          <wp:inline distT="0" distB="0" distL="0" distR="0" wp14:anchorId="06D92DCA" wp14:editId="5FFCF512">
+          <wp:inline distT="0" distB="0" distL="0" distR="0" wp14:anchorId="06D92DCA" wp14:editId="21A66F75">
             <wp:extent cx="6213475" cy="2589530"/>
             <wp:effectExtent l="0" t="0" r="0" b="1270"/>
             <wp:docPr id="1440890705" name="Image 3"/>
@@ -1726,6 +1708,7 @@
       <w:pPr>
         <w:pStyle w:val="Titre3"/>
         <w:rPr>
+          <w:rFonts w:ascii="Aptos Display" w:hAnsi="Aptos Display"/>
           <w:b/>
           <w:bCs/>
           <w:color w:val="auto"/>
@@ -1733,6 +1716,7 @@
       </w:pPr>
       <w:r>
         <w:rPr>
+          <w:rFonts w:ascii="Aptos Display" w:hAnsi="Aptos Display"/>
           <w:b/>
           <w:bCs/>
           <w:color w:val="auto"/>
@@ -2590,14 +2574,7 @@
           <w:rFonts w:ascii="Aptos" w:hAnsi="Aptos"/>
           <w:sz w:val="24"/>
         </w:rPr>
-        <w:t xml:space="preserve">Mots de passe : </w:t>
-      </w:r>
-      <w:r>
-        <w:rPr>
-          <w:rFonts w:ascii="Aptos" w:hAnsi="Aptos"/>
-          <w:sz w:val="24"/>
-        </w:rPr>
-        <w:t>stockés et lus tels quels dans la colonne `</w:t>
+        <w:t>Mots de passe : stockés et lus tels quels dans la colonne `</w:t>
       </w:r>
       <w:proofErr w:type="spellStart"/>
       <w:r>
@@ -2633,28 +2610,12 @@
           <w:sz w:val="24"/>
         </w:rPr>
       </w:pPr>
-      <w:proofErr w:type="gramStart"/>
-      <w:r>
-        <w:rPr>
-          <w:rFonts w:ascii="Aptos" w:hAnsi="Aptos"/>
-          <w:sz w:val="24"/>
-        </w:rPr>
-        <w:t>http</w:t>
-      </w:r>
-      <w:proofErr w:type="gramEnd"/>
-      <w:r>
-        <w:rPr>
-          <w:rFonts w:ascii="Aptos" w:hAnsi="Aptos"/>
-          <w:sz w:val="24"/>
-        </w:rPr>
-        <w:t xml:space="preserve"> : </w:t>
-      </w:r>
-      <w:r>
-        <w:rPr>
-          <w:rFonts w:ascii="Aptos" w:hAnsi="Aptos"/>
-          <w:sz w:val="24"/>
-        </w:rPr>
-        <w:t>pas de HTTPS ; trafic et identifiants transitent en clair.</w:t>
+      <w:r>
+        <w:rPr>
+          <w:rFonts w:ascii="Aptos" w:hAnsi="Aptos"/>
+          <w:sz w:val="24"/>
+        </w:rPr>
+        <w:t>http : pas de HTTPS ; trafic et identifiants transitent en clair.</w:t>
       </w:r>
     </w:p>
     <w:p>
@@ -2755,21 +2716,12 @@
         <w:t>accès au tableau de bord d’un autre utilisateur via `</w:t>
       </w:r>
       <w:proofErr w:type="spellStart"/>
-      <w:proofErr w:type="gramStart"/>
-      <w:r>
-        <w:rPr>
-          <w:rFonts w:ascii="Aptos" w:hAnsi="Aptos"/>
-          <w:sz w:val="24"/>
-        </w:rPr>
-        <w:t>dashboard.php?</w:t>
-      </w:r>
-      <w:proofErr w:type="gramEnd"/>
-      <w:r>
-        <w:rPr>
-          <w:rFonts w:ascii="Aptos" w:hAnsi="Aptos"/>
-          <w:sz w:val="24"/>
-        </w:rPr>
-        <w:t>user_id</w:t>
+      <w:r>
+        <w:rPr>
+          <w:rFonts w:ascii="Aptos" w:hAnsi="Aptos"/>
+          <w:sz w:val="24"/>
+        </w:rPr>
+        <w:t>dashboard.php?user_id</w:t>
       </w:r>
       <w:proofErr w:type="spellEnd"/>
       <w:r>
@@ -2872,24 +2824,9 @@
     </w:p>
     <w:p>
       <w:pPr>
-        <w:spacing w:line="292" w:lineRule="auto"/>
-        <w:rPr>
-          <w:sz w:val="24"/>
-        </w:rPr>
-      </w:pPr>
-    </w:p>
-    <w:p>
-      <w:pPr>
-        <w:spacing w:line="292" w:lineRule="auto"/>
-        <w:rPr>
-          <w:sz w:val="24"/>
-        </w:rPr>
-      </w:pPr>
-    </w:p>
-    <w:p>
-      <w:pPr>
         <w:pStyle w:val="Titre3"/>
         <w:rPr>
+          <w:rFonts w:ascii="Aptos Display" w:hAnsi="Aptos Display"/>
           <w:b/>
           <w:bCs/>
           <w:color w:val="auto"/>
@@ -2897,575 +2834,579 @@
       </w:pPr>
       <w:r>
         <w:rPr>
+          <w:rFonts w:ascii="Aptos Display" w:hAnsi="Aptos Display"/>
           <w:b/>
           <w:bCs/>
           <w:color w:val="auto"/>
         </w:rPr>
-        <w:t>3.</w:t>
-      </w:r>
-      <w:r>
-        <w:rPr>
+        <w:lastRenderedPageBreak/>
+        <w:t>3.2 Identification et exploitations des injections SQL</w:t>
+      </w:r>
+    </w:p>
+    <w:p/>
+    <w:p>
+      <w:pPr>
+        <w:spacing w:line="292" w:lineRule="auto"/>
+        <w:rPr>
+          <w:rFonts w:ascii="Aptos" w:hAnsi="Aptos"/>
+          <w:sz w:val="24"/>
+        </w:rPr>
+      </w:pPr>
+      <w:r>
+        <w:rPr>
+          <w:rFonts w:ascii="Aptos" w:hAnsi="Aptos"/>
+          <w:sz w:val="24"/>
+        </w:rPr>
+        <w:t>Les</w:t>
+      </w:r>
+      <w:r>
+        <w:rPr>
+          <w:rFonts w:ascii="Aptos" w:hAnsi="Aptos"/>
+          <w:sz w:val="24"/>
+        </w:rPr>
+        <w:t xml:space="preserve"> </w:t>
+      </w:r>
+      <w:r>
+        <w:rPr>
+          <w:rFonts w:ascii="Aptos" w:hAnsi="Aptos"/>
+          <w:sz w:val="24"/>
+        </w:rPr>
+        <w:t>champs identifiant et mot de passe utilisés dans une requête du type  </w:t>
+      </w:r>
+    </w:p>
+    <w:p>
+      <w:pPr>
+        <w:spacing w:line="292" w:lineRule="auto"/>
+        <w:rPr>
+          <w:rFonts w:ascii="Aptos" w:hAnsi="Aptos"/>
+          <w:sz w:val="24"/>
+        </w:rPr>
+      </w:pPr>
+      <w:r>
+        <w:rPr>
+          <w:rFonts w:ascii="Aptos" w:hAnsi="Aptos"/>
+          <w:sz w:val="24"/>
+        </w:rPr>
+        <w:t xml:space="preserve">  </w:t>
+      </w:r>
+      <w:r>
+        <w:rPr>
+          <w:rFonts w:ascii="Aptos" w:hAnsi="Aptos"/>
+          <w:sz w:val="24"/>
+          <w:lang w:val="en-US"/>
+        </w:rPr>
+        <w:t xml:space="preserve">`SELECT * FROM users WHERE username = '...' </w:t>
+      </w:r>
+      <w:r>
+        <w:rPr>
+          <w:rFonts w:ascii="Aptos" w:hAnsi="Aptos"/>
+          <w:sz w:val="24"/>
+        </w:rPr>
+        <w:t xml:space="preserve">AND </w:t>
+      </w:r>
+      <w:proofErr w:type="spellStart"/>
+      <w:r>
+        <w:rPr>
+          <w:rFonts w:ascii="Aptos" w:hAnsi="Aptos"/>
+          <w:sz w:val="24"/>
+        </w:rPr>
+        <w:t>password</w:t>
+      </w:r>
+      <w:proofErr w:type="spellEnd"/>
+      <w:r>
+        <w:rPr>
+          <w:rFonts w:ascii="Aptos" w:hAnsi="Aptos"/>
+          <w:sz w:val="24"/>
+        </w:rPr>
+        <w:t xml:space="preserve"> = '...'`.</w:t>
+      </w:r>
+    </w:p>
+    <w:p>
+      <w:pPr>
+        <w:spacing w:line="292" w:lineRule="auto"/>
+        <w:rPr>
+          <w:rFonts w:ascii="Aptos" w:hAnsi="Aptos"/>
+          <w:sz w:val="24"/>
+        </w:rPr>
+      </w:pPr>
+      <w:r>
+        <w:rPr>
+          <w:rFonts w:ascii="Aptos" w:hAnsi="Aptos"/>
+          <w:sz w:val="24"/>
+        </w:rPr>
+        <w:t>Par conséquent cela permet p</w:t>
+      </w:r>
+      <w:r>
+        <w:rPr>
+          <w:rFonts w:ascii="Aptos" w:hAnsi="Aptos"/>
+          <w:sz w:val="24"/>
+        </w:rPr>
+        <w:t>lusieurs scénarios.</w:t>
+      </w:r>
+    </w:p>
+    <w:p>
+      <w:pPr>
+        <w:spacing w:line="292" w:lineRule="auto"/>
+        <w:rPr>
+          <w:rFonts w:ascii="Aptos" w:hAnsi="Aptos"/>
+          <w:sz w:val="24"/>
+        </w:rPr>
+      </w:pPr>
+    </w:p>
+    <w:p>
+      <w:pPr>
+        <w:spacing w:line="292" w:lineRule="auto"/>
+        <w:rPr>
+          <w:rFonts w:ascii="Aptos" w:hAnsi="Aptos"/>
+          <w:sz w:val="24"/>
+        </w:rPr>
+      </w:pPr>
+      <w:r>
+        <w:rPr>
+          <w:rFonts w:ascii="Aptos" w:hAnsi="Aptos"/>
+          <w:sz w:val="24"/>
+        </w:rPr>
+        <w:t>1. Contournement d’authentification</w:t>
+      </w:r>
+    </w:p>
+    <w:p>
+      <w:pPr>
+        <w:spacing w:line="292" w:lineRule="auto"/>
+        <w:rPr>
+          <w:rFonts w:ascii="Aptos" w:hAnsi="Aptos"/>
+          <w:sz w:val="24"/>
+        </w:rPr>
+      </w:pPr>
+      <w:r>
+        <w:rPr>
+          <w:rFonts w:ascii="Aptos" w:hAnsi="Aptos"/>
+          <w:sz w:val="24"/>
+        </w:rPr>
+        <w:t>   - Identifiant `</w:t>
+      </w:r>
+      <w:proofErr w:type="spellStart"/>
+      <w:r>
+        <w:rPr>
+          <w:rFonts w:ascii="Aptos" w:hAnsi="Aptos"/>
+          <w:sz w:val="24"/>
+        </w:rPr>
+        <w:t>alice</w:t>
+      </w:r>
+      <w:proofErr w:type="spellEnd"/>
+      <w:r>
+        <w:rPr>
+          <w:rFonts w:ascii="Aptos" w:hAnsi="Aptos"/>
+          <w:sz w:val="24"/>
+        </w:rPr>
+        <w:t xml:space="preserve">'#`, mot de passe quelconque : le `#` commente le reste de la requête, qui devient `WHERE </w:t>
+      </w:r>
+      <w:proofErr w:type="spellStart"/>
+      <w:r>
+        <w:rPr>
+          <w:rFonts w:ascii="Aptos" w:hAnsi="Aptos"/>
+          <w:sz w:val="24"/>
+        </w:rPr>
+        <w:t>username</w:t>
+      </w:r>
+      <w:proofErr w:type="spellEnd"/>
+      <w:r>
+        <w:rPr>
+          <w:rFonts w:ascii="Aptos" w:hAnsi="Aptos"/>
+          <w:sz w:val="24"/>
+        </w:rPr>
+        <w:t xml:space="preserve"> = '</w:t>
+      </w:r>
+      <w:proofErr w:type="spellStart"/>
+      <w:r>
+        <w:rPr>
+          <w:rFonts w:ascii="Aptos" w:hAnsi="Aptos"/>
+          <w:sz w:val="24"/>
+        </w:rPr>
+        <w:t>alice</w:t>
+      </w:r>
+      <w:proofErr w:type="spellEnd"/>
+      <w:r>
+        <w:rPr>
+          <w:rFonts w:ascii="Aptos" w:hAnsi="Aptos"/>
+          <w:sz w:val="24"/>
+        </w:rPr>
+        <w:t xml:space="preserve">'` → une seule ligne renvoyée → connexion en tant </w:t>
+      </w:r>
+      <w:proofErr w:type="spellStart"/>
+      <w:r>
+        <w:rPr>
+          <w:rFonts w:ascii="Aptos" w:hAnsi="Aptos"/>
+          <w:sz w:val="24"/>
+        </w:rPr>
+        <w:t>qu’alice</w:t>
+      </w:r>
+      <w:proofErr w:type="spellEnd"/>
+      <w:r>
+        <w:rPr>
+          <w:rFonts w:ascii="Aptos" w:hAnsi="Aptos"/>
+          <w:sz w:val="24"/>
+        </w:rPr>
+        <w:t>.  </w:t>
+      </w:r>
+    </w:p>
+    <w:p>
+      <w:pPr>
+        <w:spacing w:line="292" w:lineRule="auto"/>
+        <w:rPr>
+          <w:rFonts w:ascii="Aptos" w:hAnsi="Aptos"/>
+          <w:sz w:val="24"/>
+        </w:rPr>
+      </w:pPr>
+      <w:r>
+        <w:rPr>
+          <w:rFonts w:ascii="Aptos" w:hAnsi="Aptos"/>
+          <w:sz w:val="24"/>
+        </w:rPr>
+        <w:t xml:space="preserve">   - Variante : mot de passe `' OR </w:t>
+      </w:r>
+      <w:proofErr w:type="spellStart"/>
+      <w:r>
+        <w:rPr>
+          <w:rFonts w:ascii="Aptos" w:hAnsi="Aptos"/>
+          <w:sz w:val="24"/>
+        </w:rPr>
+        <w:t>username</w:t>
+      </w:r>
+      <w:proofErr w:type="spellEnd"/>
+      <w:r>
+        <w:rPr>
+          <w:rFonts w:ascii="Aptos" w:hAnsi="Aptos"/>
+          <w:sz w:val="24"/>
+        </w:rPr>
+        <w:t>='</w:t>
+      </w:r>
+      <w:proofErr w:type="spellStart"/>
+      <w:r>
+        <w:rPr>
+          <w:rFonts w:ascii="Aptos" w:hAnsi="Aptos"/>
+          <w:sz w:val="24"/>
+        </w:rPr>
+        <w:t>alice</w:t>
+      </w:r>
+      <w:proofErr w:type="spellEnd"/>
+      <w:r>
+        <w:rPr>
+          <w:rFonts w:ascii="Aptos" w:hAnsi="Aptos"/>
+          <w:sz w:val="24"/>
+        </w:rPr>
+        <w:t xml:space="preserve">' AND '1'='1` pour restreindre à la ligne </w:t>
+      </w:r>
+      <w:proofErr w:type="spellStart"/>
+      <w:r>
+        <w:rPr>
+          <w:rFonts w:ascii="Aptos" w:hAnsi="Aptos"/>
+          <w:sz w:val="24"/>
+        </w:rPr>
+        <w:t>d’alice</w:t>
+      </w:r>
+      <w:proofErr w:type="spellEnd"/>
+      <w:r>
+        <w:rPr>
+          <w:rFonts w:ascii="Aptos" w:hAnsi="Aptos"/>
+          <w:sz w:val="24"/>
+        </w:rPr>
+        <w:t>.</w:t>
+      </w:r>
+    </w:p>
+    <w:p>
+      <w:pPr>
+        <w:spacing w:line="292" w:lineRule="auto"/>
+        <w:rPr>
+          <w:rFonts w:ascii="Aptos" w:hAnsi="Aptos"/>
+          <w:sz w:val="24"/>
+        </w:rPr>
+      </w:pPr>
+    </w:p>
+    <w:p>
+      <w:pPr>
+        <w:spacing w:line="292" w:lineRule="auto"/>
+        <w:rPr>
+          <w:rFonts w:ascii="Aptos" w:hAnsi="Aptos"/>
+          <w:sz w:val="24"/>
+        </w:rPr>
+      </w:pPr>
+      <w:r>
+        <w:rPr>
+          <w:rFonts w:ascii="Aptos" w:hAnsi="Aptos"/>
+          <w:sz w:val="24"/>
+        </w:rPr>
+        <w:t>2. Accès aux données d’autres utilisateurs </w:t>
+      </w:r>
+    </w:p>
+    <w:p>
+      <w:pPr>
+        <w:spacing w:line="292" w:lineRule="auto"/>
+        <w:rPr>
+          <w:rFonts w:ascii="Aptos" w:hAnsi="Aptos"/>
+          <w:sz w:val="24"/>
+        </w:rPr>
+      </w:pPr>
+      <w:r>
+        <w:rPr>
+          <w:rFonts w:ascii="Aptos" w:hAnsi="Aptos"/>
+          <w:sz w:val="24"/>
+        </w:rPr>
+        <w:t>   - Saisie manuelle de `</w:t>
+      </w:r>
+      <w:proofErr w:type="spellStart"/>
+      <w:r>
+        <w:rPr>
+          <w:rFonts w:ascii="Aptos" w:hAnsi="Aptos"/>
+          <w:sz w:val="24"/>
+        </w:rPr>
+        <w:t>dashboard.php?user_id</w:t>
+      </w:r>
+      <w:proofErr w:type="spellEnd"/>
+      <w:r>
+        <w:rPr>
+          <w:rFonts w:ascii="Aptos" w:hAnsi="Aptos"/>
+          <w:sz w:val="24"/>
+        </w:rPr>
+        <w:t>=2` (ou autre ID) pour afficher le tableau de bord d’un autre utilisateur.</w:t>
+      </w:r>
+    </w:p>
+    <w:p>
+      <w:pPr>
+        <w:spacing w:line="292" w:lineRule="auto"/>
+        <w:rPr>
+          <w:rFonts w:ascii="Aptos" w:hAnsi="Aptos"/>
+          <w:sz w:val="24"/>
+        </w:rPr>
+      </w:pPr>
+    </w:p>
+    <w:p>
+      <w:pPr>
+        <w:spacing w:line="292" w:lineRule="auto"/>
+        <w:rPr>
+          <w:rFonts w:ascii="Aptos" w:hAnsi="Aptos"/>
+          <w:sz w:val="24"/>
+        </w:rPr>
+      </w:pPr>
+      <w:r>
+        <w:rPr>
+          <w:rFonts w:ascii="Aptos" w:hAnsi="Aptos"/>
+          <w:sz w:val="24"/>
+        </w:rPr>
+        <w:t>3. Modification / suppression de données d’autrui</w:t>
+      </w:r>
+    </w:p>
+    <w:p>
+      <w:pPr>
+        <w:spacing w:line="292" w:lineRule="auto"/>
+        <w:rPr>
+          <w:rFonts w:ascii="Aptos" w:hAnsi="Aptos"/>
+          <w:sz w:val="24"/>
+        </w:rPr>
+      </w:pPr>
+      <w:r>
+        <w:rPr>
+          <w:rFonts w:ascii="Aptos" w:hAnsi="Aptos"/>
+          <w:sz w:val="24"/>
+        </w:rPr>
+        <w:t>   - Modification de l’URL ou de l’`id` dans les formulaires pour cibler un compte dont le `</w:t>
+      </w:r>
+      <w:proofErr w:type="spellStart"/>
+      <w:r>
+        <w:rPr>
+          <w:rFonts w:ascii="Aptos" w:hAnsi="Aptos"/>
+          <w:sz w:val="24"/>
+        </w:rPr>
+        <w:t>user_id</w:t>
+      </w:r>
+      <w:proofErr w:type="spellEnd"/>
+      <w:r>
+        <w:rPr>
+          <w:rFonts w:ascii="Aptos" w:hAnsi="Aptos"/>
+          <w:sz w:val="24"/>
+        </w:rPr>
+        <w:t>` ne correspond pas à l’utilisateur connecté</w:t>
+      </w:r>
+      <w:r>
+        <w:rPr>
+          <w:rFonts w:ascii="Aptos" w:hAnsi="Aptos"/>
+          <w:sz w:val="24"/>
+        </w:rPr>
+        <w:t xml:space="preserve"> et ainsi modifier le montant de ses comptes voir même supprimer un compte </w:t>
+      </w:r>
+      <w:r>
+        <w:rPr>
+          <w:rFonts w:ascii="Aptos" w:hAnsi="Aptos"/>
+          <w:sz w:val="24"/>
+        </w:rPr>
+        <w:t>qui ne nous appartient pas.</w:t>
+      </w:r>
+    </w:p>
+    <w:p>
+      <w:pPr>
+        <w:spacing w:line="292" w:lineRule="auto"/>
+        <w:rPr>
+          <w:rFonts w:ascii="Aptos" w:hAnsi="Aptos"/>
+          <w:sz w:val="24"/>
+        </w:rPr>
+      </w:pPr>
+    </w:p>
+    <w:p>
+      <w:pPr>
+        <w:spacing w:line="292" w:lineRule="auto"/>
+        <w:rPr>
+          <w:rFonts w:ascii="Aptos" w:hAnsi="Aptos"/>
+          <w:sz w:val="24"/>
+        </w:rPr>
+      </w:pPr>
+      <w:r>
+        <w:rPr>
+          <w:rFonts w:ascii="Aptos" w:hAnsi="Aptos"/>
+          <w:sz w:val="24"/>
+        </w:rPr>
+        <w:t>4. Actions réservées à l’admin</w:t>
+      </w:r>
+    </w:p>
+    <w:p>
+      <w:pPr>
+        <w:spacing w:line="292" w:lineRule="auto"/>
+        <w:rPr>
+          <w:rFonts w:ascii="Aptos" w:hAnsi="Aptos"/>
+          <w:sz w:val="24"/>
+        </w:rPr>
+      </w:pPr>
+      <w:r>
+        <w:rPr>
+          <w:rFonts w:ascii="Aptos" w:hAnsi="Aptos"/>
+          <w:sz w:val="24"/>
+        </w:rPr>
+        <w:t>   - Accès à `</w:t>
+      </w:r>
+      <w:proofErr w:type="spellStart"/>
+      <w:r>
+        <w:rPr>
+          <w:rFonts w:ascii="Aptos" w:hAnsi="Aptos"/>
+          <w:sz w:val="24"/>
+        </w:rPr>
+        <w:t>make_admin.php</w:t>
+      </w:r>
+      <w:proofErr w:type="spellEnd"/>
+      <w:r>
+        <w:rPr>
+          <w:rFonts w:ascii="Aptos" w:hAnsi="Aptos"/>
+          <w:sz w:val="24"/>
+        </w:rPr>
+        <w:t>`</w:t>
+      </w:r>
+      <w:r>
+        <w:rPr>
+          <w:rFonts w:ascii="Aptos" w:hAnsi="Aptos"/>
+          <w:sz w:val="24"/>
+        </w:rPr>
+        <w:t xml:space="preserve">. Si un utilisateur, disons l’utilisateur 3 se connecte, il suffit d’ajouter ‘&amp; admin’ dans l’url de connexion à </w:t>
+      </w:r>
+      <w:proofErr w:type="spellStart"/>
+      <w:r>
+        <w:rPr>
+          <w:rFonts w:ascii="Aptos" w:hAnsi="Aptos"/>
+          <w:sz w:val="24"/>
+        </w:rPr>
+        <w:t>côter</w:t>
+      </w:r>
+      <w:proofErr w:type="spellEnd"/>
+      <w:r>
+        <w:rPr>
+          <w:rFonts w:ascii="Aptos" w:hAnsi="Aptos"/>
+          <w:sz w:val="24"/>
+        </w:rPr>
+        <w:t xml:space="preserve"> de ‘</w:t>
+      </w:r>
+      <w:proofErr w:type="spellStart"/>
+      <w:r>
+        <w:rPr>
+          <w:spacing w:val="-2"/>
+        </w:rPr>
+        <w:t>user_id</w:t>
+      </w:r>
+      <w:proofErr w:type="spellEnd"/>
+      <w:r>
+        <w:rPr>
+          <w:spacing w:val="-2"/>
+        </w:rPr>
+        <w:t>=3’</w:t>
+      </w:r>
+      <w:r>
+        <w:rPr>
+          <w:spacing w:val="-12"/>
+        </w:rPr>
+        <w:t xml:space="preserve"> </w:t>
+      </w:r>
+      <w:r>
+        <w:rPr>
+          <w:rFonts w:ascii="Aptos" w:hAnsi="Aptos"/>
+          <w:sz w:val="24"/>
+        </w:rPr>
+        <w:t>pour avoir accès aux droits d’administrateur.</w:t>
+      </w:r>
+    </w:p>
+    <w:p>
+      <w:pPr>
+        <w:spacing w:line="292" w:lineRule="auto"/>
+        <w:rPr>
+          <w:rFonts w:ascii="Aptos" w:hAnsi="Aptos"/>
+          <w:sz w:val="24"/>
+        </w:rPr>
+      </w:pPr>
+    </w:p>
+    <w:p>
+      <w:pPr>
+        <w:spacing w:line="292" w:lineRule="auto"/>
+        <w:rPr>
+          <w:rFonts w:ascii="Aptos" w:hAnsi="Aptos"/>
+          <w:sz w:val="24"/>
+        </w:rPr>
+      </w:pPr>
+      <w:r>
+        <w:rPr>
+          <w:rFonts w:ascii="Aptos" w:hAnsi="Aptos"/>
+          <w:sz w:val="24"/>
+        </w:rPr>
+        <w:t>Chaque scénario est documenté dans le README (paramètre utilisé, effet sur la requête ou l’accès, impact sur la confidentialité, l’intégrité ou la disponibilité des données).</w:t>
+      </w:r>
+    </w:p>
+    <w:p>
+      <w:pPr>
+        <w:spacing w:line="292" w:lineRule="auto"/>
+        <w:rPr>
+          <w:rFonts w:ascii="Aptos" w:hAnsi="Aptos"/>
+          <w:sz w:val="24"/>
+        </w:rPr>
+      </w:pPr>
+    </w:p>
+    <w:p>
+      <w:pPr>
+        <w:spacing w:line="292" w:lineRule="auto"/>
+        <w:rPr>
+          <w:rFonts w:ascii="Aptos Display" w:hAnsi="Aptos Display"/>
           <w:b/>
           <w:bCs/>
-          <w:color w:val="auto"/>
-        </w:rPr>
-        <w:t>2</w:t>
-      </w:r>
-      <w:r>
-        <w:rPr>
+        </w:rPr>
+      </w:pPr>
+      <w:r>
+        <w:rPr>
+          <w:rFonts w:ascii="Aptos Display" w:hAnsi="Aptos Display"/>
           <w:b/>
           <w:bCs/>
-          <w:color w:val="auto"/>
-        </w:rPr>
-        <w:t xml:space="preserve"> </w:t>
-      </w:r>
-      <w:r>
-        <w:rPr>
+        </w:rPr>
+        <w:t>3.3 Sécurisation face aux injections SQL</w:t>
+      </w:r>
+      <w:r>
+        <w:rPr>
+          <w:rFonts w:ascii="Aptos Display" w:hAnsi="Aptos Display"/>
           <w:b/>
           <w:bCs/>
-          <w:color w:val="auto"/>
-        </w:rPr>
-        <w:t>Identification et exploitations des injections SQL</w:t>
-      </w:r>
-    </w:p>
-    <w:p>
-      <w:pPr>
-        <w:spacing w:line="292" w:lineRule="auto"/>
-        <w:rPr>
-          <w:sz w:val="24"/>
-        </w:rPr>
-      </w:pPr>
-    </w:p>
-    <w:p>
-      <w:pPr>
-        <w:spacing w:line="292" w:lineRule="auto"/>
-        <w:rPr>
-          <w:rFonts w:ascii="Aptos" w:hAnsi="Aptos"/>
-          <w:sz w:val="24"/>
-        </w:rPr>
-      </w:pPr>
-      <w:r>
-        <w:rPr>
-          <w:rFonts w:ascii="Aptos" w:hAnsi="Aptos"/>
-          <w:sz w:val="24"/>
-        </w:rPr>
-        <w:t>Les</w:t>
-      </w:r>
-      <w:r>
-        <w:rPr>
-          <w:rFonts w:ascii="Aptos" w:hAnsi="Aptos"/>
-          <w:sz w:val="24"/>
-        </w:rPr>
-        <w:t xml:space="preserve"> </w:t>
-      </w:r>
-      <w:r>
-        <w:rPr>
-          <w:rFonts w:ascii="Aptos" w:hAnsi="Aptos"/>
-          <w:sz w:val="24"/>
-        </w:rPr>
-        <w:t>champs identifiant et mot de passe utilisés dans une requête du type  </w:t>
-      </w:r>
-    </w:p>
-    <w:p>
-      <w:pPr>
-        <w:spacing w:line="292" w:lineRule="auto"/>
-        <w:rPr>
-          <w:rFonts w:ascii="Aptos" w:hAnsi="Aptos"/>
-          <w:sz w:val="24"/>
-          <w:lang w:val="en-US"/>
-        </w:rPr>
-      </w:pPr>
-      <w:r>
-        <w:rPr>
-          <w:rFonts w:ascii="Aptos" w:hAnsi="Aptos"/>
-          <w:sz w:val="24"/>
-        </w:rPr>
-        <w:t xml:space="preserve">  </w:t>
-      </w:r>
-      <w:r>
-        <w:rPr>
-          <w:rFonts w:ascii="Aptos" w:hAnsi="Aptos"/>
-          <w:sz w:val="24"/>
-          <w:lang w:val="en-US"/>
-        </w:rPr>
-        <w:t>`SELECT * FROM users WHERE username = '...' AND password = '...'`.</w:t>
-      </w:r>
-    </w:p>
-    <w:p>
-      <w:pPr>
-        <w:spacing w:line="292" w:lineRule="auto"/>
-        <w:rPr>
-          <w:rFonts w:ascii="Aptos" w:hAnsi="Aptos"/>
-          <w:sz w:val="24"/>
-        </w:rPr>
-      </w:pPr>
-      <w:r>
-        <w:rPr>
-          <w:rFonts w:ascii="Aptos" w:hAnsi="Aptos"/>
-          <w:sz w:val="24"/>
-        </w:rPr>
-        <w:t>Par conséquent cela permet p</w:t>
-      </w:r>
-      <w:r>
-        <w:rPr>
-          <w:rFonts w:ascii="Aptos" w:hAnsi="Aptos"/>
-          <w:sz w:val="24"/>
-        </w:rPr>
-        <w:t>lusieurs scénarios.</w:t>
-      </w:r>
-    </w:p>
-    <w:p>
-      <w:pPr>
-        <w:spacing w:line="292" w:lineRule="auto"/>
-        <w:rPr>
-          <w:rFonts w:ascii="Aptos" w:hAnsi="Aptos"/>
-          <w:sz w:val="24"/>
-        </w:rPr>
-      </w:pPr>
-    </w:p>
-    <w:p>
-      <w:pPr>
-        <w:spacing w:line="292" w:lineRule="auto"/>
-        <w:rPr>
-          <w:rFonts w:ascii="Aptos" w:hAnsi="Aptos"/>
-          <w:sz w:val="24"/>
-        </w:rPr>
-      </w:pPr>
-      <w:r>
-        <w:rPr>
-          <w:rFonts w:ascii="Aptos" w:hAnsi="Aptos"/>
-          <w:sz w:val="24"/>
-        </w:rPr>
-        <w:t>1. Contournement d’authentification</w:t>
-      </w:r>
-    </w:p>
-    <w:p>
-      <w:pPr>
-        <w:spacing w:line="292" w:lineRule="auto"/>
-        <w:rPr>
-          <w:rFonts w:ascii="Aptos" w:hAnsi="Aptos"/>
-          <w:sz w:val="24"/>
-        </w:rPr>
-      </w:pPr>
-      <w:r>
-        <w:rPr>
-          <w:rFonts w:ascii="Aptos" w:hAnsi="Aptos"/>
-          <w:sz w:val="24"/>
-        </w:rPr>
-        <w:t>   - Identifiant `</w:t>
-      </w:r>
-      <w:proofErr w:type="spellStart"/>
-      <w:r>
-        <w:rPr>
-          <w:rFonts w:ascii="Aptos" w:hAnsi="Aptos"/>
-          <w:sz w:val="24"/>
-        </w:rPr>
-        <w:t>alice</w:t>
-      </w:r>
-      <w:proofErr w:type="spellEnd"/>
-      <w:r>
-        <w:rPr>
-          <w:rFonts w:ascii="Aptos" w:hAnsi="Aptos"/>
-          <w:sz w:val="24"/>
-        </w:rPr>
-        <w:t xml:space="preserve">'#`, mot de passe quelconque : le `#` commente le reste de la requête, qui devient `WHERE </w:t>
-      </w:r>
-      <w:proofErr w:type="spellStart"/>
-      <w:r>
-        <w:rPr>
-          <w:rFonts w:ascii="Aptos" w:hAnsi="Aptos"/>
-          <w:sz w:val="24"/>
-        </w:rPr>
-        <w:t>username</w:t>
-      </w:r>
-      <w:proofErr w:type="spellEnd"/>
-      <w:r>
-        <w:rPr>
-          <w:rFonts w:ascii="Aptos" w:hAnsi="Aptos"/>
-          <w:sz w:val="24"/>
-        </w:rPr>
-        <w:t xml:space="preserve"> = '</w:t>
-      </w:r>
-      <w:proofErr w:type="spellStart"/>
-      <w:r>
-        <w:rPr>
-          <w:rFonts w:ascii="Aptos" w:hAnsi="Aptos"/>
-          <w:sz w:val="24"/>
-        </w:rPr>
-        <w:t>alice</w:t>
-      </w:r>
-      <w:proofErr w:type="spellEnd"/>
-      <w:r>
-        <w:rPr>
-          <w:rFonts w:ascii="Aptos" w:hAnsi="Aptos"/>
-          <w:sz w:val="24"/>
-        </w:rPr>
-        <w:t xml:space="preserve">'` → une seule ligne renvoyée → connexion en tant </w:t>
-      </w:r>
-      <w:proofErr w:type="spellStart"/>
-      <w:r>
-        <w:rPr>
-          <w:rFonts w:ascii="Aptos" w:hAnsi="Aptos"/>
-          <w:sz w:val="24"/>
-        </w:rPr>
-        <w:t>qu’alice</w:t>
-      </w:r>
-      <w:proofErr w:type="spellEnd"/>
-      <w:r>
-        <w:rPr>
-          <w:rFonts w:ascii="Aptos" w:hAnsi="Aptos"/>
-          <w:sz w:val="24"/>
-        </w:rPr>
-        <w:t>.  </w:t>
-      </w:r>
-    </w:p>
-    <w:p>
-      <w:pPr>
-        <w:spacing w:line="292" w:lineRule="auto"/>
-        <w:rPr>
-          <w:rFonts w:ascii="Aptos" w:hAnsi="Aptos"/>
-          <w:sz w:val="24"/>
-        </w:rPr>
-      </w:pPr>
-      <w:r>
-        <w:rPr>
-          <w:rFonts w:ascii="Aptos" w:hAnsi="Aptos"/>
-          <w:sz w:val="24"/>
-        </w:rPr>
-        <w:t xml:space="preserve">   - Variante : mot de passe `' OR </w:t>
-      </w:r>
-      <w:proofErr w:type="spellStart"/>
-      <w:r>
-        <w:rPr>
-          <w:rFonts w:ascii="Aptos" w:hAnsi="Aptos"/>
-          <w:sz w:val="24"/>
-        </w:rPr>
-        <w:t>username</w:t>
-      </w:r>
-      <w:proofErr w:type="spellEnd"/>
-      <w:r>
-        <w:rPr>
-          <w:rFonts w:ascii="Aptos" w:hAnsi="Aptos"/>
-          <w:sz w:val="24"/>
-        </w:rPr>
-        <w:t>='</w:t>
-      </w:r>
-      <w:proofErr w:type="spellStart"/>
-      <w:r>
-        <w:rPr>
-          <w:rFonts w:ascii="Aptos" w:hAnsi="Aptos"/>
-          <w:sz w:val="24"/>
-        </w:rPr>
-        <w:t>alice</w:t>
-      </w:r>
-      <w:proofErr w:type="spellEnd"/>
-      <w:r>
-        <w:rPr>
-          <w:rFonts w:ascii="Aptos" w:hAnsi="Aptos"/>
-          <w:sz w:val="24"/>
-        </w:rPr>
-        <w:t xml:space="preserve">' AND '1'='1` pour restreindre à la ligne </w:t>
-      </w:r>
-      <w:proofErr w:type="spellStart"/>
-      <w:r>
-        <w:rPr>
-          <w:rFonts w:ascii="Aptos" w:hAnsi="Aptos"/>
-          <w:sz w:val="24"/>
-        </w:rPr>
-        <w:t>d’alice</w:t>
-      </w:r>
-      <w:proofErr w:type="spellEnd"/>
-      <w:r>
-        <w:rPr>
-          <w:rFonts w:ascii="Aptos" w:hAnsi="Aptos"/>
-          <w:sz w:val="24"/>
-        </w:rPr>
-        <w:t>.</w:t>
-      </w:r>
-    </w:p>
-    <w:p>
-      <w:pPr>
-        <w:spacing w:line="292" w:lineRule="auto"/>
-        <w:rPr>
-          <w:rFonts w:ascii="Aptos" w:hAnsi="Aptos"/>
-          <w:sz w:val="24"/>
-        </w:rPr>
-      </w:pPr>
-    </w:p>
-    <w:p>
-      <w:pPr>
-        <w:spacing w:line="292" w:lineRule="auto"/>
-        <w:rPr>
-          <w:rFonts w:ascii="Aptos" w:hAnsi="Aptos"/>
-          <w:sz w:val="24"/>
-        </w:rPr>
-      </w:pPr>
-      <w:r>
-        <w:rPr>
-          <w:rFonts w:ascii="Aptos" w:hAnsi="Aptos"/>
-          <w:sz w:val="24"/>
-        </w:rPr>
-        <w:t>2. Accès aux données d’autres utilisateurs </w:t>
-      </w:r>
-    </w:p>
-    <w:p>
-      <w:pPr>
-        <w:spacing w:line="292" w:lineRule="auto"/>
-        <w:rPr>
-          <w:rFonts w:ascii="Aptos" w:hAnsi="Aptos"/>
-          <w:sz w:val="24"/>
-        </w:rPr>
-      </w:pPr>
-      <w:r>
-        <w:rPr>
-          <w:rFonts w:ascii="Aptos" w:hAnsi="Aptos"/>
-          <w:sz w:val="24"/>
-        </w:rPr>
-        <w:t>   - Saisie manuelle de `</w:t>
-      </w:r>
-      <w:proofErr w:type="spellStart"/>
-      <w:proofErr w:type="gramStart"/>
-      <w:r>
-        <w:rPr>
-          <w:rFonts w:ascii="Aptos" w:hAnsi="Aptos"/>
-          <w:sz w:val="24"/>
-        </w:rPr>
-        <w:t>dashboard.php?</w:t>
-      </w:r>
-      <w:proofErr w:type="gramEnd"/>
-      <w:r>
-        <w:rPr>
-          <w:rFonts w:ascii="Aptos" w:hAnsi="Aptos"/>
-          <w:sz w:val="24"/>
-        </w:rPr>
-        <w:t>user_id</w:t>
-      </w:r>
-      <w:proofErr w:type="spellEnd"/>
-      <w:r>
-        <w:rPr>
-          <w:rFonts w:ascii="Aptos" w:hAnsi="Aptos"/>
-          <w:sz w:val="24"/>
-        </w:rPr>
-        <w:t>=2` (ou autre ID) pour afficher le tableau de bord d’un autre utilisateur.</w:t>
-      </w:r>
-    </w:p>
-    <w:p>
-      <w:pPr>
-        <w:spacing w:line="292" w:lineRule="auto"/>
-        <w:rPr>
-          <w:rFonts w:ascii="Aptos" w:hAnsi="Aptos"/>
-          <w:sz w:val="24"/>
-        </w:rPr>
-      </w:pPr>
-    </w:p>
-    <w:p>
-      <w:pPr>
-        <w:spacing w:line="292" w:lineRule="auto"/>
-        <w:rPr>
-          <w:rFonts w:ascii="Aptos" w:hAnsi="Aptos"/>
-          <w:sz w:val="24"/>
-        </w:rPr>
-      </w:pPr>
-      <w:r>
-        <w:rPr>
-          <w:rFonts w:ascii="Aptos" w:hAnsi="Aptos"/>
-          <w:sz w:val="24"/>
-        </w:rPr>
-        <w:t>3. Modification / suppression de données d’autrui</w:t>
-      </w:r>
-    </w:p>
-    <w:p>
-      <w:pPr>
-        <w:spacing w:line="292" w:lineRule="auto"/>
-        <w:rPr>
-          <w:rFonts w:ascii="Aptos" w:hAnsi="Aptos"/>
-          <w:sz w:val="24"/>
-        </w:rPr>
-      </w:pPr>
-      <w:r>
-        <w:rPr>
-          <w:rFonts w:ascii="Aptos" w:hAnsi="Aptos"/>
-          <w:sz w:val="24"/>
-        </w:rPr>
-        <w:t>   - Modification de l’URL ou de l’`id` dans les formulaires pour cibler un compte dont le `</w:t>
-      </w:r>
-      <w:proofErr w:type="spellStart"/>
-      <w:r>
-        <w:rPr>
-          <w:rFonts w:ascii="Aptos" w:hAnsi="Aptos"/>
-          <w:sz w:val="24"/>
-        </w:rPr>
-        <w:t>user_id</w:t>
-      </w:r>
-      <w:proofErr w:type="spellEnd"/>
-      <w:r>
-        <w:rPr>
-          <w:rFonts w:ascii="Aptos" w:hAnsi="Aptos"/>
-          <w:sz w:val="24"/>
-        </w:rPr>
-        <w:t>` ne correspond pas à l’utilisateur connecté</w:t>
-      </w:r>
-      <w:r>
-        <w:rPr>
-          <w:rFonts w:ascii="Aptos" w:hAnsi="Aptos"/>
-          <w:sz w:val="24"/>
-        </w:rPr>
-        <w:t xml:space="preserve"> et ainsi modifier le montant de ses comptes voir même supprimer un compte </w:t>
-      </w:r>
-      <w:r>
-        <w:rPr>
-          <w:rFonts w:ascii="Aptos" w:hAnsi="Aptos"/>
-          <w:sz w:val="24"/>
-        </w:rPr>
-        <w:t>qui ne nous appartient pas.</w:t>
-      </w:r>
-    </w:p>
-    <w:p>
-      <w:pPr>
-        <w:spacing w:line="292" w:lineRule="auto"/>
-        <w:rPr>
-          <w:rFonts w:ascii="Aptos" w:hAnsi="Aptos"/>
-          <w:sz w:val="24"/>
-        </w:rPr>
-      </w:pPr>
-    </w:p>
-    <w:p>
-      <w:pPr>
-        <w:spacing w:line="292" w:lineRule="auto"/>
-        <w:rPr>
-          <w:rFonts w:ascii="Aptos" w:hAnsi="Aptos"/>
-          <w:sz w:val="24"/>
-        </w:rPr>
-      </w:pPr>
-      <w:r>
-        <w:rPr>
-          <w:rFonts w:ascii="Aptos" w:hAnsi="Aptos"/>
-          <w:sz w:val="24"/>
-        </w:rPr>
-        <w:t>4. Actions réservées à l’admin</w:t>
-      </w:r>
-    </w:p>
-    <w:p>
-      <w:pPr>
-        <w:spacing w:line="292" w:lineRule="auto"/>
-        <w:rPr>
-          <w:rFonts w:ascii="Aptos" w:hAnsi="Aptos"/>
-          <w:sz w:val="24"/>
-        </w:rPr>
-      </w:pPr>
-      <w:r>
-        <w:rPr>
-          <w:rFonts w:ascii="Aptos" w:hAnsi="Aptos"/>
-          <w:sz w:val="24"/>
-        </w:rPr>
-        <w:t>   - Accès à `</w:t>
-      </w:r>
-      <w:proofErr w:type="spellStart"/>
-      <w:r>
-        <w:rPr>
-          <w:rFonts w:ascii="Aptos" w:hAnsi="Aptos"/>
-          <w:sz w:val="24"/>
-        </w:rPr>
-        <w:t>make_admin.php</w:t>
-      </w:r>
-      <w:proofErr w:type="spellEnd"/>
-      <w:r>
-        <w:rPr>
-          <w:rFonts w:ascii="Aptos" w:hAnsi="Aptos"/>
-          <w:sz w:val="24"/>
-        </w:rPr>
-        <w:t>`</w:t>
-      </w:r>
-      <w:r>
-        <w:rPr>
-          <w:rFonts w:ascii="Aptos" w:hAnsi="Aptos"/>
-          <w:sz w:val="24"/>
-        </w:rPr>
-        <w:t xml:space="preserve">. Si un utilisateur, disons l’utilisateur 3 se connecte, il suffit d’ajouter ‘&amp; admin’ dans l’url de connexion à </w:t>
-      </w:r>
-      <w:proofErr w:type="spellStart"/>
-      <w:r>
-        <w:rPr>
-          <w:rFonts w:ascii="Aptos" w:hAnsi="Aptos"/>
-          <w:sz w:val="24"/>
-        </w:rPr>
-        <w:t>côter</w:t>
-      </w:r>
-      <w:proofErr w:type="spellEnd"/>
-      <w:r>
-        <w:rPr>
-          <w:rFonts w:ascii="Aptos" w:hAnsi="Aptos"/>
-          <w:sz w:val="24"/>
-        </w:rPr>
-        <w:t xml:space="preserve"> de ‘</w:t>
-      </w:r>
-      <w:proofErr w:type="spellStart"/>
-      <w:r>
-        <w:rPr>
-          <w:spacing w:val="-2"/>
-        </w:rPr>
-        <w:t>user_id</w:t>
-      </w:r>
-      <w:proofErr w:type="spellEnd"/>
-      <w:r>
-        <w:rPr>
-          <w:spacing w:val="-2"/>
-        </w:rPr>
-        <w:t>=</w:t>
-      </w:r>
-      <w:r>
-        <w:rPr>
-          <w:spacing w:val="-2"/>
-        </w:rPr>
-        <w:t>3’</w:t>
-      </w:r>
-      <w:r>
-        <w:rPr>
-          <w:spacing w:val="-12"/>
-        </w:rPr>
-        <w:t xml:space="preserve"> </w:t>
-      </w:r>
-      <w:r>
-        <w:rPr>
-          <w:rFonts w:ascii="Aptos" w:hAnsi="Aptos"/>
-          <w:sz w:val="24"/>
-        </w:rPr>
-        <w:t>pour avoir accès aux droits d’administrateur.</w:t>
-      </w:r>
-    </w:p>
-    <w:p>
-      <w:pPr>
-        <w:spacing w:line="292" w:lineRule="auto"/>
-        <w:rPr>
-          <w:rFonts w:ascii="Aptos" w:hAnsi="Aptos"/>
-          <w:sz w:val="24"/>
-        </w:rPr>
-      </w:pPr>
-    </w:p>
-    <w:p>
-      <w:pPr>
-        <w:spacing w:line="292" w:lineRule="auto"/>
-        <w:rPr>
-          <w:rFonts w:ascii="Aptos" w:hAnsi="Aptos"/>
-          <w:sz w:val="24"/>
-        </w:rPr>
-      </w:pPr>
-      <w:r>
-        <w:rPr>
-          <w:rFonts w:ascii="Aptos" w:hAnsi="Aptos"/>
-          <w:sz w:val="24"/>
-        </w:rPr>
-        <w:t>Chaque scénario est documenté dans le README (paramètre utilisé, effet sur la requête ou l’accès, impact sur la confidentialité, l’intégrité ou la disponibilité des données).</w:t>
-      </w:r>
-    </w:p>
-    <w:p>
-      <w:pPr>
-        <w:spacing w:line="292" w:lineRule="auto"/>
-        <w:rPr>
-          <w:rFonts w:ascii="Aptos" w:hAnsi="Aptos"/>
-          <w:sz w:val="24"/>
-        </w:rPr>
-      </w:pPr>
+        </w:rPr>
+        <w:t xml:space="preserve"> et validations d’entrées</w:t>
+      </w:r>
     </w:p>
     <w:p>
       <w:pPr>
@@ -3475,50 +3416,112 @@
           <w:bCs/>
         </w:rPr>
       </w:pPr>
-      <w:r>
-        <w:rPr>
-          <w:b/>
-          <w:bCs/>
-        </w:rPr>
-        <w:t>3.</w:t>
-      </w:r>
-      <w:r>
-        <w:rPr>
-          <w:b/>
-          <w:bCs/>
-        </w:rPr>
-        <w:t>3</w:t>
-      </w:r>
-      <w:r>
-        <w:rPr>
-          <w:b/>
-          <w:bCs/>
-        </w:rPr>
-        <w:t xml:space="preserve"> </w:t>
-      </w:r>
-      <w:r>
-        <w:rPr>
-          <w:b/>
-          <w:bCs/>
-        </w:rPr>
-        <w:t>Sécurisation face aux injections SQL</w:t>
-      </w:r>
-      <w:r>
-        <w:rPr>
-          <w:b/>
-          <w:bCs/>
-        </w:rPr>
-        <w:t xml:space="preserve"> et validations d’entrées</w:t>
-      </w:r>
     </w:p>
     <w:p>
       <w:pPr>
         <w:spacing w:line="292" w:lineRule="auto"/>
         <w:rPr>
-          <w:b/>
-          <w:bCs/>
-        </w:rPr>
-      </w:pPr>
+          <w:rFonts w:ascii="Aptos" w:hAnsi="Aptos"/>
+          <w:sz w:val="24"/>
+        </w:rPr>
+      </w:pPr>
+      <w:r>
+        <w:rPr>
+          <w:rFonts w:ascii="Aptos" w:hAnsi="Aptos"/>
+          <w:sz w:val="24"/>
+        </w:rPr>
+        <w:t>Pour remédier au problème des injections SQL, nous avons paramétré les requêtes en faisant en sorte que l’</w:t>
+      </w:r>
+      <w:r>
+        <w:rPr>
+          <w:rFonts w:ascii="Aptos" w:hAnsi="Aptos"/>
+          <w:sz w:val="24"/>
+        </w:rPr>
+        <w:t>authentification et les opérations sensibles en base passent par des requêtes préparées</w:t>
+      </w:r>
+      <w:r>
+        <w:rPr>
+          <w:rFonts w:ascii="Aptos" w:hAnsi="Aptos"/>
+          <w:sz w:val="24"/>
+        </w:rPr>
+        <w:t xml:space="preserve">, utilisation de </w:t>
+      </w:r>
+      <w:r>
+        <w:rPr>
+          <w:rFonts w:ascii="Aptos" w:hAnsi="Aptos"/>
+          <w:sz w:val="24"/>
+        </w:rPr>
+        <w:t>`</w:t>
+      </w:r>
+      <w:proofErr w:type="spellStart"/>
+      <w:r>
+        <w:rPr>
+          <w:rFonts w:ascii="Aptos" w:hAnsi="Aptos"/>
+          <w:sz w:val="24"/>
+        </w:rPr>
+        <w:t>mysqli_prepare`</w:t>
+      </w:r>
+      <w:r>
+        <w:rPr>
+          <w:rFonts w:ascii="Aptos" w:hAnsi="Aptos"/>
+          <w:sz w:val="24"/>
+        </w:rPr>
+        <w:t>et</w:t>
+      </w:r>
+      <w:proofErr w:type="spellEnd"/>
+      <w:r>
+        <w:rPr>
+          <w:rFonts w:ascii="Aptos" w:hAnsi="Aptos"/>
+          <w:sz w:val="24"/>
+        </w:rPr>
+        <w:t xml:space="preserve"> `</w:t>
+      </w:r>
+      <w:proofErr w:type="spellStart"/>
+      <w:r>
+        <w:rPr>
+          <w:rFonts w:ascii="Aptos" w:hAnsi="Aptos"/>
+          <w:sz w:val="24"/>
+        </w:rPr>
+        <w:t>mysqli_stmt_bind_param</w:t>
+      </w:r>
+      <w:proofErr w:type="spellEnd"/>
+      <w:r>
+        <w:rPr>
+          <w:rFonts w:ascii="Aptos" w:hAnsi="Aptos"/>
+          <w:sz w:val="24"/>
+        </w:rPr>
+        <w:t>`</w:t>
+      </w:r>
+      <w:r>
+        <w:rPr>
+          <w:rFonts w:ascii="Aptos" w:hAnsi="Aptos"/>
+          <w:sz w:val="24"/>
+        </w:rPr>
+        <w:t xml:space="preserve">.  Résultat, </w:t>
+      </w:r>
+      <w:r>
+        <w:rPr>
+          <w:rFonts w:ascii="Aptos" w:hAnsi="Aptos"/>
+          <w:sz w:val="24"/>
+        </w:rPr>
+        <w:t xml:space="preserve">les entrées sont liées en paramètres et ne sont jamais concaténées au SQL. Les </w:t>
+      </w:r>
+      <w:proofErr w:type="spellStart"/>
+      <w:r>
+        <w:rPr>
+          <w:rFonts w:ascii="Aptos" w:hAnsi="Aptos"/>
+          <w:sz w:val="24"/>
+        </w:rPr>
+        <w:t>payloads</w:t>
+      </w:r>
+      <w:proofErr w:type="spellEnd"/>
+      <w:r>
+        <w:rPr>
+          <w:rFonts w:ascii="Aptos" w:hAnsi="Aptos"/>
+          <w:sz w:val="24"/>
+        </w:rPr>
+        <w:t xml:space="preserve"> d’injection sont traités comme des chaînes littérales et n’altèrent plus la requête.</w:t>
+      </w:r>
     </w:p>
     <w:p>
       <w:pPr>
@@ -3528,103 +3531,6 @@
           <w:sz w:val="24"/>
         </w:rPr>
       </w:pPr>
-      <w:r>
-        <w:rPr>
-          <w:rFonts w:ascii="Aptos" w:hAnsi="Aptos"/>
-          <w:sz w:val="24"/>
-        </w:rPr>
-        <w:t>Pour remédier au problème des injections SQL, nous avons paramétré les requêtes en faisant en sorte que l’</w:t>
-      </w:r>
-      <w:r>
-        <w:rPr>
-          <w:rFonts w:ascii="Aptos" w:hAnsi="Aptos"/>
-          <w:sz w:val="24"/>
-        </w:rPr>
-        <w:t>authentification et les opérations sensibles en base passent par des requêtes préparées</w:t>
-      </w:r>
-      <w:r>
-        <w:rPr>
-          <w:rFonts w:ascii="Aptos" w:hAnsi="Aptos"/>
-          <w:sz w:val="24"/>
-        </w:rPr>
-        <w:t xml:space="preserve">, utilisation de </w:t>
-      </w:r>
-      <w:r>
-        <w:rPr>
-          <w:rFonts w:ascii="Aptos" w:hAnsi="Aptos"/>
-          <w:sz w:val="24"/>
-        </w:rPr>
-        <w:t>`</w:t>
-      </w:r>
-      <w:proofErr w:type="spellStart"/>
-      <w:r>
-        <w:rPr>
-          <w:rFonts w:ascii="Aptos" w:hAnsi="Aptos"/>
-          <w:sz w:val="24"/>
-        </w:rPr>
-        <w:t>mysqli_prepare`</w:t>
-      </w:r>
-      <w:r>
-        <w:rPr>
-          <w:rFonts w:ascii="Aptos" w:hAnsi="Aptos"/>
-          <w:sz w:val="24"/>
-        </w:rPr>
-        <w:t>et</w:t>
-      </w:r>
-      <w:proofErr w:type="spellEnd"/>
-      <w:r>
-        <w:rPr>
-          <w:rFonts w:ascii="Aptos" w:hAnsi="Aptos"/>
-          <w:sz w:val="24"/>
-        </w:rPr>
-        <w:t xml:space="preserve"> `</w:t>
-      </w:r>
-      <w:proofErr w:type="spellStart"/>
-      <w:r>
-        <w:rPr>
-          <w:rFonts w:ascii="Aptos" w:hAnsi="Aptos"/>
-          <w:sz w:val="24"/>
-        </w:rPr>
-        <w:t>mysqli_stmt_bind_param</w:t>
-      </w:r>
-      <w:proofErr w:type="spellEnd"/>
-      <w:r>
-        <w:rPr>
-          <w:rFonts w:ascii="Aptos" w:hAnsi="Aptos"/>
-          <w:sz w:val="24"/>
-        </w:rPr>
-        <w:t>`</w:t>
-      </w:r>
-      <w:r>
-        <w:rPr>
-          <w:rFonts w:ascii="Aptos" w:hAnsi="Aptos"/>
-          <w:sz w:val="24"/>
-        </w:rPr>
-        <w:t xml:space="preserve">.  Résultat, </w:t>
-      </w:r>
-      <w:r>
-        <w:rPr>
-          <w:rFonts w:ascii="Aptos" w:hAnsi="Aptos"/>
-          <w:sz w:val="24"/>
-        </w:rPr>
-        <w:t xml:space="preserve">les entrées sont liées en paramètres et ne sont jamais concaténées au SQL. Les </w:t>
-      </w:r>
-      <w:proofErr w:type="spellStart"/>
-      <w:r>
-        <w:rPr>
-          <w:rFonts w:ascii="Aptos" w:hAnsi="Aptos"/>
-          <w:sz w:val="24"/>
-        </w:rPr>
-        <w:t>payloads</w:t>
-      </w:r>
-      <w:proofErr w:type="spellEnd"/>
-      <w:r>
-        <w:rPr>
-          <w:rFonts w:ascii="Aptos" w:hAnsi="Aptos"/>
-          <w:sz w:val="24"/>
-        </w:rPr>
-        <w:t xml:space="preserve"> d’injection sont traités comme des chaînes littérales et n’altèrent plus la requête.</w:t>
-      </w:r>
     </w:p>
     <w:p>
       <w:pPr>
@@ -3634,23 +3540,15 @@
           <w:sz w:val="24"/>
         </w:rPr>
       </w:pPr>
-    </w:p>
-    <w:p>
-      <w:pPr>
-        <w:spacing w:line="292" w:lineRule="auto"/>
-        <w:rPr>
-          <w:rFonts w:ascii="Aptos" w:hAnsi="Aptos"/>
-          <w:sz w:val="24"/>
-        </w:rPr>
-      </w:pPr>
       <w:r>
         <w:rPr>
           <w:rFonts w:ascii="Aptos" w:hAnsi="Aptos"/>
           <w:noProof/>
           <w:sz w:val="24"/>
         </w:rPr>
+        <w:lastRenderedPageBreak/>
         <w:drawing>
-          <wp:inline distT="0" distB="0" distL="0" distR="0" wp14:anchorId="5D1291E6" wp14:editId="05032F81">
+          <wp:inline distT="0" distB="0" distL="0" distR="0" wp14:anchorId="5D1291E6" wp14:editId="60A7D515">
             <wp:extent cx="6213475" cy="2737485"/>
             <wp:effectExtent l="0" t="0" r="0" b="5715"/>
             <wp:docPr id="2022410880" name="Image 4"/>
@@ -3711,52 +3609,17 @@
       </w:pPr>
       <w:r>
         <w:rPr>
-          <w:rFonts w:ascii="Aptos" w:hAnsi="Aptos"/>
-          <w:sz w:val="24"/>
-        </w:rPr>
-        <w:t xml:space="preserve">De plus, nous avons ajouté des contraintes de validation côté </w:t>
-      </w:r>
-      <w:r>
-        <w:rPr>
-          <w:rFonts w:ascii="Aptos" w:hAnsi="Aptos"/>
-          <w:sz w:val="24"/>
-        </w:rPr>
-        <w:t>serveur, en</w:t>
-      </w:r>
-      <w:r>
-        <w:rPr>
-          <w:rFonts w:ascii="Aptos" w:hAnsi="Aptos"/>
-          <w:sz w:val="24"/>
-        </w:rPr>
-        <w:t xml:space="preserve"> définissant le type, la longueur ainsi que le format attendu pour l’identifiant et le mot de passe. Par exemple pour l’identifiant nous avons utilisé le package </w:t>
-      </w:r>
-      <w:r>
-        <w:rPr>
-          <w:rFonts w:ascii="Aptos" w:hAnsi="Aptos"/>
-          <w:sz w:val="24"/>
-        </w:rPr>
-        <w:t>Regex pour</w:t>
-      </w:r>
-      <w:r>
-        <w:rPr>
-          <w:rFonts w:ascii="Aptos" w:hAnsi="Aptos"/>
-          <w:sz w:val="24"/>
-        </w:rPr>
-        <w:t xml:space="preserve"> empêcher les caractères non-souhaités (dont les guillemets souvent utilisés pour des injections), et pour le mot de passe, nous avons imposer des contraintes de longueur ainsi que des caractères spéciaux pour améliorer sa </w:t>
-      </w:r>
-      <w:r>
-        <w:rPr>
           <w:noProof/>
           <w:sz w:val="17"/>
         </w:rPr>
         <w:drawing>
-          <wp:anchor distT="0" distB="0" distL="0" distR="0" simplePos="0" relativeHeight="251660288" behindDoc="1" locked="0" layoutInCell="1" allowOverlap="1" wp14:anchorId="30B293AD" wp14:editId="3E09D31B">
+          <wp:anchor distT="0" distB="0" distL="0" distR="0" simplePos="0" relativeHeight="251656704" behindDoc="1" locked="0" layoutInCell="1" allowOverlap="1" wp14:anchorId="30B293AD" wp14:editId="6E6D3E96">
             <wp:simplePos x="0" y="0"/>
             <wp:positionH relativeFrom="page">
               <wp:posOffset>901700</wp:posOffset>
             </wp:positionH>
             <wp:positionV relativeFrom="paragraph">
-              <wp:posOffset>990600</wp:posOffset>
+              <wp:posOffset>1473200</wp:posOffset>
             </wp:positionV>
             <wp:extent cx="5372100" cy="3423285"/>
             <wp:effectExtent l="0" t="0" r="0" b="5715"/>
@@ -3804,7 +3667,63 @@
           <w:rFonts w:ascii="Aptos" w:hAnsi="Aptos"/>
           <w:sz w:val="24"/>
         </w:rPr>
-        <w:t>robustesse (plus de mot de passe du type 1234).</w:t>
+        <w:t xml:space="preserve">De plus, nous avons ajouté des contraintes de validation côté </w:t>
+      </w:r>
+      <w:r>
+        <w:rPr>
+          <w:rFonts w:ascii="Aptos" w:hAnsi="Aptos"/>
+          <w:sz w:val="24"/>
+        </w:rPr>
+        <w:t>serveur, en</w:t>
+      </w:r>
+      <w:r>
+        <w:rPr>
+          <w:rFonts w:ascii="Aptos" w:hAnsi="Aptos"/>
+          <w:sz w:val="24"/>
+        </w:rPr>
+        <w:t xml:space="preserve"> définissant le type, la longueur ainsi que le format attendu pour l’identifiant et le mot de passe. Par exemple pour l’identifiant nous avons utilisé le package </w:t>
+      </w:r>
+      <w:r>
+        <w:rPr>
+          <w:rFonts w:ascii="Aptos" w:hAnsi="Aptos"/>
+          <w:sz w:val="24"/>
+        </w:rPr>
+        <w:t>Regex pour</w:t>
+      </w:r>
+      <w:r>
+        <w:rPr>
+          <w:rFonts w:ascii="Aptos" w:hAnsi="Aptos"/>
+          <w:sz w:val="24"/>
+        </w:rPr>
+        <w:t xml:space="preserve"> empêcher les caractères non-souhaités (dont les guillemets souvent utilisés pour des injections), et pour le mot de passe, nous avons</w:t>
+      </w:r>
+      <w:r>
+        <w:rPr>
+          <w:rFonts w:ascii="Aptos" w:hAnsi="Aptos"/>
+          <w:sz w:val="24"/>
+        </w:rPr>
+        <w:t xml:space="preserve"> </w:t>
+      </w:r>
+      <w:r>
+        <w:rPr>
+          <w:rFonts w:ascii="Aptos" w:hAnsi="Aptos"/>
+          <w:sz w:val="24"/>
+        </w:rPr>
+        <w:t>impos</w:t>
+      </w:r>
+      <w:r>
+        <w:rPr>
+          <w:rFonts w:ascii="Aptos" w:hAnsi="Aptos"/>
+          <w:sz w:val="24"/>
+        </w:rPr>
+        <w:t>é</w:t>
+      </w:r>
+      <w:r>
+        <w:rPr>
+          <w:rFonts w:ascii="Aptos" w:hAnsi="Aptos"/>
+          <w:sz w:val="24"/>
+        </w:rPr>
+        <w:t xml:space="preserve"> des contraintes de longueur ainsi que des caractères spéciaux pour améliorer sa robustesse (plus de mot de passe du type 1234).</w:t>
       </w:r>
     </w:p>
     <w:p>
@@ -3824,11 +3743,30 @@
           <w:sz w:val="24"/>
         </w:rPr>
       </w:pPr>
-      <w:r>
-        <w:rPr>
-          <w:rFonts w:ascii="Aptos" w:hAnsi="Aptos"/>
-          <w:sz w:val="24"/>
-        </w:rPr>
+    </w:p>
+    <w:p>
+      <w:pPr>
+        <w:spacing w:line="292" w:lineRule="auto"/>
+        <w:rPr>
+          <w:rFonts w:ascii="Aptos" w:hAnsi="Aptos"/>
+          <w:sz w:val="24"/>
+        </w:rPr>
+      </w:pPr>
+    </w:p>
+    <w:p>
+      <w:pPr>
+        <w:spacing w:line="292" w:lineRule="auto"/>
+        <w:rPr>
+          <w:rFonts w:ascii="Aptos" w:hAnsi="Aptos"/>
+          <w:sz w:val="24"/>
+        </w:rPr>
+      </w:pPr>
+      <w:r>
+        <w:rPr>
+          <w:rFonts w:ascii="Aptos" w:hAnsi="Aptos"/>
+          <w:sz w:val="24"/>
+        </w:rPr>
+        <w:lastRenderedPageBreak/>
         <w:t>Enfin nous avons ajouté des contrôles d’accès ainsi que des vérifications. L</w:t>
       </w:r>
       <w:r>
@@ -3852,15 +3790,7 @@
           <w:rFonts w:ascii="Aptos" w:hAnsi="Aptos"/>
           <w:sz w:val="24"/>
         </w:rPr>
-        <w:t xml:space="preserve">` dans </w:t>
-      </w:r>
-      <w:r>
-        <w:rPr>
-          <w:rFonts w:ascii="Aptos" w:hAnsi="Aptos"/>
-          <w:sz w:val="24"/>
-        </w:rPr>
-        <w:lastRenderedPageBreak/>
-        <w:t>l’URL est ignoré ; seul l’utilisateur connecté voit ses données. La modification/suppression de comptes vérifie que le compte appartient à l’utilisateur connecté ; sinon, redirection avec « Accès refusé ». Seul l’utilisateur `admin` peut accéder à `</w:t>
+        <w:t>` dans l’URL est ignoré ; seul l’utilisateur connecté voit ses données. La modification/suppression de comptes vérifie que le compte appartient à l’utilisateur connecté ; sinon, redirection avec « Accès refusé ». Seul l’utilisateur `admin` peut accéder à `</w:t>
       </w:r>
       <w:proofErr w:type="spellStart"/>
       <w:r>
@@ -4044,12 +3974,6 @@
     </w:p>
     <w:p>
       <w:pPr>
-        <w:pStyle w:val="Corpsdetexte"/>
-        <w:ind w:left="0"/>
-      </w:pPr>
-    </w:p>
-    <w:p>
-      <w:pPr>
         <w:pStyle w:val="Titre2"/>
         <w:numPr>
           <w:ilvl w:val="0"/>
@@ -4077,120 +4001,93 @@
       </w:r>
     </w:p>
     <w:p/>
-    <w:p/>
     <w:p>
       <w:pPr>
         <w:pStyle w:val="Corpsdetexte"/>
         <w:ind w:left="0"/>
-        <w:sectPr>
-          <w:pgSz w:w="11910" w:h="16840"/>
-          <w:pgMar w:top="1360" w:right="708" w:bottom="280" w:left="1417" w:header="720" w:footer="720" w:gutter="0"/>
-          <w:cols w:space="720"/>
-        </w:sectPr>
-      </w:pPr>
-    </w:p>
-    <w:p>
-      <w:pPr>
-        <w:pStyle w:val="Corpsdetexte"/>
-        <w:rPr>
-          <w:sz w:val="20"/>
-        </w:rPr>
-      </w:pPr>
-    </w:p>
-    <w:p>
-      <w:pPr>
-        <w:pStyle w:val="Corpsdetexte"/>
-        <w:sectPr>
-          <w:pgSz w:w="11910" w:h="16840"/>
-          <w:pgMar w:top="1440" w:right="708" w:bottom="280" w:left="1417" w:header="720" w:footer="720" w:gutter="0"/>
-          <w:cols w:space="720"/>
-        </w:sectPr>
-      </w:pPr>
-    </w:p>
-    <w:p>
-      <w:pPr>
-        <w:pStyle w:val="Corpsdetexte"/>
-        <w:spacing w:before="10"/>
-        <w:ind w:left="0"/>
-        <w:rPr>
-          <w:sz w:val="6"/>
-        </w:rPr>
-      </w:pPr>
-    </w:p>
-    <w:p>
-      <w:pPr>
-        <w:pStyle w:val="Corpsdetexte"/>
-        <w:rPr>
-          <w:sz w:val="20"/>
-        </w:rPr>
-      </w:pPr>
+      </w:pPr>
+      <w:r>
+        <w:t>Mise</w:t>
+      </w:r>
+      <w:r>
+        <w:t xml:space="preserve"> en place </w:t>
+      </w:r>
+      <w:r>
+        <w:t>d’</w:t>
+      </w:r>
+      <w:r>
+        <w:t xml:space="preserve">un stockage sécurisé des mots de passe à l'aide </w:t>
+      </w:r>
+      <w:r>
+        <w:t>de l’</w:t>
+      </w:r>
+      <w:r>
+        <w:t xml:space="preserve">algorithme de hachage </w:t>
+      </w:r>
+      <w:r>
+        <w:t>`</w:t>
+      </w:r>
+      <w:proofErr w:type="spellStart"/>
+      <w:r>
+        <w:t>Bcrypt</w:t>
+      </w:r>
+      <w:proofErr w:type="spellEnd"/>
+      <w:r>
+        <w:t xml:space="preserve">` </w:t>
+      </w:r>
+      <w:r>
+        <w:t>adapté aux mots de passe</w:t>
+      </w:r>
+      <w:r>
+        <w:t xml:space="preserve"> </w:t>
+      </w:r>
+      <w:r>
+        <w:t>(avec sel et paramètres de coût appropriés)</w:t>
+      </w:r>
+      <w:r>
+        <w:t>.</w:t>
+      </w:r>
+      <w:r>
+        <w:t xml:space="preserve">  </w:t>
+      </w:r>
     </w:p>
     <w:p>
       <w:pPr>
         <w:pStyle w:val="Corpsdetexte"/>
         <w:ind w:left="0"/>
-        <w:rPr>
-          <w:sz w:val="20"/>
-        </w:rPr>
       </w:pPr>
     </w:p>
     <w:p>
       <w:pPr>
         <w:pStyle w:val="Corpsdetexte"/>
-        <w:ind w:left="0"/>
-        <w:rPr>
-          <w:sz w:val="20"/>
-        </w:rPr>
-      </w:pPr>
-    </w:p>
-    <w:p>
-      <w:pPr>
-        <w:pStyle w:val="Corpsdetexte"/>
-        <w:ind w:left="0"/>
-        <w:rPr>
-          <w:sz w:val="20"/>
-        </w:rPr>
-      </w:pPr>
-    </w:p>
-    <w:p>
-      <w:pPr>
-        <w:pStyle w:val="Corpsdetexte"/>
-        <w:spacing w:before="73"/>
-        <w:ind w:left="0"/>
-        <w:rPr>
-          <w:sz w:val="20"/>
-        </w:rPr>
       </w:pPr>
       <w:r>
         <w:rPr>
           <w:noProof/>
-          <w:sz w:val="20"/>
         </w:rPr>
         <w:drawing>
-          <wp:anchor distT="0" distB="0" distL="0" distR="0" simplePos="0" relativeHeight="487590912" behindDoc="1" locked="0" layoutInCell="1" allowOverlap="1" wp14:anchorId="1C3DD48E" wp14:editId="0B1006B5">
-            <wp:simplePos x="0" y="0"/>
-            <wp:positionH relativeFrom="page">
-              <wp:posOffset>914400</wp:posOffset>
-            </wp:positionH>
-            <wp:positionV relativeFrom="paragraph">
-              <wp:posOffset>209329</wp:posOffset>
-            </wp:positionV>
-            <wp:extent cx="3148300" cy="3893058"/>
-            <wp:effectExtent l="0" t="0" r="0" b="0"/>
-            <wp:wrapTopAndBottom/>
-            <wp:docPr id="12" name="Image 12"/>
+          <wp:inline distT="0" distB="0" distL="0" distR="0" wp14:anchorId="13C08326" wp14:editId="04A03892">
+            <wp:extent cx="5461000" cy="3248025"/>
+            <wp:effectExtent l="0" t="0" r="6350" b="9525"/>
+            <wp:docPr id="337814522" name="Image 1"/>
             <wp:cNvGraphicFramePr>
-              <a:graphicFrameLocks xmlns:a="http://schemas.openxmlformats.org/drawingml/2006/main"/>
+              <a:graphicFrameLocks xmlns:a="http://schemas.openxmlformats.org/drawingml/2006/main" noChangeAspect="1"/>
             </wp:cNvGraphicFramePr>
             <a:graphic xmlns:a="http://schemas.openxmlformats.org/drawingml/2006/main">
               <a:graphicData uri="http://schemas.openxmlformats.org/drawingml/2006/picture">
                 <pic:pic xmlns:pic="http://schemas.openxmlformats.org/drawingml/2006/picture">
                   <pic:nvPicPr>
-                    <pic:cNvPr id="12" name="Image 12"/>
+                    <pic:cNvPr id="337814522" name="Image 337814522"/>
                     <pic:cNvPicPr/>
                   </pic:nvPicPr>
                   <pic:blipFill>
-                    <a:blip r:embed="rId15" cstate="print"/>
+                    <a:blip r:embed="rId15">
+                      <a:extLst>
+                        <a:ext uri="{28A0092B-C50C-407E-A947-70E740481C1C}">
+                          <a14:useLocalDpi xmlns:a14="http://schemas.microsoft.com/office/drawing/2010/main" val="0"/>
+                        </a:ext>
+                      </a:extLst>
+                    </a:blip>
                     <a:stretch>
                       <a:fillRect/>
                     </a:stretch>
@@ -4198,7 +4095,7 @@
                   <pic:spPr>
                     <a:xfrm>
                       <a:off x="0" y="0"/>
-                      <a:ext cx="3148300" cy="3893058"/>
+                      <a:ext cx="5475387" cy="3256582"/>
                     </a:xfrm>
                     <a:prstGeom prst="rect">
                       <a:avLst/>
@@ -4207,611 +4104,223 @@
                 </pic:pic>
               </a:graphicData>
             </a:graphic>
-          </wp:anchor>
+          </wp:inline>
         </w:drawing>
       </w:r>
     </w:p>
     <w:p>
       <w:pPr>
         <w:pStyle w:val="Corpsdetexte"/>
-        <w:rPr>
-          <w:sz w:val="20"/>
-        </w:rPr>
-        <w:sectPr>
-          <w:pgSz w:w="11910" w:h="16840"/>
-          <w:pgMar w:top="1940" w:right="708" w:bottom="280" w:left="1417" w:header="720" w:footer="720" w:gutter="0"/>
-          <w:cols w:space="720"/>
-        </w:sectPr>
+        <w:ind w:left="0"/>
       </w:pPr>
     </w:p>
     <w:p>
       <w:pPr>
         <w:pStyle w:val="Corpsdetexte"/>
-        <w:rPr>
-          <w:sz w:val="20"/>
-        </w:rPr>
-      </w:pPr>
+        <w:ind w:left="0"/>
+      </w:pPr>
+      <w:r>
+        <w:lastRenderedPageBreak/>
+        <w:t>Adaptation du processus d’inscription et de connexion utilisant le nouveau mécanisme de hachage</w:t>
+      </w:r>
+      <w:r>
+        <w:t xml:space="preserve">, ajout de 3 nouveaux fichiers, </w:t>
+      </w:r>
+      <w:r>
+        <w:t>`</w:t>
+      </w:r>
+      <w:proofErr w:type="spellStart"/>
+      <w:r>
+        <w:t>register_hashed.php</w:t>
+      </w:r>
+      <w:proofErr w:type="spellEnd"/>
+      <w:r>
+        <w:t>`</w:t>
+      </w:r>
+      <w:r>
+        <w:t xml:space="preserve"> pour enregistrer le mot de passe avec un hachage lors de l’inscriptio</w:t>
+      </w:r>
+      <w:r>
+        <w:t>n</w:t>
+      </w:r>
+      <w:r>
+        <w:t xml:space="preserve">, </w:t>
+      </w:r>
+      <w:r>
+        <w:t>`</w:t>
+      </w:r>
+      <w:proofErr w:type="spellStart"/>
+      <w:r>
+        <w:t>login_secure_hash.php</w:t>
+      </w:r>
+      <w:proofErr w:type="spellEnd"/>
+      <w:r>
+        <w:t>`</w:t>
+      </w:r>
+      <w:r>
+        <w:t xml:space="preserve"> pour vérifier le mot de passe d’un utilisateur déjà inscrit, </w:t>
+      </w:r>
+      <w:r>
+        <w:t>`</w:t>
+      </w:r>
+      <w:proofErr w:type="spellStart"/>
+      <w:r>
+        <w:t>change_password_hashed.php</w:t>
+      </w:r>
+      <w:proofErr w:type="spellEnd"/>
+      <w:r>
+        <w:t>`</w:t>
+      </w:r>
+      <w:r>
+        <w:t xml:space="preserve"> en cas de changement de mot de pas</w:t>
+      </w:r>
+      <w:r>
+        <w:t>se</w:t>
+      </w:r>
+      <w:r>
+        <w:t>.</w:t>
+      </w:r>
     </w:p>
     <w:p>
       <w:pPr>
         <w:pStyle w:val="Corpsdetexte"/>
-        <w:spacing w:before="12"/>
         <w:ind w:left="0"/>
       </w:pPr>
     </w:p>
     <w:p>
       <w:pPr>
-        <w:pStyle w:val="Paragraphedeliste"/>
-        <w:numPr>
-          <w:ilvl w:val="0"/>
-          <w:numId w:val="1"/>
-        </w:numPr>
-        <w:tabs>
-          <w:tab w:val="left" w:pos="282"/>
-        </w:tabs>
-        <w:ind w:left="282" w:hanging="259"/>
-        <w:jc w:val="left"/>
-        <w:rPr>
-          <w:sz w:val="24"/>
-        </w:rPr>
-      </w:pPr>
-      <w:r>
-        <w:rPr>
-          <w:sz w:val="24"/>
-        </w:rPr>
-        <w:t>Hachage</w:t>
-      </w:r>
-      <w:r>
-        <w:rPr>
-          <w:spacing w:val="-19"/>
-          <w:sz w:val="24"/>
-        </w:rPr>
-        <w:t xml:space="preserve"> </w:t>
-      </w:r>
-      <w:r>
-        <w:rPr>
-          <w:sz w:val="24"/>
-        </w:rPr>
-        <w:t>des</w:t>
-      </w:r>
-      <w:r>
-        <w:rPr>
-          <w:spacing w:val="-19"/>
-          <w:sz w:val="24"/>
-        </w:rPr>
-        <w:t xml:space="preserve"> </w:t>
-      </w:r>
-      <w:r>
-        <w:rPr>
-          <w:sz w:val="24"/>
-        </w:rPr>
-        <w:t>mots</w:t>
-      </w:r>
-      <w:r>
-        <w:rPr>
-          <w:spacing w:val="-19"/>
-          <w:sz w:val="24"/>
-        </w:rPr>
-        <w:t xml:space="preserve"> </w:t>
-      </w:r>
-      <w:r>
-        <w:rPr>
-          <w:sz w:val="24"/>
-        </w:rPr>
-        <w:t>de</w:t>
-      </w:r>
-      <w:r>
-        <w:rPr>
-          <w:spacing w:val="-17"/>
-          <w:sz w:val="24"/>
-        </w:rPr>
-        <w:t xml:space="preserve"> </w:t>
-      </w:r>
-      <w:r>
-        <w:rPr>
-          <w:spacing w:val="-2"/>
-          <w:sz w:val="24"/>
-        </w:rPr>
-        <w:t>passe</w:t>
-      </w:r>
-    </w:p>
-    <w:p>
-      <w:pPr>
         <w:pStyle w:val="Corpsdetexte"/>
-        <w:spacing w:before="44"/>
         <w:ind w:left="0"/>
-        <w:rPr>
-          <w:sz w:val="20"/>
-        </w:rPr>
+      </w:pPr>
+      <w:r>
+        <w:rPr>
+          <w:noProof/>
+        </w:rPr>
+        <w:drawing>
+          <wp:inline distT="0" distB="0" distL="0" distR="0" wp14:anchorId="147E3D45" wp14:editId="4E29A9CF">
+            <wp:extent cx="6213475" cy="1303655"/>
+            <wp:effectExtent l="0" t="0" r="0" b="0"/>
+            <wp:docPr id="734035886" name="Image 2"/>
+            <wp:cNvGraphicFramePr>
+              <a:graphicFrameLocks xmlns:a="http://schemas.openxmlformats.org/drawingml/2006/main" noChangeAspect="1"/>
+            </wp:cNvGraphicFramePr>
+            <a:graphic xmlns:a="http://schemas.openxmlformats.org/drawingml/2006/main">
+              <a:graphicData uri="http://schemas.openxmlformats.org/drawingml/2006/picture">
+                <pic:pic xmlns:pic="http://schemas.openxmlformats.org/drawingml/2006/picture">
+                  <pic:nvPicPr>
+                    <pic:cNvPr id="734035886" name="Image 734035886"/>
+                    <pic:cNvPicPr/>
+                  </pic:nvPicPr>
+                  <pic:blipFill>
+                    <a:blip r:embed="rId16">
+                      <a:extLst>
+                        <a:ext uri="{28A0092B-C50C-407E-A947-70E740481C1C}">
+                          <a14:useLocalDpi xmlns:a14="http://schemas.microsoft.com/office/drawing/2010/main" val="0"/>
+                        </a:ext>
+                      </a:extLst>
+                    </a:blip>
+                    <a:stretch>
+                      <a:fillRect/>
+                    </a:stretch>
+                  </pic:blipFill>
+                  <pic:spPr>
+                    <a:xfrm>
+                      <a:off x="0" y="0"/>
+                      <a:ext cx="6213475" cy="1303655"/>
+                    </a:xfrm>
+                    <a:prstGeom prst="rect">
+                      <a:avLst/>
+                    </a:prstGeom>
+                  </pic:spPr>
+                </pic:pic>
+              </a:graphicData>
+            </a:graphic>
+          </wp:inline>
+        </w:drawing>
+      </w:r>
+    </w:p>
+    <w:p>
+      <w:pPr>
+        <w:pStyle w:val="Corpsdetexte"/>
+      </w:pPr>
+    </w:p>
+    <w:p>
+      <w:pPr>
+        <w:pStyle w:val="Corpsdetexte"/>
+      </w:pPr>
+      <w:r>
+        <w:t>L</w:t>
+      </w:r>
+      <w:r>
+        <w:t xml:space="preserve">es mots de passe ne </w:t>
+      </w:r>
+      <w:r>
+        <w:t>sont</w:t>
+      </w:r>
+      <w:r>
+        <w:t xml:space="preserve"> jamais stockés ou affichés en texte clair, ni dans la base de données, ni dans les journaux</w:t>
+      </w:r>
+      <w:r>
+        <w:t xml:space="preserve"> (logs).</w:t>
+      </w:r>
+      <w:r>
+        <w:t xml:space="preserve"> Pour vérifier si un mot de passe en clair correspond bien au hachage stocké en base (celui produit par `</w:t>
+      </w:r>
+      <w:proofErr w:type="spellStart"/>
+      <w:r>
+        <w:t>password_hash</w:t>
+      </w:r>
+      <w:proofErr w:type="spellEnd"/>
+      <w:r>
+        <w:t>()`), on utilise la fonction PHP `</w:t>
+      </w:r>
+      <w:proofErr w:type="spellStart"/>
+      <w:r>
+        <w:t>password_verify</w:t>
+      </w:r>
+      <w:proofErr w:type="spellEnd"/>
+      <w:r>
+        <w:t>()`, qui retourne `</w:t>
+      </w:r>
+      <w:proofErr w:type="spellStart"/>
+      <w:r>
+        <w:t>true</w:t>
+      </w:r>
+      <w:proofErr w:type="spellEnd"/>
+      <w:r>
+        <w:t>` si ça correspond, `false` sinon. Le hachage stocké est une chaîne contenant tout ce qu’il faut</w:t>
+      </w:r>
+      <w:r>
+        <w:t xml:space="preserve"> (l’algorithme utilisé, le coût, le sel et l’empreinte dérivée du mot de passe plus le sel)</w:t>
+      </w:r>
+      <w:r>
+        <w:t xml:space="preserve"> pour refaire le calcul à l’envers, non pas en déchiffrant le mot de passe, mais en lisant le mot de passe fournit et en lui appliquant le même processus d’encryptage, et si l’empreinte qui en résulte correspond </w:t>
+      </w:r>
+      <w:r>
+        <w:t>à l’empreinte</w:t>
+      </w:r>
+      <w:r>
+        <w:t xml:space="preserve"> du hachage stocké alors les 2 mots de passe correspondent.</w:t>
+      </w:r>
+    </w:p>
+    <w:p>
+      <w:pPr>
+        <w:pStyle w:val="Corpsdetexte"/>
+      </w:pPr>
+    </w:p>
+    <w:p>
+      <w:pPr>
+        <w:pStyle w:val="Corpsdetexte"/>
       </w:pPr>
       <w:r>
         <w:rPr>
           <w:noProof/>
           <w:sz w:val="20"/>
         </w:rPr>
-        <mc:AlternateContent>
-          <mc:Choice Requires="wpg">
-            <w:drawing>
-              <wp:anchor distT="0" distB="0" distL="0" distR="0" simplePos="0" relativeHeight="487591424" behindDoc="1" locked="0" layoutInCell="1" allowOverlap="1" wp14:anchorId="5759AB98" wp14:editId="2618D5DD">
-                <wp:simplePos x="0" y="0"/>
-                <wp:positionH relativeFrom="page">
-                  <wp:posOffset>914400</wp:posOffset>
-                </wp:positionH>
-                <wp:positionV relativeFrom="paragraph">
-                  <wp:posOffset>190643</wp:posOffset>
-                </wp:positionV>
-                <wp:extent cx="5724525" cy="6763384"/>
-                <wp:effectExtent l="0" t="0" r="0" b="0"/>
-                <wp:wrapTopAndBottom/>
-                <wp:docPr id="14" name="Group 14"/>
-                <wp:cNvGraphicFramePr>
-                  <a:graphicFrameLocks xmlns:a="http://schemas.openxmlformats.org/drawingml/2006/main"/>
-                </wp:cNvGraphicFramePr>
-                <a:graphic xmlns:a="http://schemas.openxmlformats.org/drawingml/2006/main">
-                  <a:graphicData uri="http://schemas.microsoft.com/office/word/2010/wordprocessingGroup">
-                    <wpg:wgp>
-                      <wpg:cNvGrpSpPr>
-                        <a:grpSpLocks/>
-                      </wpg:cNvGrpSpPr>
-                      <wpg:grpSpPr>
-                        <a:xfrm>
-                          <a:off x="0" y="0"/>
-                          <a:ext cx="5724525" cy="6763384"/>
-                          <a:chOff x="0" y="0"/>
-                          <a:chExt cx="5724525" cy="6763384"/>
-                        </a:xfrm>
-                      </wpg:grpSpPr>
-                      <pic:pic xmlns:pic="http://schemas.openxmlformats.org/drawingml/2006/picture">
-                        <pic:nvPicPr>
-                          <pic:cNvPr id="15" name="Image 15"/>
-                          <pic:cNvPicPr/>
-                        </pic:nvPicPr>
-                        <pic:blipFill>
-                          <a:blip r:embed="rId16" cstate="print"/>
-                          <a:stretch>
-                            <a:fillRect/>
-                          </a:stretch>
-                        </pic:blipFill>
-                        <pic:spPr>
-                          <a:xfrm>
-                            <a:off x="0" y="0"/>
-                            <a:ext cx="5724525" cy="3361182"/>
-                          </a:xfrm>
-                          <a:prstGeom prst="rect">
-                            <a:avLst/>
-                          </a:prstGeom>
-                        </pic:spPr>
-                      </pic:pic>
-                      <pic:pic xmlns:pic="http://schemas.openxmlformats.org/drawingml/2006/picture">
-                        <pic:nvPicPr>
-                          <pic:cNvPr id="16" name="Image 16"/>
-                          <pic:cNvPicPr/>
-                        </pic:nvPicPr>
-                        <pic:blipFill>
-                          <a:blip r:embed="rId17" cstate="print"/>
-                          <a:stretch>
-                            <a:fillRect/>
-                          </a:stretch>
-                        </pic:blipFill>
-                        <pic:spPr>
-                          <a:xfrm>
-                            <a:off x="0" y="3391395"/>
-                            <a:ext cx="5724525" cy="3371850"/>
-                          </a:xfrm>
-                          <a:prstGeom prst="rect">
-                            <a:avLst/>
-                          </a:prstGeom>
-                        </pic:spPr>
-                      </pic:pic>
-                    </wpg:wgp>
-                  </a:graphicData>
-                </a:graphic>
-              </wp:anchor>
-            </w:drawing>
-          </mc:Choice>
-          <mc:Fallback>
-            <w:pict>
-              <v:group w14:anchorId="5A0034E6" id="Group 14" o:spid="_x0000_s1026" style="position:absolute;margin-left:1in;margin-top:15pt;width:450.75pt;height:532.55pt;z-index:-15725056;mso-wrap-distance-left:0;mso-wrap-distance-right:0;mso-position-horizontal-relative:page" coordsize="57245,67633" o:gfxdata="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">
-                <v:shapetype id="_x0000_t75" coordsize="21600,21600" o:spt="75" o:preferrelative="t" path="m@4@5l@4@11@9@11@9@5xe" filled="f" stroked="f">
-                  <v:stroke joinstyle="miter"/>
-                  <v:formulas>
-                    <v:f eqn="if lineDrawn pixelLineWidth 0"/>
-                    <v:f eqn="sum @0 1 0"/>
-                    <v:f eqn="sum 0 0 @1"/>
-                    <v:f eqn="prod @2 1 2"/>
-                    <v:f eqn="prod @3 21600 pixelWidth"/>
-                    <v:f eqn="prod @3 21600 pixelHeight"/>
-                    <v:f eqn="sum @0 0 1"/>
-                    <v:f eqn="prod @6 1 2"/>
-                    <v:f eqn="prod @7 21600 pixelWidth"/>
-                    <v:f eqn="sum @8 21600 0"/>
-                    <v:f eqn="prod @7 21600 pixelHeight"/>
-                    <v:f eqn="sum @10 21600 0"/>
-                  </v:formulas>
-                  <v:path o:extrusionok="f" gradientshapeok="t" o:connecttype="rect"/>
-                  <o:lock v:ext="edit" aspectratio="t"/>
-                </v:shapetype>
-                <v:shape id="Image 15" o:spid="_x0000_s1027" type="#_x0000_t75" style="position:absolute;width:57245;height:33611;visibility:visible;mso-wrap-style:square" o:gfxdata="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">
-                  <v:imagedata r:id="rId18" o:title=""/>
-                </v:shape>
-                <v:shape id="Image 16" o:spid="_x0000_s1028" type="#_x0000_t75" style="position:absolute;top:33913;width:57245;height:33719;visibility:visible;mso-wrap-style:square" o:gfxdata="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">
-                  <v:imagedata r:id="rId19" o:title=""/>
-                </v:shape>
-                <w10:wrap type="topAndBottom" anchorx="page"/>
-              </v:group>
-            </w:pict>
-          </mc:Fallback>
-        </mc:AlternateContent>
-      </w:r>
-    </w:p>
-    <w:p>
-      <w:pPr>
-        <w:pStyle w:val="Corpsdetexte"/>
-        <w:rPr>
-          <w:sz w:val="20"/>
-        </w:rPr>
-        <w:sectPr>
-          <w:pgSz w:w="11910" w:h="16840"/>
-          <w:pgMar w:top="1440" w:right="708" w:bottom="280" w:left="1417" w:header="720" w:footer="720" w:gutter="0"/>
-          <w:cols w:space="720"/>
-        </w:sectPr>
-      </w:pPr>
-    </w:p>
-    <w:p>
-      <w:pPr>
-        <w:pStyle w:val="Corpsdetexte"/>
-        <w:spacing w:before="80" w:line="499" w:lineRule="auto"/>
-        <w:ind w:right="4054"/>
-      </w:pPr>
-      <w:r>
-        <w:lastRenderedPageBreak/>
-        <w:t>La fonction PHP</w:t>
-      </w:r>
-      <w:r>
-        <w:rPr>
-          <w:spacing w:val="-1"/>
-        </w:rPr>
-        <w:t xml:space="preserve"> </w:t>
-      </w:r>
-      <w:r>
-        <w:t xml:space="preserve">utilisé est </w:t>
-      </w:r>
-      <w:proofErr w:type="spellStart"/>
-      <w:r>
-        <w:t>password_</w:t>
-      </w:r>
-      <w:proofErr w:type="gramStart"/>
-      <w:r>
-        <w:t>hash</w:t>
-      </w:r>
-      <w:proofErr w:type="spellEnd"/>
-      <w:r>
-        <w:t>(</w:t>
-      </w:r>
-      <w:proofErr w:type="gramEnd"/>
-      <w:r>
-        <w:t>$</w:t>
-      </w:r>
-      <w:proofErr w:type="spellStart"/>
-      <w:r>
-        <w:t>password</w:t>
-      </w:r>
-      <w:proofErr w:type="spellEnd"/>
-      <w:r>
-        <w:t>,</w:t>
-      </w:r>
-      <w:r>
-        <w:rPr>
-          <w:spacing w:val="-12"/>
-        </w:rPr>
-        <w:t xml:space="preserve"> </w:t>
-      </w:r>
-      <w:r>
-        <w:t>PASSWORD_BCRYPT</w:t>
-      </w:r>
-      <w:proofErr w:type="gramStart"/>
-      <w:r>
-        <w:t>);</w:t>
-      </w:r>
-      <w:proofErr w:type="gramEnd"/>
-      <w:r>
-        <w:t xml:space="preserve"> Avec</w:t>
-      </w:r>
-      <w:r>
-        <w:rPr>
-          <w:spacing w:val="-13"/>
-        </w:rPr>
-        <w:t xml:space="preserve"> </w:t>
-      </w:r>
-      <w:r>
-        <w:t>la</w:t>
-      </w:r>
-      <w:r>
-        <w:rPr>
-          <w:spacing w:val="-9"/>
-        </w:rPr>
-        <w:t xml:space="preserve"> </w:t>
-      </w:r>
-      <w:r>
-        <w:t>vérification</w:t>
-      </w:r>
-      <w:r>
-        <w:rPr>
-          <w:spacing w:val="-9"/>
-        </w:rPr>
-        <w:t xml:space="preserve"> </w:t>
-      </w:r>
-      <w:r>
-        <w:t xml:space="preserve">suivante </w:t>
-      </w:r>
-      <w:proofErr w:type="spellStart"/>
-      <w:r>
-        <w:t>password_</w:t>
-      </w:r>
-      <w:proofErr w:type="gramStart"/>
-      <w:r>
-        <w:t>verify</w:t>
-      </w:r>
-      <w:proofErr w:type="spellEnd"/>
-      <w:r>
-        <w:t>(</w:t>
-      </w:r>
-      <w:proofErr w:type="gramEnd"/>
-      <w:r>
-        <w:t>$</w:t>
-      </w:r>
-      <w:proofErr w:type="spellStart"/>
-      <w:r>
-        <w:t>password</w:t>
-      </w:r>
-      <w:proofErr w:type="spellEnd"/>
-      <w:r>
-        <w:t>,</w:t>
-      </w:r>
-      <w:r>
-        <w:rPr>
-          <w:spacing w:val="-12"/>
-        </w:rPr>
-        <w:t xml:space="preserve"> </w:t>
-      </w:r>
-      <w:r>
-        <w:t>$hash</w:t>
-      </w:r>
-      <w:proofErr w:type="gramStart"/>
-      <w:r>
-        <w:t>);</w:t>
-      </w:r>
-      <w:proofErr w:type="gramEnd"/>
-    </w:p>
-    <w:p>
-      <w:pPr>
-        <w:pStyle w:val="Corpsdetexte"/>
-        <w:spacing w:before="2" w:line="504" w:lineRule="auto"/>
-        <w:ind w:right="2742"/>
-      </w:pPr>
-      <w:r>
-        <w:rPr>
-          <w:spacing w:val="-4"/>
-        </w:rPr>
-        <w:t>Le</w:t>
-      </w:r>
-      <w:r>
-        <w:rPr>
-          <w:spacing w:val="-20"/>
-        </w:rPr>
-        <w:t xml:space="preserve"> </w:t>
-      </w:r>
-      <w:r>
-        <w:rPr>
-          <w:spacing w:val="-4"/>
-        </w:rPr>
-        <w:t>hachage</w:t>
-      </w:r>
-      <w:r>
-        <w:rPr>
-          <w:spacing w:val="-20"/>
-        </w:rPr>
-        <w:t xml:space="preserve"> </w:t>
-      </w:r>
-      <w:proofErr w:type="spellStart"/>
-      <w:r>
-        <w:rPr>
-          <w:spacing w:val="-4"/>
-        </w:rPr>
-        <w:t>bcrypt</w:t>
-      </w:r>
-      <w:proofErr w:type="spellEnd"/>
-      <w:r>
-        <w:rPr>
-          <w:spacing w:val="-20"/>
-        </w:rPr>
-        <w:t xml:space="preserve"> </w:t>
-      </w:r>
-      <w:r>
-        <w:rPr>
-          <w:spacing w:val="-4"/>
-        </w:rPr>
-        <w:t>inclut</w:t>
-      </w:r>
-      <w:r>
-        <w:rPr>
-          <w:spacing w:val="-16"/>
-        </w:rPr>
-        <w:t xml:space="preserve"> </w:t>
-      </w:r>
-      <w:r>
-        <w:rPr>
-          <w:spacing w:val="-4"/>
-        </w:rPr>
-        <w:t>:</w:t>
-      </w:r>
-      <w:r>
-        <w:rPr>
-          <w:spacing w:val="-21"/>
-        </w:rPr>
-        <w:t xml:space="preserve"> </w:t>
-      </w:r>
-      <w:r>
-        <w:rPr>
-          <w:spacing w:val="-4"/>
-        </w:rPr>
-        <w:t>un</w:t>
-      </w:r>
-      <w:r>
-        <w:rPr>
-          <w:spacing w:val="-10"/>
-        </w:rPr>
-        <w:t xml:space="preserve"> </w:t>
-      </w:r>
-      <w:r>
-        <w:rPr>
-          <w:spacing w:val="-4"/>
-        </w:rPr>
-        <w:t>sel</w:t>
-      </w:r>
-      <w:r>
-        <w:rPr>
-          <w:spacing w:val="-20"/>
-        </w:rPr>
-        <w:t xml:space="preserve"> </w:t>
-      </w:r>
-      <w:r>
-        <w:rPr>
-          <w:spacing w:val="-4"/>
-        </w:rPr>
-        <w:t>automatique,</w:t>
-      </w:r>
-      <w:r>
-        <w:rPr>
-          <w:spacing w:val="-14"/>
-        </w:rPr>
-        <w:t xml:space="preserve"> </w:t>
-      </w:r>
-      <w:r>
-        <w:rPr>
-          <w:spacing w:val="-4"/>
-        </w:rPr>
-        <w:t>un</w:t>
-      </w:r>
-      <w:r>
-        <w:rPr>
-          <w:spacing w:val="-20"/>
-        </w:rPr>
-        <w:t xml:space="preserve"> </w:t>
-      </w:r>
-      <w:r>
-        <w:rPr>
-          <w:spacing w:val="-4"/>
-        </w:rPr>
-        <w:t>coût</w:t>
-      </w:r>
-      <w:r>
-        <w:rPr>
-          <w:spacing w:val="-21"/>
-        </w:rPr>
-        <w:t xml:space="preserve"> </w:t>
-      </w:r>
-      <w:r>
-        <w:rPr>
-          <w:spacing w:val="-4"/>
-        </w:rPr>
-        <w:t>de</w:t>
-      </w:r>
-      <w:r>
-        <w:rPr>
-          <w:spacing w:val="-19"/>
-        </w:rPr>
-        <w:t xml:space="preserve"> </w:t>
-      </w:r>
-      <w:r>
-        <w:rPr>
-          <w:spacing w:val="-4"/>
-        </w:rPr>
-        <w:t xml:space="preserve">calcul </w:t>
-      </w:r>
-      <w:r>
-        <w:t>Cela</w:t>
-      </w:r>
-      <w:r>
-        <w:rPr>
-          <w:spacing w:val="-2"/>
-        </w:rPr>
-        <w:t xml:space="preserve"> </w:t>
-      </w:r>
-      <w:r>
-        <w:t>empêche</w:t>
-      </w:r>
-      <w:r>
-        <w:rPr>
-          <w:spacing w:val="-7"/>
-        </w:rPr>
-        <w:t xml:space="preserve"> </w:t>
-      </w:r>
-      <w:r>
-        <w:t>la</w:t>
-      </w:r>
-      <w:r>
-        <w:rPr>
-          <w:spacing w:val="-2"/>
-        </w:rPr>
-        <w:t xml:space="preserve"> </w:t>
-      </w:r>
-      <w:r>
-        <w:t>récupération</w:t>
-      </w:r>
-      <w:r>
-        <w:rPr>
-          <w:spacing w:val="-2"/>
-        </w:rPr>
-        <w:t xml:space="preserve"> </w:t>
-      </w:r>
-      <w:r>
-        <w:t>des</w:t>
-      </w:r>
-      <w:r>
-        <w:rPr>
-          <w:spacing w:val="-7"/>
-        </w:rPr>
-        <w:t xml:space="preserve"> </w:t>
-      </w:r>
-      <w:r>
-        <w:t>mots</w:t>
-      </w:r>
-      <w:r>
-        <w:rPr>
-          <w:spacing w:val="-7"/>
-        </w:rPr>
-        <w:t xml:space="preserve"> </w:t>
-      </w:r>
-      <w:r>
-        <w:t>de</w:t>
-      </w:r>
-      <w:r>
-        <w:rPr>
-          <w:spacing w:val="-6"/>
-        </w:rPr>
-        <w:t xml:space="preserve"> </w:t>
-      </w:r>
-      <w:r>
-        <w:t>passe.</w:t>
-      </w:r>
-    </w:p>
-    <w:p>
-      <w:pPr>
-        <w:pStyle w:val="Corpsdetexte"/>
-        <w:rPr>
-          <w:sz w:val="20"/>
-        </w:rPr>
-      </w:pPr>
-      <w:r>
-        <w:rPr>
-          <w:noProof/>
-          <w:sz w:val="20"/>
-        </w:rPr>
         <w:drawing>
-          <wp:inline distT="0" distB="0" distL="0" distR="0" wp14:anchorId="21D14B7D" wp14:editId="7549C9D5">
-            <wp:extent cx="5516729" cy="3550920"/>
-            <wp:effectExtent l="0" t="0" r="0" b="0"/>
+          <wp:inline distT="0" distB="0" distL="0" distR="0" wp14:anchorId="0707FA24" wp14:editId="3EAECD41">
+            <wp:extent cx="5956300" cy="4127500"/>
+            <wp:effectExtent l="0" t="0" r="6350" b="6350"/>
             <wp:docPr id="17" name="Image 17"/>
             <wp:cNvGraphicFramePr>
               <a:graphicFrameLocks xmlns:a="http://schemas.openxmlformats.org/drawingml/2006/main"/>
@@ -4824,7 +4333,7 @@
                     <pic:cNvPicPr/>
                   </pic:nvPicPr>
                   <pic:blipFill>
-                    <a:blip r:embed="rId20" cstate="print"/>
+                    <a:blip r:embed="rId17" cstate="print"/>
                     <a:stretch>
                       <a:fillRect/>
                     </a:stretch>
@@ -4832,7 +4341,7 @@
                   <pic:spPr>
                     <a:xfrm>
                       <a:off x="0" y="0"/>
-                      <a:ext cx="5516729" cy="3550920"/>
+                      <a:ext cx="5956827" cy="4127865"/>
                     </a:xfrm>
                     <a:prstGeom prst="rect">
                       <a:avLst/>
@@ -4848,8 +4357,309 @@
     <w:p>
       <w:pPr>
         <w:pStyle w:val="Corpsdetexte"/>
-        <w:ind w:left="0"/>
-      </w:pPr>
+      </w:pPr>
+    </w:p>
+    <w:p>
+      <w:pPr>
+        <w:pStyle w:val="Corpsdetexte"/>
+      </w:pPr>
+      <w:r>
+        <w:t xml:space="preserve">Cependant, l’une des limites à l’utilisation de </w:t>
+      </w:r>
+      <w:proofErr w:type="spellStart"/>
+      <w:r>
+        <w:t>Bcrypt</w:t>
+      </w:r>
+      <w:proofErr w:type="spellEnd"/>
+      <w:r>
+        <w:t xml:space="preserve"> pour encrypter les mots de passe, est le fait que l’utilisation du coût de 12, bien qu’augmentant la résistance aux attaq</w:t>
+      </w:r>
+      <w:r>
+        <w:t>u</w:t>
+      </w:r>
+      <w:r>
+        <w:t xml:space="preserve">es par force brute, celui-ci augmente le temps de calcul et donc </w:t>
+      </w:r>
+      <w:r>
+        <w:t>la charge</w:t>
+      </w:r>
+      <w:r>
+        <w:t xml:space="preserve"> CPU. </w:t>
+      </w:r>
+      <w:r>
+        <w:t xml:space="preserve">Un coût de 12 signifie que le nombre d’itérations qu’effectue l’algorithme sera de 4096, c’est à dire que celui-ci va recalculer un hash 4096 fois en exécutant un processus interne appelé </w:t>
+      </w:r>
+      <w:proofErr w:type="spellStart"/>
+      <w:r>
+        <w:t>Expensive</w:t>
+      </w:r>
+      <w:proofErr w:type="spellEnd"/>
+      <w:r>
+        <w:t xml:space="preserve"> Key Schedule</w:t>
+      </w:r>
+      <w:r>
+        <w:t xml:space="preserve"> qui consiste à mélanger profondément le mot de passe, le sel, et l’état interne du chiffrement (ici </w:t>
+      </w:r>
+      <w:proofErr w:type="spellStart"/>
+      <w:r>
+        <w:t>blowfish</w:t>
+      </w:r>
+      <w:proofErr w:type="spellEnd"/>
+      <w:r>
+        <w:t>)</w:t>
+      </w:r>
+      <w:r>
+        <w:t>, ce qui par conséquent a un certain coût et qui intègre volontairement une certaine lenteur pour ralentir les attaquants</w:t>
+      </w:r>
+      <w:r>
+        <w:t xml:space="preserve">. </w:t>
+      </w:r>
+    </w:p>
+    <w:p>
+      <w:pPr>
+        <w:pStyle w:val="Corpsdetexte"/>
+        <w:rPr>
+          <w:noProof/>
+          <w:sz w:val="20"/>
+        </w:rPr>
+      </w:pPr>
+      <w:r>
+        <w:t>L’autre limite</w:t>
+      </w:r>
+      <w:r>
+        <w:t xml:space="preserve"> est qu’en cas de fuite dans la base de données, si des utilisateurs sont supprimés puis réintégrés, on ne peut pas à partir du hash retrouver le mot de passe originel, c’est-à-dire qu’il n’y a pas de clé pour déchiffrer l’empreinte du mot de passe.</w:t>
+      </w:r>
+      <w:r>
+        <w:rPr>
+          <w:noProof/>
+          <w:sz w:val="20"/>
+        </w:rPr>
+        <w:t xml:space="preserve"> </w:t>
+      </w:r>
+    </w:p>
+    <w:p>
+      <w:pPr>
+        <w:pStyle w:val="Corpsdetexte"/>
+        <w:rPr>
+          <w:noProof/>
+          <w:sz w:val="20"/>
+        </w:rPr>
+      </w:pPr>
+    </w:p>
+    <w:p>
+      <w:pPr>
+        <w:pStyle w:val="Corpsdetexte"/>
+        <w:rPr>
+          <w:noProof/>
+          <w:sz w:val="20"/>
+        </w:rPr>
+      </w:pPr>
+    </w:p>
+    <w:p>
+      <w:pPr>
+        <w:pStyle w:val="Titre2"/>
+        <w:rPr>
+          <w:rFonts w:ascii="Aptos Display" w:hAnsi="Aptos Display"/>
+          <w:b/>
+          <w:bCs/>
+          <w:color w:val="auto"/>
+          <w:sz w:val="28"/>
+          <w:szCs w:val="28"/>
+        </w:rPr>
+      </w:pPr>
+      <w:r>
+        <w:rPr>
+          <w:rFonts w:ascii="Aptos Display" w:hAnsi="Aptos Display"/>
+          <w:b/>
+          <w:bCs/>
+          <w:color w:val="auto"/>
+          <w:sz w:val="28"/>
+          <w:szCs w:val="28"/>
+        </w:rPr>
+        <w:t xml:space="preserve">5.  </w:t>
+      </w:r>
+      <w:r>
+        <w:rPr>
+          <w:rFonts w:ascii="Aptos Display" w:hAnsi="Aptos Display"/>
+          <w:b/>
+          <w:bCs/>
+          <w:color w:val="auto"/>
+          <w:sz w:val="28"/>
+          <w:szCs w:val="28"/>
+        </w:rPr>
+        <w:t>Certificat numérique, HTTPS et journalisation</w:t>
+      </w:r>
+    </w:p>
+    <w:p>
+      <w:pPr>
+        <w:pStyle w:val="Titre3"/>
+        <w:rPr>
+          <w:rFonts w:ascii="Aptos Display" w:hAnsi="Aptos Display"/>
+          <w:b/>
+          <w:bCs/>
+          <w:color w:val="auto"/>
+        </w:rPr>
+      </w:pPr>
+      <w:r>
+        <w:rPr>
+          <w:rFonts w:ascii="Aptos Display" w:hAnsi="Aptos Display"/>
+          <w:b/>
+          <w:bCs/>
+          <w:color w:val="auto"/>
+        </w:rPr>
+        <w:t xml:space="preserve">5.1. </w:t>
+      </w:r>
+      <w:r>
+        <w:rPr>
+          <w:rFonts w:ascii="Aptos Display" w:hAnsi="Aptos Display"/>
+          <w:b/>
+          <w:bCs/>
+          <w:color w:val="auto"/>
+        </w:rPr>
+        <w:t>Certificat numérique</w:t>
+      </w:r>
+    </w:p>
+    <w:p/>
+    <w:p>
+      <w:pPr>
+        <w:pStyle w:val="Corpsdetexte"/>
+        <w:rPr>
+          <w:sz w:val="22"/>
+          <w:szCs w:val="22"/>
+        </w:rPr>
+      </w:pPr>
+      <w:r>
+        <w:rPr>
+          <w:sz w:val="22"/>
+          <w:szCs w:val="22"/>
+        </w:rPr>
+        <w:t xml:space="preserve">La génération d’un certificat auto-signé repose sur l’utilisation de l’outil </w:t>
+      </w:r>
+      <w:proofErr w:type="spellStart"/>
+      <w:r>
+        <w:rPr>
+          <w:sz w:val="22"/>
+          <w:szCs w:val="22"/>
+        </w:rPr>
+        <w:t>OpenSSL</w:t>
+      </w:r>
+      <w:proofErr w:type="spellEnd"/>
+      <w:r>
+        <w:rPr>
+          <w:sz w:val="22"/>
+          <w:szCs w:val="22"/>
+        </w:rPr>
+        <w:t>, qui permet de créer à la fois une clé privée et un certificat X.509 associé.</w:t>
+      </w:r>
+    </w:p>
+    <w:p>
+      <w:pPr>
+        <w:pStyle w:val="Corpsdetexte"/>
+        <w:rPr>
+          <w:sz w:val="22"/>
+          <w:szCs w:val="22"/>
+        </w:rPr>
+      </w:pPr>
+      <w:r>
+        <w:rPr>
+          <w:sz w:val="22"/>
+          <w:szCs w:val="22"/>
+        </w:rPr>
+        <w:t xml:space="preserve">Dans un premier temps, on se place dans le répertoire dédié aux certificats, puis on exécute une commande qui demande à </w:t>
+      </w:r>
+      <w:proofErr w:type="spellStart"/>
+      <w:r>
+        <w:rPr>
+          <w:sz w:val="22"/>
+          <w:szCs w:val="22"/>
+        </w:rPr>
+        <w:t>OpenSSL</w:t>
+      </w:r>
+      <w:proofErr w:type="spellEnd"/>
+      <w:r>
+        <w:rPr>
+          <w:sz w:val="22"/>
+          <w:szCs w:val="22"/>
+        </w:rPr>
+        <w:t xml:space="preserve"> de générer une nouvelle paire clé/certificat. Cette commande utilise l’algorithme RSA avec une taille de clé de 2048 bits, ce qui constitue aujourd’hui un standard de sécurité courant. Le certificat est auto-signé grâce à l’option -x509, ce qui signifie qu’il est signé par sa propre clé privée et non par une autorité de certification externe.</w:t>
+      </w:r>
+    </w:p>
+    <w:p>
+      <w:pPr>
+        <w:pStyle w:val="Corpsdetexte"/>
+        <w:rPr>
+          <w:sz w:val="22"/>
+          <w:szCs w:val="22"/>
+        </w:rPr>
+      </w:pPr>
+    </w:p>
+    <w:p>
+      <w:pPr>
+        <w:pStyle w:val="Corpsdetexte"/>
+        <w:rPr>
+          <w:sz w:val="20"/>
+        </w:rPr>
+      </w:pPr>
+      <w:r>
+        <w:rPr>
+          <w:sz w:val="22"/>
+          <w:szCs w:val="22"/>
+        </w:rPr>
+        <w:t xml:space="preserve">La durée de validité du certificat est fixée à </w:t>
+      </w:r>
+      <w:r>
+        <w:rPr>
+          <w:sz w:val="22"/>
+          <w:szCs w:val="22"/>
+        </w:rPr>
+        <w:t>1 an</w:t>
+      </w:r>
+      <w:r>
+        <w:rPr>
+          <w:sz w:val="22"/>
+          <w:szCs w:val="22"/>
+        </w:rPr>
+        <w:t xml:space="preserve"> </w:t>
+      </w:r>
+      <w:r>
+        <w:rPr>
+          <w:sz w:val="22"/>
+          <w:szCs w:val="22"/>
+        </w:rPr>
+        <w:t>(-</w:t>
+      </w:r>
+      <w:proofErr w:type="spellStart"/>
+      <w:r>
+        <w:rPr>
+          <w:sz w:val="22"/>
+          <w:szCs w:val="22"/>
+        </w:rPr>
+        <w:t>days</w:t>
+      </w:r>
+      <w:proofErr w:type="spellEnd"/>
+      <w:r>
+        <w:rPr>
+          <w:sz w:val="22"/>
+          <w:szCs w:val="22"/>
+        </w:rPr>
+        <w:t xml:space="preserve"> 365). L’option -</w:t>
+      </w:r>
+      <w:proofErr w:type="spellStart"/>
+      <w:r>
+        <w:rPr>
+          <w:sz w:val="22"/>
+          <w:szCs w:val="22"/>
+        </w:rPr>
+        <w:t>nodes</w:t>
+      </w:r>
+      <w:proofErr w:type="spellEnd"/>
+      <w:r>
+        <w:rPr>
+          <w:sz w:val="22"/>
+          <w:szCs w:val="22"/>
+        </w:rPr>
+        <w:t xml:space="preserve"> permet de ne pas chiffrer la clé privée avec un mot de passe, ce qui simplifie son utilisation dans des environnements de test ou de développement. Enfin, le champ -subj permet de définir directement les informations d’identité du certificat (comme le nom commun CN=localhost, l’organisation et le pays), sans interaction utilisateur.</w:t>
+      </w:r>
     </w:p>
     <w:p>
       <w:pPr>
@@ -4860,175 +4670,224 @@
     <w:p>
       <w:pPr>
         <w:pStyle w:val="Corpsdetexte"/>
-        <w:spacing w:before="29"/>
+      </w:pPr>
+      <w:r>
+        <w:t>Une fois le certificat généré, plusieurs vérifications permettent de s’assurer de sa validité et de sa cohérence.</w:t>
+      </w:r>
+      <w:r>
+        <w:t xml:space="preserve"> On effectue plusieurs vérifications, on vérifie</w:t>
+      </w:r>
+      <w:r>
+        <w:t xml:space="preserve"> sa validité temporelle et son contenu,</w:t>
+      </w:r>
+      <w:r>
+        <w:t xml:space="preserve"> </w:t>
+      </w:r>
+      <w:r>
+        <w:t>sa conformité syntaxique</w:t>
+      </w:r>
+      <w:r>
+        <w:t xml:space="preserve"> </w:t>
+      </w:r>
+      <w:r>
+        <w:t xml:space="preserve">et sa cohérence avec la </w:t>
+      </w:r>
+      <w:r>
+        <w:t>correspondance clé/certificat, qui sera ensuite condensé à l’aide de la fonction de hachage MD5</w:t>
+      </w:r>
+      <w:r>
+        <w:t xml:space="preserve"> afin d’obtenir des empreintes comparables, si les deux sont identiques alors la paire est cohérente</w:t>
+      </w:r>
+      <w:r>
+        <w:t>.</w:t>
+      </w:r>
+    </w:p>
+    <w:p>
+      <w:pPr>
+        <w:pStyle w:val="Corpsdetexte"/>
         <w:ind w:left="0"/>
       </w:pPr>
-    </w:p>
-    <w:p>
-      <w:pPr>
-        <w:pStyle w:val="Paragraphedeliste"/>
-        <w:numPr>
-          <w:ilvl w:val="0"/>
-          <w:numId w:val="1"/>
-        </w:numPr>
-        <w:tabs>
-          <w:tab w:val="left" w:pos="282"/>
-        </w:tabs>
-        <w:ind w:left="282" w:hanging="259"/>
-        <w:jc w:val="left"/>
-        <w:rPr>
-          <w:sz w:val="24"/>
-        </w:rPr>
-      </w:pPr>
-      <w:r>
-        <w:rPr>
-          <w:spacing w:val="-4"/>
-          <w:sz w:val="24"/>
-        </w:rPr>
-        <w:t>Mise</w:t>
-      </w:r>
-      <w:r>
-        <w:rPr>
-          <w:spacing w:val="-21"/>
-          <w:sz w:val="24"/>
-        </w:rPr>
-        <w:t xml:space="preserve"> </w:t>
-      </w:r>
-      <w:r>
-        <w:rPr>
-          <w:spacing w:val="-4"/>
-          <w:sz w:val="24"/>
-        </w:rPr>
-        <w:t>en</w:t>
-      </w:r>
-      <w:r>
-        <w:rPr>
-          <w:spacing w:val="-17"/>
-          <w:sz w:val="24"/>
-        </w:rPr>
-        <w:t xml:space="preserve"> </w:t>
-      </w:r>
-      <w:r>
-        <w:rPr>
-          <w:spacing w:val="-4"/>
-          <w:sz w:val="24"/>
-        </w:rPr>
-        <w:t>place</w:t>
-      </w:r>
-      <w:r>
-        <w:rPr>
-          <w:spacing w:val="-21"/>
-          <w:sz w:val="24"/>
-        </w:rPr>
-        <w:t xml:space="preserve"> </w:t>
-      </w:r>
-      <w:r>
-        <w:rPr>
-          <w:spacing w:val="-4"/>
-          <w:sz w:val="24"/>
+      <w:r>
+        <w:t>Ces étapes sont essentielles pour éviter des erreurs de configuration, notamment lors de la mise en place de connexions sécurisées (HTTPS, TLS)</w:t>
+      </w:r>
+      <w:r>
+        <w:t>.</w:t>
+      </w:r>
+    </w:p>
+    <w:p>
+      <w:pPr>
+        <w:pStyle w:val="Corpsdetexte"/>
+        <w:ind w:left="0"/>
+      </w:pPr>
+    </w:p>
+    <w:p>
+      <w:pPr>
+        <w:pStyle w:val="Titre3"/>
+        <w:rPr>
+          <w:rFonts w:ascii="Aptos Display" w:hAnsi="Aptos Display"/>
+          <w:b/>
+          <w:bCs/>
+          <w:color w:val="auto"/>
+        </w:rPr>
+      </w:pPr>
+      <w:r>
+        <w:rPr>
+          <w:rFonts w:ascii="Aptos Display" w:hAnsi="Aptos Display"/>
+          <w:b/>
+          <w:bCs/>
+          <w:color w:val="auto"/>
+        </w:rPr>
+        <w:t>5.</w:t>
+      </w:r>
+      <w:r>
+        <w:rPr>
+          <w:rFonts w:ascii="Aptos Display" w:hAnsi="Aptos Display"/>
+          <w:b/>
+          <w:bCs/>
+          <w:color w:val="auto"/>
+        </w:rPr>
+        <w:t>2</w:t>
+      </w:r>
+      <w:r>
+        <w:rPr>
+          <w:rFonts w:ascii="Aptos Display" w:hAnsi="Aptos Display"/>
+          <w:b/>
+          <w:bCs/>
+          <w:color w:val="auto"/>
+        </w:rPr>
+        <w:t xml:space="preserve">. </w:t>
+      </w:r>
+      <w:r>
+        <w:rPr>
+          <w:rFonts w:ascii="Aptos Display" w:hAnsi="Aptos Display"/>
+          <w:b/>
+          <w:bCs/>
+          <w:color w:val="auto"/>
+        </w:rPr>
+        <w:t xml:space="preserve">Serveur web </w:t>
+      </w:r>
+      <w:r>
+        <w:rPr>
+          <w:rFonts w:ascii="Aptos Display" w:hAnsi="Aptos Display"/>
+          <w:b/>
+          <w:bCs/>
+          <w:color w:val="auto"/>
         </w:rPr>
         <w:t>HTTPS</w:t>
       </w:r>
-      <w:r>
-        <w:rPr>
-          <w:spacing w:val="-19"/>
-          <w:sz w:val="24"/>
-        </w:rPr>
-        <w:t xml:space="preserve"> </w:t>
-      </w:r>
-      <w:r>
-        <w:rPr>
-          <w:spacing w:val="-4"/>
-          <w:sz w:val="24"/>
-        </w:rPr>
-        <w:t>et</w:t>
-      </w:r>
-      <w:r>
-        <w:rPr>
-          <w:spacing w:val="-17"/>
-          <w:sz w:val="24"/>
-        </w:rPr>
-        <w:t xml:space="preserve"> </w:t>
-      </w:r>
-      <w:r>
-        <w:rPr>
-          <w:spacing w:val="-4"/>
-          <w:sz w:val="24"/>
-        </w:rPr>
-        <w:t>journal</w:t>
-      </w:r>
-      <w:r>
-        <w:rPr>
-          <w:spacing w:val="-16"/>
-          <w:sz w:val="24"/>
-        </w:rPr>
-        <w:t xml:space="preserve"> </w:t>
-      </w:r>
-      <w:r>
-        <w:rPr>
-          <w:spacing w:val="-4"/>
-          <w:sz w:val="24"/>
-        </w:rPr>
-        <w:t>des</w:t>
-      </w:r>
-      <w:r>
-        <w:rPr>
-          <w:spacing w:val="-21"/>
-          <w:sz w:val="24"/>
-        </w:rPr>
-        <w:t xml:space="preserve"> </w:t>
-      </w:r>
-      <w:r>
-        <w:rPr>
-          <w:spacing w:val="-4"/>
-          <w:sz w:val="24"/>
-        </w:rPr>
-        <w:t>logs</w:t>
-      </w:r>
-    </w:p>
-    <w:p>
-      <w:pPr>
-        <w:pStyle w:val="Paragraphedeliste"/>
-        <w:rPr>
-          <w:sz w:val="24"/>
-        </w:rPr>
-        <w:sectPr>
-          <w:pgSz w:w="11910" w:h="16840"/>
-          <w:pgMar w:top="1360" w:right="708" w:bottom="280" w:left="1417" w:header="720" w:footer="720" w:gutter="0"/>
-          <w:cols w:space="720"/>
-        </w:sectPr>
-      </w:pPr>
-    </w:p>
+    </w:p>
+    <w:p/>
     <w:p>
       <w:pPr>
         <w:pStyle w:val="Corpsdetexte"/>
-        <w:rPr>
-          <w:sz w:val="20"/>
-        </w:rPr>
+      </w:pPr>
+      <w:r>
+        <w:t xml:space="preserve">Le serveur web utilisé est Apache HTTP Server, avec le module </w:t>
+      </w:r>
+      <w:proofErr w:type="spellStart"/>
+      <w:r>
+        <w:t>mod_ssl</w:t>
+      </w:r>
+      <w:proofErr w:type="spellEnd"/>
+      <w:r>
+        <w:t xml:space="preserve"> activé afin de gérer les communications chiffrées via TLS.</w:t>
+      </w:r>
+      <w:r>
+        <w:t xml:space="preserve"> </w:t>
+      </w:r>
+      <w:r>
+        <w:t xml:space="preserve">Un </w:t>
+      </w:r>
+      <w:proofErr w:type="spellStart"/>
+      <w:r>
+        <w:t>VirtualHost</w:t>
+      </w:r>
+      <w:proofErr w:type="spellEnd"/>
+      <w:r>
+        <w:t xml:space="preserve"> est configuré pour écouter sur le port 443, qui est le port standard du protocole HTTPS. Dans ce contexte, le serveur utilise un certificat (server.crt) et une clé privée (</w:t>
+      </w:r>
+      <w:proofErr w:type="spellStart"/>
+      <w:r>
+        <w:t>server.key</w:t>
+      </w:r>
+      <w:proofErr w:type="spellEnd"/>
+      <w:r>
+        <w:t>), montés en lecture seule depuis un répertoire dédié.</w:t>
+      </w:r>
+    </w:p>
+    <w:p>
+      <w:pPr>
+        <w:pStyle w:val="Corpsdetexte"/>
+      </w:pPr>
+    </w:p>
+    <w:p>
+      <w:pPr>
+        <w:pStyle w:val="Corpsdetexte"/>
+      </w:pPr>
+    </w:p>
+    <w:p>
+      <w:pPr>
+        <w:pStyle w:val="Corpsdetexte"/>
+      </w:pPr>
+      <w:r>
+        <w:lastRenderedPageBreak/>
+        <w:t>Afin d’éviter toute transmission de données sensibles en clair, un mécanisme de redirection est mis en place.</w:t>
+      </w:r>
+      <w:r>
+        <w:t xml:space="preserve"> </w:t>
+      </w:r>
+      <w:r>
+        <w:t>Toute requête arrivant en HTTP (par exemple sur le port 8080) est automatiquement redirigée vers HTTPS avec un code de statut 301 (redirection permanente).</w:t>
+      </w:r>
+      <w:r>
+        <w:t xml:space="preserve"> Cela garantit que </w:t>
+      </w:r>
+      <w:r>
+        <w:t>les formulaires de connexion ne sont jamais envoyés en clair</w:t>
+      </w:r>
+      <w:r>
+        <w:t xml:space="preserve"> et que</w:t>
+      </w:r>
+      <w:r>
+        <w:t xml:space="preserve"> les identifiants et mots de passe transitent uniquement via un canal chiffré.</w:t>
+      </w:r>
+    </w:p>
+    <w:p>
+      <w:pPr>
+        <w:pStyle w:val="Corpsdetexte"/>
+      </w:pPr>
+    </w:p>
+    <w:p>
+      <w:pPr>
+        <w:pStyle w:val="Corpsdetexte"/>
       </w:pPr>
       <w:r>
         <w:rPr>
           <w:noProof/>
-          <w:sz w:val="20"/>
-        </w:rPr>
-        <w:lastRenderedPageBreak/>
+        </w:rPr>
         <w:drawing>
-          <wp:inline distT="0" distB="0" distL="0" distR="0" wp14:anchorId="2AD0DEE6" wp14:editId="2A03F466">
-            <wp:extent cx="5725673" cy="3324891"/>
-            <wp:effectExtent l="0" t="0" r="0" b="0"/>
-            <wp:docPr id="18" name="Image 18"/>
+          <wp:inline distT="0" distB="0" distL="0" distR="0" wp14:anchorId="38B590F0" wp14:editId="151706D2">
+            <wp:extent cx="5175250" cy="3305073"/>
+            <wp:effectExtent l="0" t="0" r="6350" b="0"/>
+            <wp:docPr id="1980917307" name="Image 3"/>
             <wp:cNvGraphicFramePr>
-              <a:graphicFrameLocks xmlns:a="http://schemas.openxmlformats.org/drawingml/2006/main"/>
+              <a:graphicFrameLocks xmlns:a="http://schemas.openxmlformats.org/drawingml/2006/main" noChangeAspect="1"/>
             </wp:cNvGraphicFramePr>
             <a:graphic xmlns:a="http://schemas.openxmlformats.org/drawingml/2006/main">
               <a:graphicData uri="http://schemas.openxmlformats.org/drawingml/2006/picture">
                 <pic:pic xmlns:pic="http://schemas.openxmlformats.org/drawingml/2006/picture">
                   <pic:nvPicPr>
-                    <pic:cNvPr id="18" name="Image 18"/>
+                    <pic:cNvPr id="1980917307" name="Image 1980917307"/>
                     <pic:cNvPicPr/>
                   </pic:nvPicPr>
                   <pic:blipFill>
-                    <a:blip r:embed="rId21" cstate="print"/>
+                    <a:blip r:embed="rId18">
+                      <a:extLst>
+                        <a:ext uri="{28A0092B-C50C-407E-A947-70E740481C1C}">
+                          <a14:useLocalDpi xmlns:a14="http://schemas.microsoft.com/office/drawing/2010/main" val="0"/>
+                        </a:ext>
+                      </a:extLst>
+                    </a:blip>
                     <a:stretch>
                       <a:fillRect/>
                     </a:stretch>
@@ -5036,7 +4895,7 @@
                   <pic:spPr>
                     <a:xfrm>
                       <a:off x="0" y="0"/>
-                      <a:ext cx="5725673" cy="3324891"/>
+                      <a:ext cx="5187841" cy="3313114"/>
                     </a:xfrm>
                     <a:prstGeom prst="rect">
                       <a:avLst/>
@@ -5052,821 +4911,433 @@
     <w:p>
       <w:pPr>
         <w:pStyle w:val="Corpsdetexte"/>
-        <w:spacing w:before="12"/>
+      </w:pPr>
+    </w:p>
+    <w:p>
+      <w:pPr>
+        <w:pStyle w:val="Corpsdetexte"/>
+      </w:pPr>
+      <w:r>
+        <w:t>Le serveur envoie également un en-tête HTTP Strict-Transport-Security (HSTS), qui indique au navigateur qu’il doit toujours utiliser HTTPS pour communiquer avec ce site pendant une durée donnée (ici un an)</w:t>
+      </w:r>
+      <w:r>
+        <w:t>, cela permet d’éviter l</w:t>
+      </w:r>
+      <w:r>
+        <w:t xml:space="preserve">es attaques de type </w:t>
+      </w:r>
+      <w:r>
+        <w:rPr>
+          <w:i/>
+          <w:iCs/>
+        </w:rPr>
+        <w:t>downgrade</w:t>
+      </w:r>
+      <w:r>
+        <w:t xml:space="preserve"> (forcer un retour en HTTP)</w:t>
+      </w:r>
+      <w:r>
+        <w:t>.</w:t>
+      </w:r>
+    </w:p>
+    <w:p>
+      <w:pPr>
+        <w:pStyle w:val="Corpsdetexte"/>
         <w:ind w:left="0"/>
       </w:pPr>
     </w:p>
     <w:p>
       <w:pPr>
         <w:pStyle w:val="Corpsdetexte"/>
-        <w:rPr>
-          <w:rFonts w:ascii="Segoe UI" w:hAnsi="Segoe UI"/>
-        </w:rPr>
-      </w:pPr>
-      <w:r>
-        <w:rPr>
-          <w:rFonts w:ascii="Segoe UI" w:hAnsi="Segoe UI"/>
-        </w:rPr>
-        <w:t>Les</w:t>
-      </w:r>
-      <w:r>
-        <w:rPr>
-          <w:rFonts w:ascii="Segoe UI" w:hAnsi="Segoe UI"/>
-          <w:spacing w:val="-6"/>
-        </w:rPr>
-        <w:t xml:space="preserve"> </w:t>
-      </w:r>
-      <w:r>
-        <w:rPr>
-          <w:rFonts w:ascii="Segoe UI" w:hAnsi="Segoe UI"/>
-        </w:rPr>
-        <w:t>journaux</w:t>
-      </w:r>
-      <w:r>
-        <w:rPr>
-          <w:rFonts w:ascii="Segoe UI" w:hAnsi="Segoe UI"/>
-          <w:spacing w:val="-3"/>
-        </w:rPr>
-        <w:t xml:space="preserve"> </w:t>
-      </w:r>
-      <w:r>
-        <w:rPr>
-          <w:rFonts w:ascii="Segoe UI" w:hAnsi="Segoe UI"/>
-        </w:rPr>
-        <w:t>permettent de</w:t>
-      </w:r>
-      <w:r>
-        <w:rPr>
-          <w:rFonts w:ascii="Segoe UI" w:hAnsi="Segoe UI"/>
-          <w:spacing w:val="-5"/>
-        </w:rPr>
-        <w:t xml:space="preserve"> </w:t>
-      </w:r>
-      <w:r>
-        <w:rPr>
-          <w:rFonts w:ascii="Segoe UI" w:hAnsi="Segoe UI"/>
-        </w:rPr>
-        <w:t>détecter</w:t>
-      </w:r>
-      <w:r>
-        <w:rPr>
-          <w:rFonts w:ascii="Segoe UI" w:hAnsi="Segoe UI"/>
-          <w:spacing w:val="-2"/>
-        </w:rPr>
-        <w:t xml:space="preserve"> </w:t>
-      </w:r>
-      <w:r>
-        <w:rPr>
-          <w:rFonts w:ascii="Segoe UI" w:hAnsi="Segoe UI"/>
-        </w:rPr>
-        <w:t>des</w:t>
-      </w:r>
-      <w:r>
-        <w:rPr>
-          <w:rFonts w:ascii="Segoe UI" w:hAnsi="Segoe UI"/>
-          <w:spacing w:val="-5"/>
-        </w:rPr>
-        <w:t xml:space="preserve"> </w:t>
-      </w:r>
-      <w:r>
-        <w:rPr>
-          <w:rFonts w:ascii="Segoe UI" w:hAnsi="Segoe UI"/>
-        </w:rPr>
-        <w:t>incidents</w:t>
-      </w:r>
-      <w:r>
-        <w:rPr>
-          <w:rFonts w:ascii="Segoe UI" w:hAnsi="Segoe UI"/>
-          <w:spacing w:val="-6"/>
-        </w:rPr>
-        <w:t xml:space="preserve"> </w:t>
-      </w:r>
-      <w:r>
-        <w:rPr>
-          <w:rFonts w:ascii="Segoe UI" w:hAnsi="Segoe UI"/>
-        </w:rPr>
-        <w:t>en comptant</w:t>
-      </w:r>
-      <w:r>
-        <w:rPr>
-          <w:rFonts w:ascii="Segoe UI" w:hAnsi="Segoe UI"/>
-          <w:spacing w:val="-5"/>
-        </w:rPr>
-        <w:t xml:space="preserve"> </w:t>
-      </w:r>
-      <w:r>
-        <w:rPr>
-          <w:rFonts w:ascii="Segoe UI" w:hAnsi="Segoe UI"/>
-        </w:rPr>
-        <w:t>(échecs</w:t>
-      </w:r>
-      <w:r>
-        <w:rPr>
-          <w:rFonts w:ascii="Segoe UI" w:hAnsi="Segoe UI"/>
-          <w:spacing w:val="-5"/>
-        </w:rPr>
-        <w:t xml:space="preserve"> de</w:t>
+      </w:pPr>
+      <w:r>
+        <w:t>Les cookies de session sont configurés avec plusieurs attributs de sécurité</w:t>
+      </w:r>
+      <w:r>
+        <w:t xml:space="preserve">, </w:t>
+      </w:r>
+      <w:r>
+        <w:t xml:space="preserve">Secure </w:t>
+      </w:r>
+      <w:r>
+        <w:t>(</w:t>
+      </w:r>
+      <w:r>
+        <w:t>le cookie n’est envoyé que sur des connexions HTTPS</w:t>
+      </w:r>
+      <w:r>
+        <w:t xml:space="preserve">), </w:t>
+      </w:r>
+      <w:proofErr w:type="spellStart"/>
+      <w:r>
+        <w:t>HttpOnly</w:t>
+      </w:r>
+      <w:proofErr w:type="spellEnd"/>
+      <w:r>
+        <w:t xml:space="preserve"> </w:t>
+      </w:r>
+      <w:r>
+        <w:t>(</w:t>
+      </w:r>
+      <w:r>
+        <w:t>le cookie n’est pas accessible via JavaScript, ce qui limite les risques en cas de faille XSS</w:t>
+      </w:r>
+      <w:r>
+        <w:t xml:space="preserve">) et </w:t>
+      </w:r>
+      <w:proofErr w:type="spellStart"/>
+      <w:r>
+        <w:t>SameSite</w:t>
+      </w:r>
+      <w:proofErr w:type="spellEnd"/>
+      <w:r>
+        <w:t>=Strict</w:t>
+      </w:r>
+      <w:r>
+        <w:t xml:space="preserve"> (</w:t>
+      </w:r>
+      <w:r>
+        <w:t>le cookie n’est pas envoyé lors de requêtes cross-site, réduisant les risques d’attaques CSRF</w:t>
+      </w:r>
+      <w:r>
+        <w:t>).</w:t>
       </w:r>
     </w:p>
     <w:p>
       <w:pPr>
         <w:pStyle w:val="Corpsdetexte"/>
-        <w:spacing w:before="51" w:line="278" w:lineRule="auto"/>
-        <w:ind w:right="733"/>
-        <w:rPr>
-          <w:rFonts w:ascii="Segoe UI" w:hAnsi="Segoe UI"/>
-        </w:rPr>
-      </w:pPr>
-      <w:proofErr w:type="gramStart"/>
-      <w:r>
-        <w:rPr>
-          <w:rFonts w:ascii="Segoe UI" w:hAnsi="Segoe UI"/>
-        </w:rPr>
-        <w:t>connexion</w:t>
-      </w:r>
-      <w:proofErr w:type="gramEnd"/>
-      <w:r>
-        <w:rPr>
-          <w:rFonts w:ascii="Segoe UI" w:hAnsi="Segoe UI"/>
-        </w:rPr>
-        <w:t>, nombre d’actions sensibles), en repérant des séquences (échecs puis succès</w:t>
-      </w:r>
-      <w:r>
-        <w:rPr>
-          <w:rFonts w:ascii="Segoe UI" w:hAnsi="Segoe UI"/>
-          <w:spacing w:val="-1"/>
-        </w:rPr>
-        <w:t xml:space="preserve"> </w:t>
-      </w:r>
-      <w:r>
-        <w:rPr>
-          <w:rFonts w:ascii="Segoe UI" w:hAnsi="Segoe UI"/>
-        </w:rPr>
-        <w:t>puis</w:t>
-      </w:r>
-      <w:r>
-        <w:rPr>
-          <w:rFonts w:ascii="Segoe UI" w:hAnsi="Segoe UI"/>
-          <w:spacing w:val="-5"/>
-        </w:rPr>
-        <w:t xml:space="preserve"> </w:t>
-      </w:r>
-      <w:r>
-        <w:rPr>
-          <w:rFonts w:ascii="Segoe UI" w:hAnsi="Segoe UI"/>
-        </w:rPr>
-        <w:t>actions sensibles)</w:t>
-      </w:r>
-      <w:r>
-        <w:rPr>
-          <w:rFonts w:ascii="Segoe UI" w:hAnsi="Segoe UI"/>
-          <w:spacing w:val="-1"/>
-        </w:rPr>
-        <w:t xml:space="preserve"> </w:t>
-      </w:r>
-      <w:r>
-        <w:rPr>
-          <w:rFonts w:ascii="Segoe UI" w:hAnsi="Segoe UI"/>
-        </w:rPr>
-        <w:t>et</w:t>
-      </w:r>
-      <w:r>
-        <w:rPr>
-          <w:rFonts w:ascii="Segoe UI" w:hAnsi="Segoe UI"/>
-          <w:spacing w:val="-5"/>
-        </w:rPr>
-        <w:t xml:space="preserve"> </w:t>
-      </w:r>
-      <w:r>
-        <w:rPr>
-          <w:rFonts w:ascii="Segoe UI" w:hAnsi="Segoe UI"/>
-        </w:rPr>
-        <w:t>en</w:t>
-      </w:r>
-      <w:r>
-        <w:rPr>
-          <w:rFonts w:ascii="Segoe UI" w:hAnsi="Segoe UI"/>
-          <w:spacing w:val="-4"/>
-        </w:rPr>
-        <w:t xml:space="preserve"> </w:t>
-      </w:r>
-      <w:r>
-        <w:rPr>
-          <w:rFonts w:ascii="Segoe UI" w:hAnsi="Segoe UI"/>
-        </w:rPr>
-        <w:t>surveillant</w:t>
-      </w:r>
-      <w:r>
-        <w:rPr>
-          <w:rFonts w:ascii="Segoe UI" w:hAnsi="Segoe UI"/>
-          <w:spacing w:val="-5"/>
-        </w:rPr>
-        <w:t xml:space="preserve"> </w:t>
-      </w:r>
-      <w:r>
-        <w:rPr>
-          <w:rFonts w:ascii="Segoe UI" w:hAnsi="Segoe UI"/>
-        </w:rPr>
-        <w:t>les</w:t>
-      </w:r>
-      <w:r>
-        <w:rPr>
-          <w:rFonts w:ascii="Segoe UI" w:hAnsi="Segoe UI"/>
-          <w:spacing w:val="-5"/>
-        </w:rPr>
-        <w:t xml:space="preserve"> </w:t>
-      </w:r>
-      <w:r>
-        <w:rPr>
-          <w:rFonts w:ascii="Segoe UI" w:hAnsi="Segoe UI"/>
-        </w:rPr>
-        <w:t>anomalies</w:t>
-      </w:r>
-      <w:r>
-        <w:rPr>
-          <w:rFonts w:ascii="Segoe UI" w:hAnsi="Segoe UI"/>
-          <w:spacing w:val="-6"/>
-        </w:rPr>
-        <w:t xml:space="preserve"> </w:t>
-      </w:r>
-      <w:r>
-        <w:rPr>
-          <w:rFonts w:ascii="Segoe UI" w:hAnsi="Segoe UI"/>
-        </w:rPr>
-        <w:t>(nouvelle</w:t>
-      </w:r>
-      <w:r>
-        <w:rPr>
-          <w:rFonts w:ascii="Segoe UI" w:hAnsi="Segoe UI"/>
-          <w:spacing w:val="-4"/>
-        </w:rPr>
-        <w:t xml:space="preserve"> </w:t>
-      </w:r>
-      <w:r>
-        <w:rPr>
-          <w:rFonts w:ascii="Segoe UI" w:hAnsi="Segoe UI"/>
-        </w:rPr>
-        <w:t>IP,</w:t>
-      </w:r>
-      <w:r>
-        <w:rPr>
-          <w:rFonts w:ascii="Segoe UI" w:hAnsi="Segoe UI"/>
-          <w:spacing w:val="-5"/>
-        </w:rPr>
-        <w:t xml:space="preserve"> </w:t>
-      </w:r>
-      <w:r>
-        <w:rPr>
-          <w:rFonts w:ascii="Segoe UI" w:hAnsi="Segoe UI"/>
-        </w:rPr>
-        <w:t>heure</w:t>
-      </w:r>
-      <w:r>
-        <w:rPr>
-          <w:rFonts w:ascii="Segoe UI" w:hAnsi="Segoe UI"/>
-          <w:spacing w:val="-4"/>
-        </w:rPr>
-        <w:t xml:space="preserve"> </w:t>
-      </w:r>
-      <w:r>
-        <w:rPr>
-          <w:rFonts w:ascii="Segoe UI" w:hAnsi="Segoe UI"/>
-        </w:rPr>
-        <w:t>ou volume d’actions inhabituel).</w:t>
-      </w:r>
-    </w:p>
-    <w:p>
-      <w:pPr>
-        <w:pStyle w:val="Paragraphedeliste"/>
-        <w:numPr>
-          <w:ilvl w:val="0"/>
-          <w:numId w:val="1"/>
-        </w:numPr>
+      </w:pPr>
+      <w:r>
+        <w:t xml:space="preserve">Le certificat utilisé dans </w:t>
+      </w:r>
+      <w:r>
+        <w:t xml:space="preserve">le </w:t>
+      </w:r>
+      <w:r>
+        <w:t>HTTPS joue un double rôle essentiel</w:t>
+      </w:r>
+      <w:r>
+        <w:t xml:space="preserve">, </w:t>
+      </w:r>
+      <w:r>
+        <w:t xml:space="preserve">car </w:t>
+      </w:r>
+      <w:r>
+        <w:t>il permet l’a</w:t>
+      </w:r>
+      <w:r>
+        <w:t>uthentification du serveur</w:t>
+      </w:r>
+      <w:r>
+        <w:t xml:space="preserve"> avec un</w:t>
+      </w:r>
+      <w:r>
+        <w:t xml:space="preserve"> client (navigateur) </w:t>
+      </w:r>
+      <w:r>
+        <w:t xml:space="preserve">qui </w:t>
+      </w:r>
+      <w:r>
+        <w:t>vérifie qu’il communique bien avec le bon serveur, grâce au certificat X.509 présenté</w:t>
+      </w:r>
+      <w:r>
+        <w:t>, mais également de garantir une c</w:t>
+      </w:r>
+      <w:r>
+        <w:t>onfidentialité des échanges</w:t>
+      </w:r>
+      <w:r>
+        <w:t>, car u</w:t>
+      </w:r>
+      <w:r>
+        <w:t>ne fois la connexion établie, le protocole TLS chiffre toutes les données échangées entre le client et le serveur.</w:t>
+      </w:r>
+    </w:p>
+    <w:p>
+      <w:pPr>
+        <w:pStyle w:val="Corpsdetexte"/>
+        <w:ind w:left="0"/>
+      </w:pPr>
+    </w:p>
+    <w:p>
+      <w:pPr>
+        <w:pStyle w:val="Titre3"/>
+        <w:rPr>
+          <w:rFonts w:ascii="Aptos Display" w:hAnsi="Aptos Display"/>
+          <w:b/>
+          <w:bCs/>
+          <w:color w:val="auto"/>
+        </w:rPr>
+      </w:pPr>
+      <w:r>
+        <w:rPr>
+          <w:rFonts w:ascii="Aptos Display" w:hAnsi="Aptos Display"/>
+          <w:b/>
+          <w:bCs/>
+          <w:color w:val="auto"/>
+        </w:rPr>
+        <w:t>5.</w:t>
+      </w:r>
+      <w:r>
+        <w:rPr>
+          <w:rFonts w:ascii="Aptos Display" w:hAnsi="Aptos Display"/>
+          <w:b/>
+          <w:bCs/>
+          <w:color w:val="auto"/>
+        </w:rPr>
+        <w:t>3</w:t>
+      </w:r>
+      <w:r>
+        <w:rPr>
+          <w:rFonts w:ascii="Aptos Display" w:hAnsi="Aptos Display"/>
+          <w:b/>
+          <w:bCs/>
+          <w:color w:val="auto"/>
+        </w:rPr>
+        <w:t xml:space="preserve">. </w:t>
+      </w:r>
+      <w:r>
+        <w:rPr>
+          <w:rFonts w:ascii="Aptos Display" w:hAnsi="Aptos Display"/>
+          <w:b/>
+          <w:bCs/>
+          <w:color w:val="auto"/>
+        </w:rPr>
+        <w:t>Journalisation</w:t>
+      </w:r>
+    </w:p>
+    <w:p>
+      <w:pPr>
+        <w:pStyle w:val="Corpsdetexte"/>
+        <w:ind w:left="0"/>
+      </w:pPr>
+    </w:p>
+    <w:p>
+      <w:pPr>
+        <w:pStyle w:val="Corpsdetexte"/>
+      </w:pPr>
+      <w:r>
+        <w:t xml:space="preserve">Enfin, la dernière mesure de sécurité prise consiste à historiser l’ensemble des mouvements effectués sur l’application. </w:t>
+      </w:r>
+      <w:r>
+        <w:t xml:space="preserve">La journalisation est assurée par un module dédié, </w:t>
+      </w:r>
+      <w:proofErr w:type="spellStart"/>
+      <w:r>
+        <w:t>logger.php</w:t>
+      </w:r>
+      <w:proofErr w:type="spellEnd"/>
+      <w:r>
+        <w:t>, dont le rôle est de capter les actions significatives effectuées au sein de l’application.</w:t>
+      </w:r>
+      <w:r>
+        <w:t xml:space="preserve"> </w:t>
+      </w:r>
+    </w:p>
+    <w:p>
+      <w:pPr>
+        <w:pStyle w:val="Corpsdetexte"/>
+        <w:rPr>
+          <w:noProof/>
+        </w:rPr>
+      </w:pPr>
+      <w:r>
+        <w:rPr>
+          <w:noProof/>
+        </w:rPr>
+        <w:lastRenderedPageBreak/>
+        <w:drawing>
+          <wp:inline distT="0" distB="0" distL="0" distR="0" wp14:anchorId="2B7A69CD" wp14:editId="4025AB9C">
+            <wp:extent cx="6213475" cy="3234055"/>
+            <wp:effectExtent l="0" t="0" r="0" b="4445"/>
+            <wp:docPr id="400976283" name="Image 4"/>
+            <wp:cNvGraphicFramePr>
+              <a:graphicFrameLocks xmlns:a="http://schemas.openxmlformats.org/drawingml/2006/main" noChangeAspect="1"/>
+            </wp:cNvGraphicFramePr>
+            <a:graphic xmlns:a="http://schemas.openxmlformats.org/drawingml/2006/main">
+              <a:graphicData uri="http://schemas.openxmlformats.org/drawingml/2006/picture">
+                <pic:pic xmlns:pic="http://schemas.openxmlformats.org/drawingml/2006/picture">
+                  <pic:nvPicPr>
+                    <pic:cNvPr id="400976283" name="Image 400976283"/>
+                    <pic:cNvPicPr/>
+                  </pic:nvPicPr>
+                  <pic:blipFill>
+                    <a:blip r:embed="rId19">
+                      <a:extLst>
+                        <a:ext uri="{28A0092B-C50C-407E-A947-70E740481C1C}">
+                          <a14:useLocalDpi xmlns:a14="http://schemas.microsoft.com/office/drawing/2010/main" val="0"/>
+                        </a:ext>
+                      </a:extLst>
+                    </a:blip>
+                    <a:stretch>
+                      <a:fillRect/>
+                    </a:stretch>
+                  </pic:blipFill>
+                  <pic:spPr>
+                    <a:xfrm>
+                      <a:off x="0" y="0"/>
+                      <a:ext cx="6213475" cy="3234055"/>
+                    </a:xfrm>
+                    <a:prstGeom prst="rect">
+                      <a:avLst/>
+                    </a:prstGeom>
+                  </pic:spPr>
+                </pic:pic>
+              </a:graphicData>
+            </a:graphic>
+          </wp:inline>
+        </w:drawing>
+      </w:r>
+    </w:p>
+    <w:p>
+      <w:pPr>
         <w:tabs>
-          <w:tab w:val="left" w:pos="312"/>
+          <w:tab w:val="left" w:pos="1470"/>
         </w:tabs>
-        <w:spacing w:before="239"/>
-        <w:ind w:left="312" w:hanging="289"/>
-        <w:jc w:val="left"/>
-        <w:rPr>
-          <w:rFonts w:ascii="Segoe UI"/>
-          <w:sz w:val="24"/>
-        </w:rPr>
-      </w:pPr>
-      <w:r>
-        <w:rPr>
-          <w:rFonts w:ascii="Segoe UI"/>
-          <w:spacing w:val="-2"/>
-          <w:sz w:val="24"/>
+        <w:rPr>
+          <w:noProof/>
+          <w:sz w:val="24"/>
+          <w:szCs w:val="24"/>
+        </w:rPr>
+      </w:pPr>
+    </w:p>
+    <w:p>
+      <w:pPr>
+        <w:pStyle w:val="Corpsdetexte"/>
+      </w:pPr>
+      <w:r>
+        <w:t>La journalisation joue un rôle clé dans la sécurité de l’application. Elle permet notamment de détecter des tentatives d’accès non autorisées (multiples échecs de connexion),</w:t>
+      </w:r>
+      <w:r>
+        <w:t xml:space="preserve"> </w:t>
+      </w:r>
+      <w:r>
+        <w:t>repérer des activités anormales (ex : modifications répétées ou inattendues),</w:t>
+      </w:r>
+      <w:r>
+        <w:t xml:space="preserve"> </w:t>
+      </w:r>
+      <w:r>
+        <w:t>enquêter en cas d’incident de sécurité,</w:t>
+      </w:r>
+      <w:r>
+        <w:t xml:space="preserve"> </w:t>
+      </w:r>
+      <w:r>
+        <w:t>assurer une forme de traçabilité des actions utilisateurs.</w:t>
+      </w:r>
+    </w:p>
+    <w:p>
+      <w:pPr>
+        <w:tabs>
+          <w:tab w:val="left" w:pos="1470"/>
+        </w:tabs>
+      </w:pPr>
+    </w:p>
+    <w:p>
+      <w:pPr>
+        <w:tabs>
+          <w:tab w:val="left" w:pos="1470"/>
+        </w:tabs>
+      </w:pPr>
+    </w:p>
+    <w:p>
+      <w:pPr>
+        <w:pStyle w:val="Titre2"/>
+        <w:rPr>
+          <w:rFonts w:ascii="Aptos Display" w:hAnsi="Aptos Display"/>
+          <w:b/>
+          <w:bCs/>
+          <w:color w:val="auto"/>
+          <w:sz w:val="28"/>
+          <w:szCs w:val="28"/>
+        </w:rPr>
+      </w:pPr>
+      <w:r>
+        <w:rPr>
+          <w:rFonts w:ascii="Aptos Display" w:hAnsi="Aptos Display"/>
+          <w:b/>
+          <w:bCs/>
+          <w:color w:val="auto"/>
+          <w:sz w:val="28"/>
+          <w:szCs w:val="28"/>
         </w:rPr>
         <w:t>Conclusion</w:t>
       </w:r>
     </w:p>
+    <w:p/>
+    <w:p>
+      <w:r>
+        <w:t>Le projet de création d’une API vulnérable constitue un parcours complet qui permet d’aborder concrètement les enjeux de la sécurité applicative, depuis la conception jusqu’</w:t>
+      </w:r>
+      <w:r>
+        <w:t>au déploiement de l’application dans un environnement test.</w:t>
+      </w:r>
+    </w:p>
+    <w:p/>
+    <w:p>
+      <w:r>
+        <w:t xml:space="preserve">La modélisation de la base de données a posé des fondations solides, car une mauvaise conception initiale peut introduire des failles structurelles durables. L'implémentation volontaire de vulnérabilités — injections SQL, abus de privilèges — a permis d'en mesurer concrètement les conséquences, avant d'y apporter des correctifs efficaces : requêtes préparées, validation des entrées, hachage </w:t>
+      </w:r>
+      <w:proofErr w:type="spellStart"/>
+      <w:r>
+        <w:t>bcrypt</w:t>
+      </w:r>
+      <w:proofErr w:type="spellEnd"/>
+      <w:r>
+        <w:t xml:space="preserve"> et communications chiffrées via HTTPS et certificat X.509. La journalisation des actions sensibles vient compléter ce dispositif en assurant une supervision continue et une meilleure réactivité en cas d'incident.</w:t>
+      </w:r>
+    </w:p>
+    <w:p/>
+    <w:p>
+      <w:r>
+        <w:t>Au-delà de la simple correction de failles, ce projet illustre une démarche de sécurité en profondeur où chaque couche — base de données, logique applicative, authentification, transport et supervision — joue un rôle complémentaire et indispensable face aux menaces actuelles.</w:t>
+      </w:r>
+    </w:p>
+    <w:p>
+      <w:pPr>
+        <w:sectPr>
+          <w:pgSz w:w="11910" w:h="16840"/>
+          <w:pgMar w:top="1440" w:right="708" w:bottom="280" w:left="1417" w:header="720" w:footer="720" w:gutter="0"/>
+          <w:cols w:space="720"/>
+        </w:sectPr>
+      </w:pPr>
+    </w:p>
     <w:p>
       <w:pPr>
         <w:pStyle w:val="Corpsdetexte"/>
-        <w:spacing w:before="297" w:line="278" w:lineRule="auto"/>
-        <w:ind w:right="754"/>
-        <w:rPr>
-          <w:rFonts w:ascii="Segoe UI" w:hAnsi="Segoe UI"/>
-        </w:rPr>
-      </w:pPr>
-      <w:r>
-        <w:rPr>
-          <w:rFonts w:ascii="Segoe UI" w:hAnsi="Segoe UI"/>
-        </w:rPr>
-        <w:t>Ce</w:t>
-      </w:r>
-      <w:r>
-        <w:rPr>
-          <w:rFonts w:ascii="Segoe UI" w:hAnsi="Segoe UI"/>
-          <w:spacing w:val="-3"/>
-        </w:rPr>
-        <w:t xml:space="preserve"> </w:t>
-      </w:r>
-      <w:r>
-        <w:rPr>
-          <w:rFonts w:ascii="Segoe UI" w:hAnsi="Segoe UI"/>
-        </w:rPr>
-        <w:t>projet</w:t>
-      </w:r>
-      <w:r>
-        <w:rPr>
-          <w:rFonts w:ascii="Segoe UI" w:hAnsi="Segoe UI"/>
-          <w:spacing w:val="-4"/>
-        </w:rPr>
-        <w:t xml:space="preserve"> </w:t>
-      </w:r>
-      <w:r>
-        <w:rPr>
-          <w:rFonts w:ascii="Segoe UI" w:hAnsi="Segoe UI"/>
-        </w:rPr>
-        <w:t>a</w:t>
-      </w:r>
-      <w:r>
-        <w:rPr>
-          <w:rFonts w:ascii="Segoe UI" w:hAnsi="Segoe UI"/>
-          <w:spacing w:val="-4"/>
-        </w:rPr>
-        <w:t xml:space="preserve"> </w:t>
-      </w:r>
-      <w:r>
-        <w:rPr>
-          <w:rFonts w:ascii="Segoe UI" w:hAnsi="Segoe UI"/>
-        </w:rPr>
-        <w:t>permis</w:t>
-      </w:r>
-      <w:r>
-        <w:rPr>
-          <w:rFonts w:ascii="Segoe UI" w:hAnsi="Segoe UI"/>
-          <w:spacing w:val="-4"/>
-        </w:rPr>
-        <w:t xml:space="preserve"> </w:t>
-      </w:r>
-      <w:r>
-        <w:rPr>
-          <w:rFonts w:ascii="Segoe UI" w:hAnsi="Segoe UI"/>
-        </w:rPr>
-        <w:t>de</w:t>
-      </w:r>
-      <w:r>
-        <w:rPr>
-          <w:rFonts w:ascii="Segoe UI" w:hAnsi="Segoe UI"/>
-          <w:spacing w:val="-3"/>
-        </w:rPr>
-        <w:t xml:space="preserve"> </w:t>
-      </w:r>
-      <w:r>
-        <w:rPr>
-          <w:rFonts w:ascii="Segoe UI" w:hAnsi="Segoe UI"/>
-        </w:rPr>
-        <w:t>mettre</w:t>
-      </w:r>
-      <w:r>
-        <w:rPr>
-          <w:rFonts w:ascii="Segoe UI" w:hAnsi="Segoe UI"/>
-          <w:spacing w:val="-3"/>
-        </w:rPr>
-        <w:t xml:space="preserve"> </w:t>
-      </w:r>
-      <w:r>
-        <w:rPr>
-          <w:rFonts w:ascii="Segoe UI" w:hAnsi="Segoe UI"/>
-        </w:rPr>
-        <w:t>en</w:t>
-      </w:r>
-      <w:r>
-        <w:rPr>
-          <w:rFonts w:ascii="Segoe UI" w:hAnsi="Segoe UI"/>
-          <w:spacing w:val="-4"/>
-        </w:rPr>
-        <w:t xml:space="preserve"> </w:t>
-      </w:r>
-      <w:r>
-        <w:rPr>
-          <w:rFonts w:ascii="Segoe UI" w:hAnsi="Segoe UI"/>
-        </w:rPr>
-        <w:t>évidence</w:t>
-      </w:r>
-      <w:r>
-        <w:rPr>
-          <w:rFonts w:ascii="Segoe UI" w:hAnsi="Segoe UI"/>
-          <w:spacing w:val="-3"/>
-        </w:rPr>
-        <w:t xml:space="preserve"> </w:t>
-      </w:r>
-      <w:r>
-        <w:rPr>
-          <w:rFonts w:ascii="Segoe UI" w:hAnsi="Segoe UI"/>
-        </w:rPr>
-        <w:t>la</w:t>
-      </w:r>
-      <w:r>
-        <w:rPr>
-          <w:rFonts w:ascii="Segoe UI" w:hAnsi="Segoe UI"/>
-          <w:spacing w:val="-4"/>
-        </w:rPr>
-        <w:t xml:space="preserve"> </w:t>
-      </w:r>
-      <w:r>
-        <w:rPr>
-          <w:rFonts w:ascii="Segoe UI" w:hAnsi="Segoe UI"/>
-        </w:rPr>
-        <w:t>facilité</w:t>
-      </w:r>
-      <w:r>
-        <w:rPr>
-          <w:rFonts w:ascii="Segoe UI" w:hAnsi="Segoe UI"/>
-          <w:spacing w:val="-3"/>
-        </w:rPr>
-        <w:t xml:space="preserve"> </w:t>
-      </w:r>
-      <w:r>
-        <w:rPr>
-          <w:rFonts w:ascii="Segoe UI" w:hAnsi="Segoe UI"/>
-        </w:rPr>
-        <w:t>avec</w:t>
-      </w:r>
-      <w:r>
-        <w:rPr>
-          <w:rFonts w:ascii="Segoe UI" w:hAnsi="Segoe UI"/>
-          <w:spacing w:val="-4"/>
-        </w:rPr>
-        <w:t xml:space="preserve"> </w:t>
-      </w:r>
-      <w:r>
-        <w:rPr>
-          <w:rFonts w:ascii="Segoe UI" w:hAnsi="Segoe UI"/>
-        </w:rPr>
-        <w:t>laquelle</w:t>
-      </w:r>
-      <w:r>
-        <w:rPr>
-          <w:rFonts w:ascii="Segoe UI" w:hAnsi="Segoe UI"/>
-          <w:spacing w:val="-3"/>
-        </w:rPr>
-        <w:t xml:space="preserve"> </w:t>
-      </w:r>
-      <w:r>
-        <w:rPr>
-          <w:rFonts w:ascii="Segoe UI" w:hAnsi="Segoe UI"/>
-        </w:rPr>
-        <w:t>une</w:t>
-      </w:r>
-      <w:r>
-        <w:rPr>
-          <w:rFonts w:ascii="Segoe UI" w:hAnsi="Segoe UI"/>
-          <w:spacing w:val="-3"/>
-        </w:rPr>
-        <w:t xml:space="preserve"> </w:t>
-      </w:r>
-      <w:r>
-        <w:rPr>
-          <w:rFonts w:ascii="Segoe UI" w:hAnsi="Segoe UI"/>
-        </w:rPr>
-        <w:t>application</w:t>
-      </w:r>
-      <w:r>
-        <w:rPr>
-          <w:rFonts w:ascii="Segoe UI" w:hAnsi="Segoe UI"/>
-          <w:spacing w:val="-4"/>
-        </w:rPr>
-        <w:t xml:space="preserve"> </w:t>
-      </w:r>
-      <w:r>
-        <w:rPr>
-          <w:rFonts w:ascii="Segoe UI" w:hAnsi="Segoe UI"/>
-        </w:rPr>
-        <w:t>web naïve peut être compromise. Les tests d'intrusion ont démontré que sans validation des entrées, l'authentification est triviale à contourner.</w:t>
-      </w:r>
-    </w:p>
-    <w:p>
-      <w:pPr>
-        <w:pStyle w:val="Corpsdetexte"/>
-        <w:spacing w:before="239" w:line="278" w:lineRule="auto"/>
-        <w:ind w:right="733"/>
-        <w:rPr>
-          <w:rFonts w:ascii="Segoe UI" w:hAnsi="Segoe UI"/>
-        </w:rPr>
-      </w:pPr>
-      <w:r>
-        <w:rPr>
-          <w:rFonts w:ascii="Segoe UI" w:hAnsi="Segoe UI"/>
-        </w:rPr>
-        <w:t>La</w:t>
-      </w:r>
-      <w:r>
-        <w:rPr>
-          <w:rFonts w:ascii="Segoe UI" w:hAnsi="Segoe UI"/>
-          <w:spacing w:val="-5"/>
-        </w:rPr>
-        <w:t xml:space="preserve"> </w:t>
-      </w:r>
-      <w:r>
-        <w:rPr>
-          <w:rFonts w:ascii="Segoe UI" w:hAnsi="Segoe UI"/>
-        </w:rPr>
-        <w:t>mise</w:t>
-      </w:r>
-      <w:r>
-        <w:rPr>
-          <w:rFonts w:ascii="Segoe UI" w:hAnsi="Segoe UI"/>
-          <w:spacing w:val="-4"/>
-        </w:rPr>
-        <w:t xml:space="preserve"> </w:t>
-      </w:r>
-      <w:r>
-        <w:rPr>
-          <w:rFonts w:ascii="Segoe UI" w:hAnsi="Segoe UI"/>
-        </w:rPr>
-        <w:t>en</w:t>
-      </w:r>
-      <w:r>
-        <w:rPr>
-          <w:rFonts w:ascii="Segoe UI" w:hAnsi="Segoe UI"/>
-          <w:spacing w:val="-5"/>
-        </w:rPr>
-        <w:t xml:space="preserve"> </w:t>
-      </w:r>
-      <w:r>
-        <w:rPr>
-          <w:rFonts w:ascii="Segoe UI" w:hAnsi="Segoe UI"/>
-        </w:rPr>
-        <w:t>place</w:t>
-      </w:r>
-      <w:r>
-        <w:rPr>
-          <w:rFonts w:ascii="Segoe UI" w:hAnsi="Segoe UI"/>
-          <w:spacing w:val="-4"/>
-        </w:rPr>
-        <w:t xml:space="preserve"> </w:t>
-      </w:r>
-      <w:r>
-        <w:rPr>
-          <w:rFonts w:ascii="Segoe UI" w:hAnsi="Segoe UI"/>
-        </w:rPr>
-        <w:t>progressive</w:t>
-      </w:r>
-      <w:r>
-        <w:rPr>
-          <w:rFonts w:ascii="Segoe UI" w:hAnsi="Segoe UI"/>
-          <w:spacing w:val="-4"/>
-        </w:rPr>
-        <w:t xml:space="preserve"> </w:t>
-      </w:r>
-      <w:r>
-        <w:rPr>
-          <w:rFonts w:ascii="Segoe UI" w:hAnsi="Segoe UI"/>
-        </w:rPr>
-        <w:t>des</w:t>
-      </w:r>
-      <w:r>
-        <w:rPr>
-          <w:rFonts w:ascii="Segoe UI" w:hAnsi="Segoe UI"/>
-          <w:spacing w:val="-1"/>
-        </w:rPr>
-        <w:t xml:space="preserve"> </w:t>
-      </w:r>
-      <w:r>
-        <w:rPr>
-          <w:rFonts w:ascii="Segoe UI" w:hAnsi="Segoe UI"/>
-        </w:rPr>
-        <w:t>correctifs —</w:t>
-      </w:r>
-      <w:r>
-        <w:rPr>
-          <w:rFonts w:ascii="Segoe UI" w:hAnsi="Segoe UI"/>
-          <w:spacing w:val="-3"/>
-        </w:rPr>
-        <w:t xml:space="preserve"> </w:t>
-      </w:r>
-      <w:r>
-        <w:rPr>
-          <w:rFonts w:ascii="Segoe UI" w:hAnsi="Segoe UI"/>
-        </w:rPr>
-        <w:t>requêtes</w:t>
-      </w:r>
-      <w:r>
-        <w:rPr>
-          <w:rFonts w:ascii="Segoe UI" w:hAnsi="Segoe UI"/>
-          <w:spacing w:val="-1"/>
-        </w:rPr>
-        <w:t xml:space="preserve"> </w:t>
-      </w:r>
-      <w:r>
-        <w:rPr>
-          <w:rFonts w:ascii="Segoe UI" w:hAnsi="Segoe UI"/>
-        </w:rPr>
-        <w:t>préparées,</w:t>
-      </w:r>
-      <w:r>
-        <w:rPr>
-          <w:rFonts w:ascii="Segoe UI" w:hAnsi="Segoe UI"/>
-          <w:spacing w:val="-5"/>
-        </w:rPr>
-        <w:t xml:space="preserve"> </w:t>
-      </w:r>
-      <w:r>
-        <w:rPr>
-          <w:rFonts w:ascii="Segoe UI" w:hAnsi="Segoe UI"/>
-        </w:rPr>
-        <w:t>hachage</w:t>
-      </w:r>
-      <w:r>
-        <w:rPr>
-          <w:rFonts w:ascii="Segoe UI" w:hAnsi="Segoe UI"/>
-          <w:spacing w:val="-4"/>
-        </w:rPr>
-        <w:t xml:space="preserve"> </w:t>
-      </w:r>
-      <w:r>
-        <w:rPr>
-          <w:rFonts w:ascii="Segoe UI" w:hAnsi="Segoe UI"/>
-        </w:rPr>
-        <w:t>des</w:t>
-      </w:r>
-      <w:r>
-        <w:rPr>
-          <w:rFonts w:ascii="Segoe UI" w:hAnsi="Segoe UI"/>
-          <w:spacing w:val="-1"/>
-        </w:rPr>
-        <w:t xml:space="preserve"> </w:t>
-      </w:r>
-      <w:r>
-        <w:rPr>
-          <w:rFonts w:ascii="Segoe UI" w:hAnsi="Segoe UI"/>
-        </w:rPr>
-        <w:t>mots de passe</w:t>
-      </w:r>
+        <w:ind w:left="0"/>
+        <w:rPr>
+          <w:sz w:val="20"/>
+        </w:rPr>
+        <w:sectPr>
+          <w:pgSz w:w="11910" w:h="16840"/>
+          <w:pgMar w:top="1440" w:right="708" w:bottom="280" w:left="1417" w:header="720" w:footer="720" w:gutter="0"/>
+          <w:cols w:space="720"/>
+        </w:sectPr>
+      </w:pPr>
+    </w:p>
+    <w:p>
+      <w:pPr>
+        <w:rPr>
+          <w:sz w:val="24"/>
+        </w:rPr>
+        <w:sectPr>
+          <w:pgSz w:w="11910" w:h="16840"/>
+          <w:pgMar w:top="1360" w:right="708" w:bottom="280" w:left="1417" w:header="720" w:footer="720" w:gutter="0"/>
+          <w:cols w:space="720"/>
+        </w:sectPr>
+      </w:pPr>
     </w:p>
     <w:p>
       <w:pPr>
         <w:pStyle w:val="Corpsdetexte"/>
         <w:spacing w:before="245"/>
+        <w:ind w:left="0"/>
         <w:rPr>
           <w:rFonts w:ascii="Segoe UI" w:hAnsi="Segoe UI"/>
         </w:rPr>
       </w:pPr>
-      <w:r>
-        <w:rPr>
-          <w:rFonts w:ascii="Segoe UI" w:hAnsi="Segoe UI"/>
-        </w:rPr>
-        <w:t>(</w:t>
-      </w:r>
-      <w:proofErr w:type="gramStart"/>
-      <w:r>
-        <w:rPr>
-          <w:rFonts w:ascii="Segoe UI" w:hAnsi="Segoe UI"/>
-        </w:rPr>
-        <w:t>PS:</w:t>
-      </w:r>
-      <w:proofErr w:type="gramEnd"/>
-      <w:r>
-        <w:rPr>
-          <w:rFonts w:ascii="Segoe UI" w:hAnsi="Segoe UI"/>
-          <w:spacing w:val="-7"/>
-        </w:rPr>
-        <w:t xml:space="preserve"> </w:t>
-      </w:r>
-      <w:r>
-        <w:rPr>
-          <w:rFonts w:ascii="Segoe UI" w:hAnsi="Segoe UI"/>
-        </w:rPr>
-        <w:t>suite</w:t>
-      </w:r>
-      <w:r>
-        <w:rPr>
-          <w:rFonts w:ascii="Segoe UI" w:hAnsi="Segoe UI"/>
-          <w:spacing w:val="-3"/>
-        </w:rPr>
-        <w:t xml:space="preserve"> </w:t>
-      </w:r>
-      <w:r>
-        <w:rPr>
-          <w:rFonts w:ascii="Segoe UI" w:hAnsi="Segoe UI"/>
-        </w:rPr>
-        <w:t>à</w:t>
-      </w:r>
-      <w:r>
-        <w:rPr>
-          <w:rFonts w:ascii="Segoe UI" w:hAnsi="Segoe UI"/>
-          <w:spacing w:val="-4"/>
-        </w:rPr>
-        <w:t xml:space="preserve"> </w:t>
-      </w:r>
-      <w:r>
-        <w:rPr>
-          <w:rFonts w:ascii="Segoe UI" w:hAnsi="Segoe UI"/>
-        </w:rPr>
-        <w:t>de</w:t>
-      </w:r>
-      <w:r>
-        <w:rPr>
-          <w:rFonts w:ascii="Segoe UI" w:hAnsi="Segoe UI"/>
-          <w:spacing w:val="-3"/>
-        </w:rPr>
-        <w:t xml:space="preserve"> </w:t>
-      </w:r>
-      <w:r>
-        <w:rPr>
-          <w:rFonts w:ascii="Segoe UI" w:hAnsi="Segoe UI"/>
-        </w:rPr>
-        <w:t>nombreux</w:t>
-      </w:r>
-      <w:r>
-        <w:rPr>
-          <w:rFonts w:ascii="Segoe UI" w:hAnsi="Segoe UI"/>
-          <w:spacing w:val="-3"/>
-        </w:rPr>
-        <w:t xml:space="preserve"> </w:t>
-      </w:r>
-      <w:r>
-        <w:rPr>
-          <w:rFonts w:ascii="Segoe UI" w:hAnsi="Segoe UI"/>
-        </w:rPr>
-        <w:t>problèmes avec</w:t>
-      </w:r>
-      <w:r>
-        <w:rPr>
-          <w:rFonts w:ascii="Segoe UI" w:hAnsi="Segoe UI"/>
-          <w:spacing w:val="-4"/>
-        </w:rPr>
-        <w:t xml:space="preserve"> </w:t>
-      </w:r>
-      <w:proofErr w:type="gramStart"/>
-      <w:r>
-        <w:rPr>
-          <w:rFonts w:ascii="Segoe UI" w:hAnsi="Segoe UI"/>
-        </w:rPr>
-        <w:t>les</w:t>
-      </w:r>
-      <w:r>
-        <w:rPr>
-          <w:rFonts w:ascii="Segoe UI" w:hAnsi="Segoe UI"/>
-          <w:spacing w:val="-1"/>
-        </w:rPr>
-        <w:t xml:space="preserve"> </w:t>
-      </w:r>
-      <w:r>
-        <w:rPr>
-          <w:rFonts w:ascii="Segoe UI" w:hAnsi="Segoe UI"/>
-        </w:rPr>
-        <w:t>adresse</w:t>
-      </w:r>
-      <w:proofErr w:type="gramEnd"/>
-      <w:r>
-        <w:rPr>
-          <w:rFonts w:ascii="Segoe UI" w:hAnsi="Segoe UI"/>
-          <w:spacing w:val="-3"/>
-        </w:rPr>
-        <w:t xml:space="preserve"> </w:t>
-      </w:r>
-      <w:r>
-        <w:rPr>
-          <w:rFonts w:ascii="Segoe UI" w:hAnsi="Segoe UI"/>
-        </w:rPr>
-        <w:t>IP,</w:t>
-      </w:r>
-      <w:r>
-        <w:rPr>
-          <w:rFonts w:ascii="Segoe UI" w:hAnsi="Segoe UI"/>
-          <w:spacing w:val="-4"/>
-        </w:rPr>
-        <w:t xml:space="preserve"> </w:t>
-      </w:r>
-      <w:r>
-        <w:rPr>
-          <w:rFonts w:ascii="Segoe UI" w:hAnsi="Segoe UI"/>
-        </w:rPr>
-        <w:t xml:space="preserve">la </w:t>
-      </w:r>
-      <w:r>
-        <w:rPr>
-          <w:rFonts w:ascii="Segoe UI" w:hAnsi="Segoe UI"/>
-          <w:spacing w:val="-2"/>
-        </w:rPr>
-        <w:t>partie</w:t>
-      </w:r>
     </w:p>
     <w:sectPr>
       <w:pgSz w:w="11910" w:h="16840"/>
@@ -6593,6 +6064,304 @@
       </w:rPr>
     </w:lvl>
   </w:abstractNum>
+  <w:abstractNum w:abstractNumId="5" w15:restartNumberingAfterBreak="0">
+    <w:nsid w:val="5F0E567C"/>
+    <w:multiLevelType w:val="multilevel"/>
+    <w:tmpl w:val="1832816A"/>
+    <w:lvl w:ilvl="0">
+      <w:start w:val="1"/>
+      <w:numFmt w:val="bullet"/>
+      <w:lvlText w:val=""/>
+      <w:lvlJc w:val="left"/>
+      <w:pPr>
+        <w:tabs>
+          <w:tab w:val="num" w:pos="720"/>
+        </w:tabs>
+        <w:ind w:left="720" w:hanging="360"/>
+      </w:pPr>
+      <w:rPr>
+        <w:rFonts w:ascii="Symbol" w:hAnsi="Symbol" w:hint="default"/>
+        <w:sz w:val="20"/>
+      </w:rPr>
+    </w:lvl>
+    <w:lvl w:ilvl="1" w:tentative="1">
+      <w:start w:val="1"/>
+      <w:numFmt w:val="bullet"/>
+      <w:lvlText w:val="o"/>
+      <w:lvlJc w:val="left"/>
+      <w:pPr>
+        <w:tabs>
+          <w:tab w:val="num" w:pos="1440"/>
+        </w:tabs>
+        <w:ind w:left="1440" w:hanging="360"/>
+      </w:pPr>
+      <w:rPr>
+        <w:rFonts w:ascii="Courier New" w:hAnsi="Courier New" w:hint="default"/>
+        <w:sz w:val="20"/>
+      </w:rPr>
+    </w:lvl>
+    <w:lvl w:ilvl="2" w:tentative="1">
+      <w:start w:val="1"/>
+      <w:numFmt w:val="bullet"/>
+      <w:lvlText w:val=""/>
+      <w:lvlJc w:val="left"/>
+      <w:pPr>
+        <w:tabs>
+          <w:tab w:val="num" w:pos="2160"/>
+        </w:tabs>
+        <w:ind w:left="2160" w:hanging="360"/>
+      </w:pPr>
+      <w:rPr>
+        <w:rFonts w:ascii="Wingdings" w:hAnsi="Wingdings" w:hint="default"/>
+        <w:sz w:val="20"/>
+      </w:rPr>
+    </w:lvl>
+    <w:lvl w:ilvl="3" w:tentative="1">
+      <w:start w:val="1"/>
+      <w:numFmt w:val="bullet"/>
+      <w:lvlText w:val=""/>
+      <w:lvlJc w:val="left"/>
+      <w:pPr>
+        <w:tabs>
+          <w:tab w:val="num" w:pos="2880"/>
+        </w:tabs>
+        <w:ind w:left="2880" w:hanging="360"/>
+      </w:pPr>
+      <w:rPr>
+        <w:rFonts w:ascii="Wingdings" w:hAnsi="Wingdings" w:hint="default"/>
+        <w:sz w:val="20"/>
+      </w:rPr>
+    </w:lvl>
+    <w:lvl w:ilvl="4" w:tentative="1">
+      <w:start w:val="1"/>
+      <w:numFmt w:val="bullet"/>
+      <w:lvlText w:val=""/>
+      <w:lvlJc w:val="left"/>
+      <w:pPr>
+        <w:tabs>
+          <w:tab w:val="num" w:pos="3600"/>
+        </w:tabs>
+        <w:ind w:left="3600" w:hanging="360"/>
+      </w:pPr>
+      <w:rPr>
+        <w:rFonts w:ascii="Wingdings" w:hAnsi="Wingdings" w:hint="default"/>
+        <w:sz w:val="20"/>
+      </w:rPr>
+    </w:lvl>
+    <w:lvl w:ilvl="5" w:tentative="1">
+      <w:start w:val="1"/>
+      <w:numFmt w:val="bullet"/>
+      <w:lvlText w:val=""/>
+      <w:lvlJc w:val="left"/>
+      <w:pPr>
+        <w:tabs>
+          <w:tab w:val="num" w:pos="4320"/>
+        </w:tabs>
+        <w:ind w:left="4320" w:hanging="360"/>
+      </w:pPr>
+      <w:rPr>
+        <w:rFonts w:ascii="Wingdings" w:hAnsi="Wingdings" w:hint="default"/>
+        <w:sz w:val="20"/>
+      </w:rPr>
+    </w:lvl>
+    <w:lvl w:ilvl="6" w:tentative="1">
+      <w:start w:val="1"/>
+      <w:numFmt w:val="bullet"/>
+      <w:lvlText w:val=""/>
+      <w:lvlJc w:val="left"/>
+      <w:pPr>
+        <w:tabs>
+          <w:tab w:val="num" w:pos="5040"/>
+        </w:tabs>
+        <w:ind w:left="5040" w:hanging="360"/>
+      </w:pPr>
+      <w:rPr>
+        <w:rFonts w:ascii="Wingdings" w:hAnsi="Wingdings" w:hint="default"/>
+        <w:sz w:val="20"/>
+      </w:rPr>
+    </w:lvl>
+    <w:lvl w:ilvl="7" w:tentative="1">
+      <w:start w:val="1"/>
+      <w:numFmt w:val="bullet"/>
+      <w:lvlText w:val=""/>
+      <w:lvlJc w:val="left"/>
+      <w:pPr>
+        <w:tabs>
+          <w:tab w:val="num" w:pos="5760"/>
+        </w:tabs>
+        <w:ind w:left="5760" w:hanging="360"/>
+      </w:pPr>
+      <w:rPr>
+        <w:rFonts w:ascii="Wingdings" w:hAnsi="Wingdings" w:hint="default"/>
+        <w:sz w:val="20"/>
+      </w:rPr>
+    </w:lvl>
+    <w:lvl w:ilvl="8" w:tentative="1">
+      <w:start w:val="1"/>
+      <w:numFmt w:val="bullet"/>
+      <w:lvlText w:val=""/>
+      <w:lvlJc w:val="left"/>
+      <w:pPr>
+        <w:tabs>
+          <w:tab w:val="num" w:pos="6480"/>
+        </w:tabs>
+        <w:ind w:left="6480" w:hanging="360"/>
+      </w:pPr>
+      <w:rPr>
+        <w:rFonts w:ascii="Wingdings" w:hAnsi="Wingdings" w:hint="default"/>
+        <w:sz w:val="20"/>
+      </w:rPr>
+    </w:lvl>
+  </w:abstractNum>
+  <w:abstractNum w:abstractNumId="6" w15:restartNumberingAfterBreak="0">
+    <w:nsid w:val="60474AE4"/>
+    <w:multiLevelType w:val="multilevel"/>
+    <w:tmpl w:val="90D0F10A"/>
+    <w:lvl w:ilvl="0">
+      <w:start w:val="1"/>
+      <w:numFmt w:val="bullet"/>
+      <w:lvlText w:val=""/>
+      <w:lvlJc w:val="left"/>
+      <w:pPr>
+        <w:tabs>
+          <w:tab w:val="num" w:pos="720"/>
+        </w:tabs>
+        <w:ind w:left="720" w:hanging="360"/>
+      </w:pPr>
+      <w:rPr>
+        <w:rFonts w:ascii="Symbol" w:hAnsi="Symbol" w:hint="default"/>
+        <w:sz w:val="20"/>
+      </w:rPr>
+    </w:lvl>
+    <w:lvl w:ilvl="1" w:tentative="1">
+      <w:start w:val="1"/>
+      <w:numFmt w:val="bullet"/>
+      <w:lvlText w:val="o"/>
+      <w:lvlJc w:val="left"/>
+      <w:pPr>
+        <w:tabs>
+          <w:tab w:val="num" w:pos="1440"/>
+        </w:tabs>
+        <w:ind w:left="1440" w:hanging="360"/>
+      </w:pPr>
+      <w:rPr>
+        <w:rFonts w:ascii="Courier New" w:hAnsi="Courier New" w:hint="default"/>
+        <w:sz w:val="20"/>
+      </w:rPr>
+    </w:lvl>
+    <w:lvl w:ilvl="2" w:tentative="1">
+      <w:start w:val="1"/>
+      <w:numFmt w:val="bullet"/>
+      <w:lvlText w:val=""/>
+      <w:lvlJc w:val="left"/>
+      <w:pPr>
+        <w:tabs>
+          <w:tab w:val="num" w:pos="2160"/>
+        </w:tabs>
+        <w:ind w:left="2160" w:hanging="360"/>
+      </w:pPr>
+      <w:rPr>
+        <w:rFonts w:ascii="Wingdings" w:hAnsi="Wingdings" w:hint="default"/>
+        <w:sz w:val="20"/>
+      </w:rPr>
+    </w:lvl>
+    <w:lvl w:ilvl="3" w:tentative="1">
+      <w:start w:val="1"/>
+      <w:numFmt w:val="bullet"/>
+      <w:lvlText w:val=""/>
+      <w:lvlJc w:val="left"/>
+      <w:pPr>
+        <w:tabs>
+          <w:tab w:val="num" w:pos="2880"/>
+        </w:tabs>
+        <w:ind w:left="2880" w:hanging="360"/>
+      </w:pPr>
+      <w:rPr>
+        <w:rFonts w:ascii="Wingdings" w:hAnsi="Wingdings" w:hint="default"/>
+        <w:sz w:val="20"/>
+      </w:rPr>
+    </w:lvl>
+    <w:lvl w:ilvl="4" w:tentative="1">
+      <w:start w:val="1"/>
+      <w:numFmt w:val="bullet"/>
+      <w:lvlText w:val=""/>
+      <w:lvlJc w:val="left"/>
+      <w:pPr>
+        <w:tabs>
+          <w:tab w:val="num" w:pos="3600"/>
+        </w:tabs>
+        <w:ind w:left="3600" w:hanging="360"/>
+      </w:pPr>
+      <w:rPr>
+        <w:rFonts w:ascii="Wingdings" w:hAnsi="Wingdings" w:hint="default"/>
+        <w:sz w:val="20"/>
+      </w:rPr>
+    </w:lvl>
+    <w:lvl w:ilvl="5" w:tentative="1">
+      <w:start w:val="1"/>
+      <w:numFmt w:val="bullet"/>
+      <w:lvlText w:val=""/>
+      <w:lvlJc w:val="left"/>
+      <w:pPr>
+        <w:tabs>
+          <w:tab w:val="num" w:pos="4320"/>
+        </w:tabs>
+        <w:ind w:left="4320" w:hanging="360"/>
+      </w:pPr>
+      <w:rPr>
+        <w:rFonts w:ascii="Wingdings" w:hAnsi="Wingdings" w:hint="default"/>
+        <w:sz w:val="20"/>
+      </w:rPr>
+    </w:lvl>
+    <w:lvl w:ilvl="6" w:tentative="1">
+      <w:start w:val="1"/>
+      <w:numFmt w:val="bullet"/>
+      <w:lvlText w:val=""/>
+      <w:lvlJc w:val="left"/>
+      <w:pPr>
+        <w:tabs>
+          <w:tab w:val="num" w:pos="5040"/>
+        </w:tabs>
+        <w:ind w:left="5040" w:hanging="360"/>
+      </w:pPr>
+      <w:rPr>
+        <w:rFonts w:ascii="Wingdings" w:hAnsi="Wingdings" w:hint="default"/>
+        <w:sz w:val="20"/>
+      </w:rPr>
+    </w:lvl>
+    <w:lvl w:ilvl="7" w:tentative="1">
+      <w:start w:val="1"/>
+      <w:numFmt w:val="bullet"/>
+      <w:lvlText w:val=""/>
+      <w:lvlJc w:val="left"/>
+      <w:pPr>
+        <w:tabs>
+          <w:tab w:val="num" w:pos="5760"/>
+        </w:tabs>
+        <w:ind w:left="5760" w:hanging="360"/>
+      </w:pPr>
+      <w:rPr>
+        <w:rFonts w:ascii="Wingdings" w:hAnsi="Wingdings" w:hint="default"/>
+        <w:sz w:val="20"/>
+      </w:rPr>
+    </w:lvl>
+    <w:lvl w:ilvl="8" w:tentative="1">
+      <w:start w:val="1"/>
+      <w:numFmt w:val="bullet"/>
+      <w:lvlText w:val=""/>
+      <w:lvlJc w:val="left"/>
+      <w:pPr>
+        <w:tabs>
+          <w:tab w:val="num" w:pos="6480"/>
+        </w:tabs>
+        <w:ind w:left="6480" w:hanging="360"/>
+      </w:pPr>
+      <w:rPr>
+        <w:rFonts w:ascii="Wingdings" w:hAnsi="Wingdings" w:hint="default"/>
+        <w:sz w:val="20"/>
+      </w:rPr>
+    </w:lvl>
+  </w:abstractNum>
   <w:num w:numId="1" w16cid:durableId="472066017">
     <w:abstractNumId w:val="4"/>
   </w:num>
@@ -6607,6 +6376,12 @@
   </w:num>
   <w:num w:numId="5" w16cid:durableId="788624178">
     <w:abstractNumId w:val="1"/>
+  </w:num>
+  <w:num w:numId="6" w16cid:durableId="391006796">
+    <w:abstractNumId w:val="5"/>
+  </w:num>
+  <w:num w:numId="7" w16cid:durableId="1492335166">
+    <w:abstractNumId w:val="6"/>
   </w:num>
 </w:numbering>
 </file>
@@ -7257,6 +7032,19 @@
       <w:lang w:val="fr-FR"/>
     </w:rPr>
   </w:style>
+  <w:style w:type="paragraph" w:styleId="NormalWeb">
+    <w:name w:val="Normal (Web)"/>
+    <w:basedOn w:val="Normal"/>
+    <w:uiPriority w:val="99"/>
+    <w:semiHidden/>
+    <w:unhideWhenUsed/>
+    <w:rsid w:val="009B7384"/>
+    <w:rPr>
+      <w:rFonts w:ascii="Times New Roman" w:hAnsi="Times New Roman" w:cs="Times New Roman"/>
+      <w:sz w:val="24"/>
+      <w:szCs w:val="24"/>
+    </w:rPr>
+  </w:style>
 </w:styles>
 </file>
 
@@ -7312,6 +7100,27 @@
     <w:family w:val="swiss"/>
     <w:pitch w:val="variable"/>
     <w:sig w:usb0="00000687" w:usb1="00000000" w:usb2="00000000" w:usb3="00000000" w:csb0="0000009F" w:csb1="00000000"/>
+  </w:font>
+  <w:font w:name="Symbol">
+    <w:panose1 w:val="05050102010706020507"/>
+    <w:charset w:val="02"/>
+    <w:family w:val="roman"/>
+    <w:pitch w:val="variable"/>
+    <w:sig w:usb0="00000000" w:usb1="10000000" w:usb2="00000000" w:usb3="00000000" w:csb0="80000000" w:csb1="00000000"/>
+  </w:font>
+  <w:font w:name="Courier New">
+    <w:panose1 w:val="02070309020205020404"/>
+    <w:charset w:val="00"/>
+    <w:family w:val="modern"/>
+    <w:pitch w:val="fixed"/>
+    <w:sig w:usb0="E0002EFF" w:usb1="C0007843" w:usb2="00000009" w:usb3="00000000" w:csb0="000001FF" w:csb1="00000000"/>
+  </w:font>
+  <w:font w:name="Wingdings">
+    <w:panose1 w:val="05000000000000000000"/>
+    <w:charset w:val="02"/>
+    <w:family w:val="auto"/>
+    <w:pitch w:val="variable"/>
+    <w:sig w:usb0="00000000" w:usb1="10000000" w:usb2="00000000" w:usb3="00000000" w:csb0="80000000" w:csb1="00000000"/>
   </w:font>
   <w:font w:name="Calibri">
     <w:panose1 w:val="020F0502020204030204"/>
@@ -7373,10 +7182,12 @@
   </w:compat>
   <w:rsids>
     <w:rsidRoot w:val="006F78FD"/>
+    <w:rsid w:val="001B35A9"/>
     <w:rsid w:val="00233F84"/>
     <w:rsid w:val="006F78FD"/>
     <w:rsid w:val="007633CD"/>
     <w:rsid w:val="0087582C"/>
+    <w:rsid w:val="00C83587"/>
     <w:rsid w:val="00CC66EB"/>
     <w:rsid w:val="00D72333"/>
   </w:rsids>

--- a/Projet sécurisation des données sur une API vulnérable.docx
+++ b/Projet sécurisation des données sur une API vulnérable.docx
@@ -1566,7 +1566,7 @@
           <w:noProof/>
         </w:rPr>
         <w:drawing>
-          <wp:inline distT="0" distB="0" distL="0" distR="0" wp14:anchorId="59740DCD" wp14:editId="090E9367">
+          <wp:inline distT="0" distB="0" distL="0" distR="0" wp14:anchorId="59740DCD" wp14:editId="5D60FFB9">
             <wp:extent cx="6213475" cy="2757805"/>
             <wp:effectExtent l="0" t="0" r="0" b="4445"/>
             <wp:docPr id="1420811041" name="Image 1"/>
@@ -1626,7 +1626,7 @@
           <w:noProof/>
         </w:rPr>
         <w:drawing>
-          <wp:inline distT="0" distB="0" distL="0" distR="0" wp14:anchorId="06D92DCA" wp14:editId="21A66F75">
+          <wp:inline distT="0" distB="0" distL="0" distR="0" wp14:anchorId="06D92DCA" wp14:editId="2B2C4BB4">
             <wp:extent cx="6213475" cy="2589530"/>
             <wp:effectExtent l="0" t="0" r="0" b="1270"/>
             <wp:docPr id="1440890705" name="Image 3"/>
@@ -2610,12 +2610,21 @@
           <w:sz w:val="24"/>
         </w:rPr>
       </w:pPr>
-      <w:r>
-        <w:rPr>
-          <w:rFonts w:ascii="Aptos" w:hAnsi="Aptos"/>
-          <w:sz w:val="24"/>
-        </w:rPr>
-        <w:t>http : pas de HTTPS ; trafic et identifiants transitent en clair.</w:t>
+      <w:proofErr w:type="gramStart"/>
+      <w:r>
+        <w:rPr>
+          <w:rFonts w:ascii="Aptos" w:hAnsi="Aptos"/>
+          <w:sz w:val="24"/>
+        </w:rPr>
+        <w:t>http</w:t>
+      </w:r>
+      <w:proofErr w:type="gramEnd"/>
+      <w:r>
+        <w:rPr>
+          <w:rFonts w:ascii="Aptos" w:hAnsi="Aptos"/>
+          <w:sz w:val="24"/>
+        </w:rPr>
+        <w:t> : pas de HTTPS ; trafic et identifiants transitent en clair.</w:t>
       </w:r>
     </w:p>
     <w:p>
@@ -2716,12 +2725,21 @@
         <w:t>accès au tableau de bord d’un autre utilisateur via `</w:t>
       </w:r>
       <w:proofErr w:type="spellStart"/>
-      <w:r>
-        <w:rPr>
-          <w:rFonts w:ascii="Aptos" w:hAnsi="Aptos"/>
-          <w:sz w:val="24"/>
-        </w:rPr>
-        <w:t>dashboard.php?user_id</w:t>
+      <w:proofErr w:type="gramStart"/>
+      <w:r>
+        <w:rPr>
+          <w:rFonts w:ascii="Aptos" w:hAnsi="Aptos"/>
+          <w:sz w:val="24"/>
+        </w:rPr>
+        <w:t>dashboard.php?</w:t>
+      </w:r>
+      <w:proofErr w:type="gramEnd"/>
+      <w:r>
+        <w:rPr>
+          <w:rFonts w:ascii="Aptos" w:hAnsi="Aptos"/>
+          <w:sz w:val="24"/>
+        </w:rPr>
+        <w:t>user_id</w:t>
       </w:r>
       <w:proofErr w:type="spellEnd"/>
       <w:r>
@@ -3154,12 +3172,21 @@
         <w:t>   - Saisie manuelle de `</w:t>
       </w:r>
       <w:proofErr w:type="spellStart"/>
-      <w:r>
-        <w:rPr>
-          <w:rFonts w:ascii="Aptos" w:hAnsi="Aptos"/>
-          <w:sz w:val="24"/>
-        </w:rPr>
-        <w:t>dashboard.php?user_id</w:t>
+      <w:proofErr w:type="gramStart"/>
+      <w:r>
+        <w:rPr>
+          <w:rFonts w:ascii="Aptos" w:hAnsi="Aptos"/>
+          <w:sz w:val="24"/>
+        </w:rPr>
+        <w:t>dashboard.php?</w:t>
+      </w:r>
+      <w:proofErr w:type="gramEnd"/>
+      <w:r>
+        <w:rPr>
+          <w:rFonts w:ascii="Aptos" w:hAnsi="Aptos"/>
+          <w:sz w:val="24"/>
+        </w:rPr>
+        <w:t>user_id</w:t>
       </w:r>
       <w:proofErr w:type="spellEnd"/>
       <w:r>
@@ -3548,7 +3575,7 @@
         </w:rPr>
         <w:lastRenderedPageBreak/>
         <w:drawing>
-          <wp:inline distT="0" distB="0" distL="0" distR="0" wp14:anchorId="5D1291E6" wp14:editId="60A7D515">
+          <wp:inline distT="0" distB="0" distL="0" distR="0" wp14:anchorId="5D1291E6" wp14:editId="5904E0AE">
             <wp:extent cx="6213475" cy="2737485"/>
             <wp:effectExtent l="0" t="0" r="0" b="5715"/>
             <wp:docPr id="2022410880" name="Image 4"/>
@@ -4007,10 +4034,7 @@
         <w:ind w:left="0"/>
       </w:pPr>
       <w:r>
-        <w:t>Mise</w:t>
-      </w:r>
-      <w:r>
-        <w:t xml:space="preserve"> en place </w:t>
+        <w:t xml:space="preserve">Mise en place </w:t>
       </w:r>
       <w:r>
         <w:t>d’</w:t>
@@ -4039,13 +4063,7 @@
         <w:t>adapté aux mots de passe</w:t>
       </w:r>
       <w:r>
-        <w:t xml:space="preserve"> </w:t>
-      </w:r>
-      <w:r>
-        <w:t>(avec sel et paramètres de coût appropriés)</w:t>
-      </w:r>
-      <w:r>
-        <w:t>.</w:t>
+        <w:t xml:space="preserve"> (avec sel et paramètres de coût appropriés).</w:t>
       </w:r>
       <w:r>
         <w:t xml:space="preserve">  </w:t>
@@ -4252,35 +4270,42 @@
         <w:t>L</w:t>
       </w:r>
       <w:r>
-        <w:t xml:space="preserve">es mots de passe ne </w:t>
-      </w:r>
-      <w:r>
-        <w:t>sont</w:t>
-      </w:r>
-      <w:r>
-        <w:t xml:space="preserve"> jamais stockés ou affichés en texte clair, ni dans la base de données, ni dans les journaux</w:t>
-      </w:r>
-      <w:r>
-        <w:t xml:space="preserve"> (logs).</w:t>
+        <w:t>es mots de passe ne sont jamais stockés ou affichés en texte clair, ni dans la base de données, ni dans les journaux (logs).</w:t>
       </w:r>
       <w:r>
         <w:t xml:space="preserve"> Pour vérifier si un mot de passe en clair correspond bien au hachage stocké en base (celui produit par `</w:t>
       </w:r>
       <w:proofErr w:type="spellStart"/>
       <w:r>
-        <w:t>password_hash</w:t>
+        <w:t>password_</w:t>
+      </w:r>
+      <w:proofErr w:type="gramStart"/>
+      <w:r>
+        <w:t>hash</w:t>
       </w:r>
       <w:proofErr w:type="spellEnd"/>
       <w:r>
-        <w:t>()`), on utilise la fonction PHP `</w:t>
+        <w:t>(</w:t>
+      </w:r>
+      <w:proofErr w:type="gramEnd"/>
+      <w:r>
+        <w:t>)`), on utilise la fonction PHP `</w:t>
       </w:r>
       <w:proofErr w:type="spellStart"/>
       <w:r>
-        <w:t>password_verify</w:t>
+        <w:t>password_</w:t>
+      </w:r>
+      <w:proofErr w:type="gramStart"/>
+      <w:r>
+        <w:t>verify</w:t>
       </w:r>
       <w:proofErr w:type="spellEnd"/>
       <w:r>
-        <w:t>()`, qui retourne `</w:t>
+        <w:t>(</w:t>
+      </w:r>
+      <w:proofErr w:type="gramEnd"/>
+      <w:r>
+        <w:t>)`, qui retourne `</w:t>
       </w:r>
       <w:proofErr w:type="spellStart"/>
       <w:r>
@@ -4476,39 +4501,240 @@
           <w:sz w:val="28"/>
           <w:szCs w:val="28"/>
         </w:rPr>
-        <w:t xml:space="preserve">5.  </w:t>
-      </w:r>
-      <w:r>
+        <w:t>5.  Certificat numérique, HTTPS et journalisation</w:t>
+      </w:r>
+    </w:p>
+    <w:p>
+      <w:pPr>
+        <w:pStyle w:val="Titre3"/>
         <w:rPr>
           <w:rFonts w:ascii="Aptos Display" w:hAnsi="Aptos Display"/>
           <w:b/>
           <w:bCs/>
           <w:color w:val="auto"/>
-          <w:sz w:val="28"/>
-          <w:szCs w:val="28"/>
-        </w:rPr>
-        <w:t>Certificat numérique, HTTPS et journalisation</w:t>
-      </w:r>
-    </w:p>
-    <w:p>
-      <w:pPr>
-        <w:pStyle w:val="Titre3"/>
+        </w:rPr>
+      </w:pPr>
+      <w:r>
         <w:rPr>
           <w:rFonts w:ascii="Aptos Display" w:hAnsi="Aptos Display"/>
           <w:b/>
           <w:bCs/>
           <w:color w:val="auto"/>
         </w:rPr>
-      </w:pPr>
-      <w:r>
+        <w:t>5.1. Certificat numérique</w:t>
+      </w:r>
+    </w:p>
+    <w:p/>
+    <w:p>
+      <w:pPr>
+        <w:pStyle w:val="Corpsdetexte"/>
+        <w:rPr>
+          <w:sz w:val="22"/>
+          <w:szCs w:val="22"/>
+        </w:rPr>
+      </w:pPr>
+      <w:r>
+        <w:rPr>
+          <w:sz w:val="22"/>
+          <w:szCs w:val="22"/>
+        </w:rPr>
+        <w:t xml:space="preserve">La génération d’un certificat auto-signé repose sur l’utilisation de l’outil </w:t>
+      </w:r>
+      <w:proofErr w:type="spellStart"/>
+      <w:r>
+        <w:rPr>
+          <w:sz w:val="22"/>
+          <w:szCs w:val="22"/>
+        </w:rPr>
+        <w:t>OpenSSL</w:t>
+      </w:r>
+      <w:proofErr w:type="spellEnd"/>
+      <w:r>
+        <w:rPr>
+          <w:sz w:val="22"/>
+          <w:szCs w:val="22"/>
+        </w:rPr>
+        <w:t>, qui permet de créer à la fois une clé privée et un certificat X.509 associé.</w:t>
+      </w:r>
+    </w:p>
+    <w:p>
+      <w:pPr>
+        <w:pStyle w:val="Corpsdetexte"/>
+        <w:rPr>
+          <w:sz w:val="22"/>
+          <w:szCs w:val="22"/>
+        </w:rPr>
+      </w:pPr>
+      <w:r>
+        <w:rPr>
+          <w:sz w:val="22"/>
+          <w:szCs w:val="22"/>
+        </w:rPr>
+        <w:t xml:space="preserve">Dans un premier temps, on se place dans le répertoire dédié aux certificats, puis on exécute une commande qui demande à </w:t>
+      </w:r>
+      <w:proofErr w:type="spellStart"/>
+      <w:r>
+        <w:rPr>
+          <w:sz w:val="22"/>
+          <w:szCs w:val="22"/>
+        </w:rPr>
+        <w:t>OpenSSL</w:t>
+      </w:r>
+      <w:proofErr w:type="spellEnd"/>
+      <w:r>
+        <w:rPr>
+          <w:sz w:val="22"/>
+          <w:szCs w:val="22"/>
+        </w:rPr>
+        <w:t xml:space="preserve"> de générer une nouvelle paire clé/certificat. Cette commande utilise l’algorithme RSA avec une taille de clé de 2048 bits, ce qui constitue aujourd’hui un standard de sécurité courant. Le certificat est auto-signé grâce à l’option -x509, ce qui signifie qu’il est signé par sa propre clé privée et non par une autorité de certification externe.</w:t>
+      </w:r>
+    </w:p>
+    <w:p>
+      <w:pPr>
+        <w:pStyle w:val="Corpsdetexte"/>
+        <w:rPr>
+          <w:sz w:val="22"/>
+          <w:szCs w:val="22"/>
+        </w:rPr>
+      </w:pPr>
+    </w:p>
+    <w:p>
+      <w:pPr>
+        <w:pStyle w:val="Corpsdetexte"/>
+        <w:rPr>
+          <w:sz w:val="20"/>
+        </w:rPr>
+      </w:pPr>
+      <w:r>
+        <w:rPr>
+          <w:sz w:val="22"/>
+          <w:szCs w:val="22"/>
+        </w:rPr>
+        <w:t xml:space="preserve">La durée de validité du certificat est fixée à </w:t>
+      </w:r>
+      <w:r>
+        <w:rPr>
+          <w:sz w:val="22"/>
+          <w:szCs w:val="22"/>
+        </w:rPr>
+        <w:t>1 an</w:t>
+      </w:r>
+      <w:r>
+        <w:rPr>
+          <w:sz w:val="22"/>
+          <w:szCs w:val="22"/>
+        </w:rPr>
+        <w:t xml:space="preserve"> </w:t>
+      </w:r>
+      <w:r>
+        <w:rPr>
+          <w:sz w:val="22"/>
+          <w:szCs w:val="22"/>
+        </w:rPr>
+        <w:t>(-</w:t>
+      </w:r>
+      <w:proofErr w:type="spellStart"/>
+      <w:r>
+        <w:rPr>
+          <w:sz w:val="22"/>
+          <w:szCs w:val="22"/>
+        </w:rPr>
+        <w:t>days</w:t>
+      </w:r>
+      <w:proofErr w:type="spellEnd"/>
+      <w:r>
+        <w:rPr>
+          <w:sz w:val="22"/>
+          <w:szCs w:val="22"/>
+        </w:rPr>
+        <w:t xml:space="preserve"> 365). L’option -</w:t>
+      </w:r>
+      <w:proofErr w:type="spellStart"/>
+      <w:r>
+        <w:rPr>
+          <w:sz w:val="22"/>
+          <w:szCs w:val="22"/>
+        </w:rPr>
+        <w:t>nodes</w:t>
+      </w:r>
+      <w:proofErr w:type="spellEnd"/>
+      <w:r>
+        <w:rPr>
+          <w:sz w:val="22"/>
+          <w:szCs w:val="22"/>
+        </w:rPr>
+        <w:t xml:space="preserve"> permet de ne pas chiffrer la clé privée avec un mot de passe, ce qui simplifie son utilisation dans des environnements de test ou de développement. Enfin, le champ -subj permet de définir directement les informations d’identité du certificat (comme le nom commun CN=localhost, l’organisation et le pays), sans interaction utilisateur.</w:t>
+      </w:r>
+    </w:p>
+    <w:p>
+      <w:pPr>
+        <w:pStyle w:val="Corpsdetexte"/>
+        <w:ind w:left="0"/>
+      </w:pPr>
+    </w:p>
+    <w:p>
+      <w:pPr>
+        <w:pStyle w:val="Corpsdetexte"/>
+      </w:pPr>
+      <w:r>
+        <w:t>Une fois le certificat généré, plusieurs vérifications permettent de s’assurer de sa validité et de sa cohérence.</w:t>
+      </w:r>
+      <w:r>
+        <w:t xml:space="preserve"> On effectue plusieurs vérifications, on vérifie</w:t>
+      </w:r>
+      <w:r>
+        <w:t xml:space="preserve"> sa validité temporelle et son contenu,</w:t>
+      </w:r>
+      <w:r>
+        <w:t xml:space="preserve"> </w:t>
+      </w:r>
+      <w:r>
+        <w:t>sa conformité syntaxique</w:t>
+      </w:r>
+      <w:r>
+        <w:t xml:space="preserve"> </w:t>
+      </w:r>
+      <w:r>
+        <w:t xml:space="preserve">et sa cohérence avec la </w:t>
+      </w:r>
+      <w:r>
+        <w:t>correspondance clé/certificat, qui sera ensuite condensé à l’aide de la fonction de hachage MD5</w:t>
+      </w:r>
+      <w:r>
+        <w:t xml:space="preserve"> afin d’obtenir des empreintes comparables, si les deux sont identiques alors la paire est cohérente</w:t>
+      </w:r>
+      <w:r>
+        <w:t>.</w:t>
+      </w:r>
+    </w:p>
+    <w:p>
+      <w:pPr>
+        <w:pStyle w:val="Corpsdetexte"/>
+        <w:ind w:left="0"/>
+      </w:pPr>
+      <w:r>
+        <w:t>Ces étapes sont essentielles pour éviter des erreurs de configuration, notamment lors de la mise en place de connexions sécurisées (HTTPS, TLS)</w:t>
+      </w:r>
+      <w:r>
+        <w:t>.</w:t>
+      </w:r>
+    </w:p>
+    <w:p>
+      <w:pPr>
+        <w:pStyle w:val="Corpsdetexte"/>
+        <w:ind w:left="0"/>
+      </w:pPr>
+    </w:p>
+    <w:p>
+      <w:pPr>
+        <w:pStyle w:val="Titre3"/>
         <w:rPr>
           <w:rFonts w:ascii="Aptos Display" w:hAnsi="Aptos Display"/>
           <w:b/>
           <w:bCs/>
           <w:color w:val="auto"/>
         </w:rPr>
-        <w:t xml:space="preserve">5.1. </w:t>
-      </w:r>
+      </w:pPr>
       <w:r>
         <w:rPr>
           <w:rFonts w:ascii="Aptos Display" w:hAnsi="Aptos Display"/>
@@ -4516,220 +4742,17 @@
           <w:bCs/>
           <w:color w:val="auto"/>
         </w:rPr>
-        <w:t>Certificat numérique</w:t>
-      </w:r>
-    </w:p>
-    <w:p/>
-    <w:p>
-      <w:pPr>
-        <w:pStyle w:val="Corpsdetexte"/>
-        <w:rPr>
-          <w:sz w:val="22"/>
-          <w:szCs w:val="22"/>
-        </w:rPr>
-      </w:pPr>
-      <w:r>
-        <w:rPr>
-          <w:sz w:val="22"/>
-          <w:szCs w:val="22"/>
-        </w:rPr>
-        <w:t xml:space="preserve">La génération d’un certificat auto-signé repose sur l’utilisation de l’outil </w:t>
-      </w:r>
-      <w:proofErr w:type="spellStart"/>
-      <w:r>
-        <w:rPr>
-          <w:sz w:val="22"/>
-          <w:szCs w:val="22"/>
-        </w:rPr>
-        <w:t>OpenSSL</w:t>
-      </w:r>
-      <w:proofErr w:type="spellEnd"/>
-      <w:r>
-        <w:rPr>
-          <w:sz w:val="22"/>
-          <w:szCs w:val="22"/>
-        </w:rPr>
-        <w:t>, qui permet de créer à la fois une clé privée et un certificat X.509 associé.</w:t>
-      </w:r>
-    </w:p>
-    <w:p>
-      <w:pPr>
-        <w:pStyle w:val="Corpsdetexte"/>
-        <w:rPr>
-          <w:sz w:val="22"/>
-          <w:szCs w:val="22"/>
-        </w:rPr>
-      </w:pPr>
-      <w:r>
-        <w:rPr>
-          <w:sz w:val="22"/>
-          <w:szCs w:val="22"/>
-        </w:rPr>
-        <w:t xml:space="preserve">Dans un premier temps, on se place dans le répertoire dédié aux certificats, puis on exécute une commande qui demande à </w:t>
-      </w:r>
-      <w:proofErr w:type="spellStart"/>
-      <w:r>
-        <w:rPr>
-          <w:sz w:val="22"/>
-          <w:szCs w:val="22"/>
-        </w:rPr>
-        <w:t>OpenSSL</w:t>
-      </w:r>
-      <w:proofErr w:type="spellEnd"/>
-      <w:r>
-        <w:rPr>
-          <w:sz w:val="22"/>
-          <w:szCs w:val="22"/>
-        </w:rPr>
-        <w:t xml:space="preserve"> de générer une nouvelle paire clé/certificat. Cette commande utilise l’algorithme RSA avec une taille de clé de 2048 bits, ce qui constitue aujourd’hui un standard de sécurité courant. Le certificat est auto-signé grâce à l’option -x509, ce qui signifie qu’il est signé par sa propre clé privée et non par une autorité de certification externe.</w:t>
-      </w:r>
-    </w:p>
-    <w:p>
-      <w:pPr>
-        <w:pStyle w:val="Corpsdetexte"/>
-        <w:rPr>
-          <w:sz w:val="22"/>
-          <w:szCs w:val="22"/>
-        </w:rPr>
-      </w:pPr>
-    </w:p>
-    <w:p>
-      <w:pPr>
-        <w:pStyle w:val="Corpsdetexte"/>
-        <w:rPr>
-          <w:sz w:val="20"/>
-        </w:rPr>
-      </w:pPr>
-      <w:r>
-        <w:rPr>
-          <w:sz w:val="22"/>
-          <w:szCs w:val="22"/>
-        </w:rPr>
-        <w:t xml:space="preserve">La durée de validité du certificat est fixée à </w:t>
-      </w:r>
-      <w:r>
-        <w:rPr>
-          <w:sz w:val="22"/>
-          <w:szCs w:val="22"/>
-        </w:rPr>
-        <w:t>1 an</w:t>
-      </w:r>
-      <w:r>
-        <w:rPr>
-          <w:sz w:val="22"/>
-          <w:szCs w:val="22"/>
-        </w:rPr>
-        <w:t xml:space="preserve"> </w:t>
-      </w:r>
-      <w:r>
-        <w:rPr>
-          <w:sz w:val="22"/>
-          <w:szCs w:val="22"/>
-        </w:rPr>
-        <w:t>(-</w:t>
-      </w:r>
-      <w:proofErr w:type="spellStart"/>
-      <w:r>
-        <w:rPr>
-          <w:sz w:val="22"/>
-          <w:szCs w:val="22"/>
-        </w:rPr>
-        <w:t>days</w:t>
-      </w:r>
-      <w:proofErr w:type="spellEnd"/>
-      <w:r>
-        <w:rPr>
-          <w:sz w:val="22"/>
-          <w:szCs w:val="22"/>
-        </w:rPr>
-        <w:t xml:space="preserve"> 365). L’option -</w:t>
-      </w:r>
-      <w:proofErr w:type="spellStart"/>
-      <w:r>
-        <w:rPr>
-          <w:sz w:val="22"/>
-          <w:szCs w:val="22"/>
-        </w:rPr>
-        <w:t>nodes</w:t>
-      </w:r>
-      <w:proofErr w:type="spellEnd"/>
-      <w:r>
-        <w:rPr>
-          <w:sz w:val="22"/>
-          <w:szCs w:val="22"/>
-        </w:rPr>
-        <w:t xml:space="preserve"> permet de ne pas chiffrer la clé privée avec un mot de passe, ce qui simplifie son utilisation dans des environnements de test ou de développement. Enfin, le champ -subj permet de définir directement les informations d’identité du certificat (comme le nom commun CN=localhost, l’organisation et le pays), sans interaction utilisateur.</w:t>
-      </w:r>
-    </w:p>
-    <w:p>
-      <w:pPr>
-        <w:pStyle w:val="Corpsdetexte"/>
-        <w:ind w:left="0"/>
-      </w:pPr>
-    </w:p>
-    <w:p>
-      <w:pPr>
-        <w:pStyle w:val="Corpsdetexte"/>
-      </w:pPr>
-      <w:r>
-        <w:t>Une fois le certificat généré, plusieurs vérifications permettent de s’assurer de sa validité et de sa cohérence.</w:t>
-      </w:r>
-      <w:r>
-        <w:t xml:space="preserve"> On effectue plusieurs vérifications, on vérifie</w:t>
-      </w:r>
-      <w:r>
-        <w:t xml:space="preserve"> sa validité temporelle et son contenu,</w:t>
-      </w:r>
-      <w:r>
-        <w:t xml:space="preserve"> </w:t>
-      </w:r>
-      <w:r>
-        <w:t>sa conformité syntaxique</w:t>
-      </w:r>
-      <w:r>
-        <w:t xml:space="preserve"> </w:t>
-      </w:r>
-      <w:r>
-        <w:t xml:space="preserve">et sa cohérence avec la </w:t>
-      </w:r>
-      <w:r>
-        <w:t>correspondance clé/certificat, qui sera ensuite condensé à l’aide de la fonction de hachage MD5</w:t>
-      </w:r>
-      <w:r>
-        <w:t xml:space="preserve"> afin d’obtenir des empreintes comparables, si les deux sont identiques alors la paire est cohérente</w:t>
-      </w:r>
-      <w:r>
-        <w:t>.</w:t>
-      </w:r>
-    </w:p>
-    <w:p>
-      <w:pPr>
-        <w:pStyle w:val="Corpsdetexte"/>
-        <w:ind w:left="0"/>
-      </w:pPr>
-      <w:r>
-        <w:t>Ces étapes sont essentielles pour éviter des erreurs de configuration, notamment lors de la mise en place de connexions sécurisées (HTTPS, TLS)</w:t>
-      </w:r>
-      <w:r>
-        <w:t>.</w:t>
-      </w:r>
-    </w:p>
-    <w:p>
-      <w:pPr>
-        <w:pStyle w:val="Corpsdetexte"/>
-        <w:ind w:left="0"/>
-      </w:pPr>
-    </w:p>
-    <w:p>
-      <w:pPr>
-        <w:pStyle w:val="Titre3"/>
+        <w:t>5.</w:t>
+      </w:r>
+      <w:r>
         <w:rPr>
           <w:rFonts w:ascii="Aptos Display" w:hAnsi="Aptos Display"/>
           <w:b/>
           <w:bCs/>
           <w:color w:val="auto"/>
         </w:rPr>
-      </w:pPr>
+        <w:t>2</w:t>
+      </w:r>
       <w:r>
         <w:rPr>
           <w:rFonts w:ascii="Aptos Display" w:hAnsi="Aptos Display"/>
@@ -4737,7 +4760,7 @@
           <w:bCs/>
           <w:color w:val="auto"/>
         </w:rPr>
-        <w:t>5.</w:t>
+        <w:t xml:space="preserve">. </w:t>
       </w:r>
       <w:r>
         <w:rPr>
@@ -4746,7 +4769,7 @@
           <w:bCs/>
           <w:color w:val="auto"/>
         </w:rPr>
-        <w:t>2</w:t>
+        <w:t xml:space="preserve">Serveur web </w:t>
       </w:r>
       <w:r>
         <w:rPr>
@@ -4755,24 +4778,6 @@
           <w:bCs/>
           <w:color w:val="auto"/>
         </w:rPr>
-        <w:t xml:space="preserve">. </w:t>
-      </w:r>
-      <w:r>
-        <w:rPr>
-          <w:rFonts w:ascii="Aptos Display" w:hAnsi="Aptos Display"/>
-          <w:b/>
-          <w:bCs/>
-          <w:color w:val="auto"/>
-        </w:rPr>
-        <w:t xml:space="preserve">Serveur web </w:t>
-      </w:r>
-      <w:r>
-        <w:rPr>
-          <w:rFonts w:ascii="Aptos Display" w:hAnsi="Aptos Display"/>
-          <w:b/>
-          <w:bCs/>
-          <w:color w:val="auto"/>
-        </w:rPr>
         <w:t>HTTPS</w:t>
       </w:r>
     </w:p>
@@ -4790,13 +4795,7 @@
       </w:r>
       <w:proofErr w:type="spellEnd"/>
       <w:r>
-        <w:t xml:space="preserve"> activé afin de gérer les communications chiffrées via TLS.</w:t>
-      </w:r>
-      <w:r>
-        <w:t xml:space="preserve"> </w:t>
-      </w:r>
-      <w:r>
-        <w:t xml:space="preserve">Un </w:t>
+        <w:t xml:space="preserve"> activé afin de gérer les communications chiffrées via TLS. Un </w:t>
       </w:r>
       <w:proofErr w:type="spellStart"/>
       <w:r>
@@ -5008,49 +5007,13 @@
         <w:pStyle w:val="Corpsdetexte"/>
       </w:pPr>
       <w:r>
-        <w:t xml:space="preserve">Le certificat utilisé dans </w:t>
-      </w:r>
-      <w:r>
-        <w:t xml:space="preserve">le </w:t>
-      </w:r>
-      <w:r>
-        <w:t>HTTPS joue un double rôle essentiel</w:t>
-      </w:r>
-      <w:r>
-        <w:t xml:space="preserve">, </w:t>
+        <w:t xml:space="preserve">Le certificat utilisé dans le HTTPS joue un double rôle essentiel, </w:t>
       </w:r>
       <w:r>
         <w:t xml:space="preserve">car </w:t>
       </w:r>
       <w:r>
-        <w:t>il permet l’a</w:t>
-      </w:r>
-      <w:r>
-        <w:t>uthentification du serveur</w:t>
-      </w:r>
-      <w:r>
-        <w:t xml:space="preserve"> avec un</w:t>
-      </w:r>
-      <w:r>
-        <w:t xml:space="preserve"> client (navigateur) </w:t>
-      </w:r>
-      <w:r>
-        <w:t xml:space="preserve">qui </w:t>
-      </w:r>
-      <w:r>
-        <w:t>vérifie qu’il communique bien avec le bon serveur, grâce au certificat X.509 présenté</w:t>
-      </w:r>
-      <w:r>
-        <w:t>, mais également de garantir une c</w:t>
-      </w:r>
-      <w:r>
-        <w:t>onfidentialité des échanges</w:t>
-      </w:r>
-      <w:r>
-        <w:t>, car u</w:t>
-      </w:r>
-      <w:r>
-        <w:t>ne fois la connexion établie, le protocole TLS chiffre toutes les données échangées entre le client et le serveur.</w:t>
+        <w:t>il permet l’authentification du serveur avec un client (navigateur) qui vérifie qu’il communique bien avec le bon serveur, grâce au certificat X.509 présenté, mais également de garantir une confidentialité des échanges, car une fois la connexion établie, le protocole TLS chiffre toutes les données échangées entre le client et le serveur.</w:t>
       </w:r>
     </w:p>
     <w:p>
@@ -5290,54 +5253,14 @@
     </w:p>
     <w:p/>
     <w:p>
+      <w:pPr>
+        <w:rPr>
+          <w:rFonts w:ascii="Segoe UI" w:hAnsi="Segoe UI"/>
+        </w:rPr>
+      </w:pPr>
       <w:r>
         <w:t>Au-delà de la simple correction de failles, ce projet illustre une démarche de sécurité en profondeur où chaque couche — base de données, logique applicative, authentification, transport et supervision — joue un rôle complémentaire et indispensable face aux menaces actuelles.</w:t>
       </w:r>
-    </w:p>
-    <w:p>
-      <w:pPr>
-        <w:sectPr>
-          <w:pgSz w:w="11910" w:h="16840"/>
-          <w:pgMar w:top="1440" w:right="708" w:bottom="280" w:left="1417" w:header="720" w:footer="720" w:gutter="0"/>
-          <w:cols w:space="720"/>
-        </w:sectPr>
-      </w:pPr>
-    </w:p>
-    <w:p>
-      <w:pPr>
-        <w:pStyle w:val="Corpsdetexte"/>
-        <w:ind w:left="0"/>
-        <w:rPr>
-          <w:sz w:val="20"/>
-        </w:rPr>
-        <w:sectPr>
-          <w:pgSz w:w="11910" w:h="16840"/>
-          <w:pgMar w:top="1440" w:right="708" w:bottom="280" w:left="1417" w:header="720" w:footer="720" w:gutter="0"/>
-          <w:cols w:space="720"/>
-        </w:sectPr>
-      </w:pPr>
-    </w:p>
-    <w:p>
-      <w:pPr>
-        <w:rPr>
-          <w:sz w:val="24"/>
-        </w:rPr>
-        <w:sectPr>
-          <w:pgSz w:w="11910" w:h="16840"/>
-          <w:pgMar w:top="1360" w:right="708" w:bottom="280" w:left="1417" w:header="720" w:footer="720" w:gutter="0"/>
-          <w:cols w:space="720"/>
-        </w:sectPr>
-      </w:pPr>
-    </w:p>
-    <w:p>
-      <w:pPr>
-        <w:pStyle w:val="Corpsdetexte"/>
-        <w:spacing w:before="245"/>
-        <w:ind w:left="0"/>
-        <w:rPr>
-          <w:rFonts w:ascii="Segoe UI" w:hAnsi="Segoe UI"/>
-        </w:rPr>
-      </w:pPr>
     </w:p>
     <w:sectPr>
       <w:pgSz w:w="11910" w:h="16840"/>
@@ -6859,6 +6782,7 @@
   <w:style w:type="character" w:default="1" w:styleId="Policepardfaut">
     <w:name w:val="Default Paragraph Font"/>
     <w:uiPriority w:val="1"/>
+    <w:semiHidden/>
     <w:unhideWhenUsed/>
   </w:style>
   <w:style w:type="table" w:default="1" w:styleId="TableauNormal">
@@ -7187,8 +7111,10 @@
     <w:rsid w:val="006F78FD"/>
     <w:rsid w:val="007633CD"/>
     <w:rsid w:val="0087582C"/>
+    <w:rsid w:val="00B33E1A"/>
     <w:rsid w:val="00C83587"/>
     <w:rsid w:val="00CC66EB"/>
+    <w:rsid w:val="00D0489A"/>
     <w:rsid w:val="00D72333"/>
   </w:rsids>
   <m:mathPr>
